--- a/zht/docx/178.content.docx
+++ b/zht/docx/178.content.docx
@@ -149,7 +149,7 @@
         <w:rPr>
           <w:lang w:val="zh_TW" w:bidi="zh_TW"/>
         </w:rPr>
-        <w:t>zhang</w:t>
+        <w:t>yuan</w:t>
       </w:r>
       <w:r>
         <w:rPr>
@@ -212,7 +212,7 @@
         <w:rPr>
           <w:lang w:val="zh_TW" w:bidi="zh_TW"/>
         </w:rPr>
-        <w:t>長老</w:t>
+        <w:t>原始福音</w:t>
       </w:r>
       <w:r>
         <w:rPr>
@@ -231,18 +231,40 @@
         <w:rPr>
           <w:lang w:val="zh_TW" w:bidi="zh_TW"/>
         </w:rPr>
-        <w:t>古代世界中，在宗教和世俗領域中行使領導和司法職能的人。他們通常因為在家族、支派或部落中的地位，或因為個性、實力、身材或影響力；或通過任命和授職的過程來行使這種領導職責。新約和使徒後教會中的長老制度（長老團）發展起源於猶太教和舊約，但長老或長老團的角色在古代以色列周圍的世界和新約時期的希臘羅馬世界中也有所發現。</w:t>
+        <w:t>這個詞語意指「第一個福音」。它由兩個希臘詞組成：</w:t>
       </w:r>
-    </w:p>
-    <w:p>
-      <w:pPr>
-        <w:pStyle w:val="Heading3"/>
-      </w:pPr>
+      <w:r>
+        <w:rPr>
+          <w:i/>
+          <w:lang w:val="zh_TW" w:bidi="zh_TW"/>
+        </w:rPr>
+        <w:t>protos</w:t>
+      </w:r>
       <w:r>
         <w:rPr>
           <w:lang w:val="zh_TW" w:bidi="zh_TW"/>
         </w:rPr>
-        <w:t>在舊約中</w:t>
+        <w:t>（意為「第一」）和</w:t>
+      </w:r>
+      <w:r>
+        <w:rPr>
+          <w:i/>
+          <w:lang w:val="zh_TW" w:bidi="zh_TW"/>
+        </w:rPr>
+        <w:t xml:space="preserve">evangelion </w:t>
+      </w:r>
+      <w:r>
+        <w:rPr>
+          <w:lang w:val="zh_TW" w:bidi="zh_TW"/>
+        </w:rPr>
+        <w:t>（意為「福音」或「好消息」）</w:t>
+      </w:r>
+      <w:r>
+        <w:rPr>
+          <w:i/>
+          <w:lang w:val="zh_TW" w:bidi="zh_TW"/>
+        </w:rPr>
+        <w:t>。</w:t>
       </w:r>
     </w:p>
     <w:p>
@@ -256,21 +278,7 @@
         <w:rPr>
           <w:lang w:val="zh_TW" w:bidi="zh_TW"/>
         </w:rPr>
-        <w:t>長老或長老制度與部落制度（the tribal system）密切相關。部落由支派組成，而支派則是由大家族單位組成。在父權制社會中，由於年齡和職能的關係，一個家庭由父親治理。年齡，以及年長者所具備的智慧和成熟，無疑是這些長老行使權威的起源。一個支派由組成它的家族首領（the heads of families）統治，形成了一個長老議會。在戰爭時期，每個支派都派出一支隊伍；這些隊伍由一位族長帶領，這位族長可能是從長老中選出的。</w:t>
-      </w:r>
-    </w:p>
-    <w:p>
-      <w:pPr/>
-      <w:r>
-        <w:rPr>
-          <w:lang w:val="zh_TW" w:bidi="zh_TW"/>
-        </w:rPr>
-      </w:r>
-      <w:r>
-        <w:rPr>
-          <w:lang w:val="zh_TW" w:bidi="zh_TW"/>
-        </w:rPr>
-        <w:t>在以色列的前君主制時期，地方行政和司法行動主要由那些長老掌管。在出埃及記的敘述中，以色列的長老（家族的首領）接受了摩西關於第一次逾越節晚餐的指示（</w:t>
+        <w:t>它指的是在人墮落（人類首次犯罪）之後，神所說出的第一個救贖信息。神對撒但（以蛇的形象出現）說：「我又要叫你和女人彼此為仇； 你的後裔和女人的後裔也彼此為仇。 女人的後裔要傷你的頭； 你要傷他的腳跟」（</w:t>
       </w:r>
       <w:hyperlink r:id="rId13">
         <w:r>
@@ -281,305 +289,7 @@
             <w:color w:val="0000EE"/>
             <w:u w:val="single"/>
           </w:rPr>
-          <w:t>出12:21–22</w:t>
-        </w:r>
-      </w:hyperlink>
-      <w:r>
-        <w:rPr>
-          <w:lang w:val="zh_TW" w:bidi="zh_TW"/>
-        </w:rPr>
-        <w:t>）。在</w:t>
-      </w:r>
-      <w:hyperlink r:id="rId14">
-        <w:r>
-          <w:rPr>
-            <w:lang w:val="zh_TW" w:bidi="zh_TW"/>
-          </w:rPr>
-          <w:rPr>
-            <w:color w:val="0000EE"/>
-            <w:u w:val="single"/>
-          </w:rPr>
-          <w:t>出埃及記十八章12節</w:t>
-        </w:r>
-      </w:hyperlink>
-      <w:r>
-        <w:rPr>
-          <w:lang w:val="zh_TW" w:bidi="zh_TW"/>
-        </w:rPr>
-        <w:t>中，這些長老會見了摩西的岳父葉忒羅，並從這些長老中挑選出值得信任的代表，協助摩西解釋神的律法和執行公義（</w:t>
-      </w:r>
-      <w:hyperlink r:id="rId15">
-        <w:r>
-          <w:rPr>
-            <w:lang w:val="zh_TW" w:bidi="zh_TW"/>
-          </w:rPr>
-          <w:rPr>
-            <w:color w:val="0000EE"/>
-            <w:u w:val="single"/>
-          </w:rPr>
-          <w:t>18:13–23</w:t>
-        </w:r>
-      </w:hyperlink>
-      <w:r>
-        <w:rPr>
-          <w:lang w:val="zh_TW" w:bidi="zh_TW"/>
-        </w:rPr>
-        <w:t>）。同樣，根據</w:t>
-      </w:r>
-      <w:hyperlink r:id="rId16">
-        <w:r>
-          <w:rPr>
-            <w:lang w:val="zh_TW" w:bidi="zh_TW"/>
-          </w:rPr>
-          <w:rPr>
-            <w:color w:val="0000EE"/>
-            <w:u w:val="single"/>
-          </w:rPr>
-          <w:t>民數記十一章16至17節</w:t>
-        </w:r>
-      </w:hyperlink>
-      <w:r>
-        <w:rPr>
-          <w:lang w:val="zh_TW" w:bidi="zh_TW"/>
-        </w:rPr>
-        <w:t>，神指示摩西從以色列的長老中選出七十人來協助他領導百姓。在這段記載中，這些長老被賦予了神的靈的特殊恩賜。在前一個例子中，長老們——被選為與摩西共同管理的人——是那些是被公認為值得信賴的人。</w:t>
-      </w:r>
-    </w:p>
-    <w:p>
-      <w:pPr/>
-      <w:r>
-        <w:rPr>
-          <w:lang w:val="zh_TW" w:bidi="zh_TW"/>
-        </w:rPr>
-      </w:r>
-      <w:r>
-        <w:rPr>
-          <w:lang w:val="zh_TW" w:bidi="zh_TW"/>
-        </w:rPr>
-        <w:t>長老的一個核心職能是司法職責。他們是「審判官（judges）」，坐在「城門口」，也就是古代村莊和城的傳統法庭。在這裡，長老們解決爭端和審理案件，並討論社區事務和作出決定（</w:t>
-      </w:r>
-      <w:hyperlink r:id="rId17">
-        <w:r>
-          <w:rPr>
-            <w:lang w:val="zh_TW" w:bidi="zh_TW"/>
-          </w:rPr>
-          <w:rPr>
-            <w:color w:val="0000EE"/>
-            <w:u w:val="single"/>
-          </w:rPr>
-          <w:t>創23:10、18</w:t>
-        </w:r>
-      </w:hyperlink>
-      <w:r>
-        <w:rPr>
-          <w:lang w:val="zh_TW" w:bidi="zh_TW"/>
-        </w:rPr>
-        <w:t>；</w:t>
-      </w:r>
-      <w:hyperlink r:id="rId18">
-        <w:r>
-          <w:rPr>
-            <w:lang w:val="zh_TW" w:bidi="zh_TW"/>
-          </w:rPr>
-          <w:rPr>
-            <w:color w:val="0000EE"/>
-            <w:u w:val="single"/>
-          </w:rPr>
-          <w:t>伯29:7</w:t>
-        </w:r>
-      </w:hyperlink>
-      <w:r>
-        <w:rPr>
-          <w:lang w:val="zh_TW" w:bidi="zh_TW"/>
-        </w:rPr>
-        <w:t>；</w:t>
-      </w:r>
-      <w:hyperlink r:id="rId19">
-        <w:r>
-          <w:rPr>
-            <w:lang w:val="zh_TW" w:bidi="zh_TW"/>
-          </w:rPr>
-          <w:rPr>
-            <w:color w:val="0000EE"/>
-            <w:u w:val="single"/>
-          </w:rPr>
-          <w:t>箴24:7</w:t>
-        </w:r>
-      </w:hyperlink>
-      <w:r>
-        <w:rPr>
-          <w:lang w:val="zh_TW" w:bidi="zh_TW"/>
-        </w:rPr>
-        <w:t>，</w:t>
-      </w:r>
-      <w:hyperlink r:id="rId20">
-        <w:r>
-          <w:rPr>
-            <w:lang w:val="zh_TW" w:bidi="zh_TW"/>
-          </w:rPr>
-          <w:rPr>
-            <w:color w:val="0000EE"/>
-            <w:u w:val="single"/>
-          </w:rPr>
-          <w:t>31:23</w:t>
-        </w:r>
-      </w:hyperlink>
-      <w:r>
-        <w:rPr>
-          <w:lang w:val="zh_TW" w:bidi="zh_TW"/>
-        </w:rPr>
-        <w:t>）。律法的保存和應用顯然是由坐在城門口的長老掌握（</w:t>
-      </w:r>
-      <w:hyperlink r:id="rId21">
-        <w:r>
-          <w:rPr>
-            <w:lang w:val="zh_TW" w:bidi="zh_TW"/>
-          </w:rPr>
-          <w:rPr>
-            <w:color w:val="0000EE"/>
-            <w:u w:val="single"/>
-          </w:rPr>
-          <w:t>申19:12，</w:t>
-        </w:r>
-      </w:hyperlink>
-      <w:hyperlink r:id="rId22">
-        <w:r>
-          <w:rPr>
-            <w:lang w:val="zh_TW" w:bidi="zh_TW"/>
-          </w:rPr>
-          <w:rPr>
-            <w:color w:val="0000EE"/>
-            <w:u w:val="single"/>
-          </w:rPr>
-          <w:t>21:19，</w:t>
-        </w:r>
-      </w:hyperlink>
-      <w:hyperlink r:id="rId23">
-        <w:r>
-          <w:rPr>
-            <w:lang w:val="zh_TW" w:bidi="zh_TW"/>
-          </w:rPr>
-          <w:rPr>
-            <w:color w:val="0000EE"/>
-            <w:u w:val="single"/>
-          </w:rPr>
-          <w:t>22:15，</w:t>
-        </w:r>
-      </w:hyperlink>
-      <w:hyperlink r:id="rId24">
-        <w:r>
-          <w:rPr>
-            <w:lang w:val="zh_TW" w:bidi="zh_TW"/>
-          </w:rPr>
-          <w:rPr>
-            <w:color w:val="0000EE"/>
-            <w:u w:val="single"/>
-          </w:rPr>
-          <w:t>25:7–10</w:t>
-        </w:r>
-      </w:hyperlink>
-      <w:r>
-        <w:rPr>
-          <w:lang w:val="zh_TW" w:bidi="zh_TW"/>
-        </w:rPr>
-        <w:t>）。</w:t>
-      </w:r>
-      <w:hyperlink r:id="rId25">
-        <w:r>
-          <w:rPr>
-            <w:lang w:val="zh_TW" w:bidi="zh_TW"/>
-          </w:rPr>
-          <w:rPr>
-            <w:color w:val="0000EE"/>
-            <w:u w:val="single"/>
-          </w:rPr>
-          <w:t>路得記四章1至12節</w:t>
-        </w:r>
-      </w:hyperlink>
-      <w:r>
-        <w:rPr>
-          <w:lang w:val="zh_TW" w:bidi="zh_TW"/>
-        </w:rPr>
-        <w:t>很好地描述了這種過程。</w:t>
-      </w:r>
-    </w:p>
-    <w:p>
-      <w:pPr/>
-      <w:r>
-        <w:rPr>
-          <w:lang w:val="zh_TW" w:bidi="zh_TW"/>
-        </w:rPr>
-      </w:r>
-      <w:r>
-        <w:rPr>
-          <w:lang w:val="zh_TW" w:bidi="zh_TW"/>
-        </w:rPr>
-        <w:t>在君主制時期，地方行政和司法權力繼續由長老議會行使。在掃羅統治末期，大衛發送信息和禮物給猶大各城的長老們（</w:t>
-      </w:r>
-      <w:hyperlink r:id="rId26">
-        <w:r>
-          <w:rPr>
-            <w:lang w:val="zh_TW" w:bidi="zh_TW"/>
-          </w:rPr>
-          <w:rPr>
-            <w:color w:val="0000EE"/>
-            <w:u w:val="single"/>
-          </w:rPr>
-          <w:t>撒上30:26</w:t>
-        </w:r>
-      </w:hyperlink>
-      <w:r>
-        <w:rPr>
-          <w:lang w:val="zh_TW" w:bidi="zh_TW"/>
-        </w:rPr>
-        <w:t>），大衛顯然意識到他的有效統治將依賴於他們的善意和忠誠。為了實施對拿伯的陰謀，耶洗別寫信給耶斯列的長老和貴族（</w:t>
-      </w:r>
-      <w:hyperlink r:id="rId27">
-        <w:r>
-          <w:rPr>
-            <w:lang w:val="zh_TW" w:bidi="zh_TW"/>
-          </w:rPr>
-          <w:rPr>
-            <w:color w:val="0000EE"/>
-            <w:u w:val="single"/>
-          </w:rPr>
-          <w:t>王上21:8–11</w:t>
-        </w:r>
-      </w:hyperlink>
-      <w:r>
-        <w:rPr>
-          <w:lang w:val="zh_TW" w:bidi="zh_TW"/>
-        </w:rPr>
-        <w:t>）。這顯示出以色列的長老們已經負責在其管轄範圍內應用律法。除了行政和司法職能外，長老們還承擔了宗教儀式的角色（</w:t>
-      </w:r>
-      <w:hyperlink r:id="rId28">
-        <w:r>
-          <w:rPr>
-            <w:lang w:val="zh_TW" w:bidi="zh_TW"/>
-          </w:rPr>
-          <w:rPr>
-            <w:color w:val="0000EE"/>
-            <w:u w:val="single"/>
-          </w:rPr>
-          <w:t>出24:1、9</w:t>
-        </w:r>
-      </w:hyperlink>
-      <w:r>
-        <w:rPr>
-          <w:lang w:val="zh_TW" w:bidi="zh_TW"/>
-        </w:rPr>
-        <w:t>；</w:t>
-      </w:r>
-      <w:hyperlink r:id="rId29">
-        <w:r>
-          <w:rPr>
-            <w:lang w:val="zh_TW" w:bidi="zh_TW"/>
-          </w:rPr>
-          <w:rPr>
-            <w:color w:val="0000EE"/>
-            <w:u w:val="single"/>
-          </w:rPr>
-          <w:t>利4:14–15</w:t>
+          <w:t>創3:15</w:t>
         </w:r>
       </w:hyperlink>
       <w:r>
@@ -600,9 +310,9 @@
         <w:rPr>
           <w:lang w:val="zh_TW" w:bidi="zh_TW"/>
         </w:rPr>
-        <w:t>長老制度在王國體制崩潰後依然存在。在被擄期間（</w:t>
+        <w:t>在這個原始福音（或第一個福音）中，我們首次看到那位偉大救贖主，啟示出人性（她的後裔）與神性（擊碎蛇的頭）。神應許將有一位救贖主出現，祂將毀滅撒但，但在此過程中祂也將受苦。這是指向耶穌在十字架上的死。藉著那受苦之死，耶穌敗壞了那掌死權的魔鬼（</w:t>
       </w:r>
-      <w:hyperlink r:id="rId30">
+      <w:hyperlink r:id="rId14">
         <w:r>
           <w:rPr>
             <w:lang w:val="zh_TW" w:bidi="zh_TW"/>
@@ -611,556 +321,7 @@
             <w:color w:val="0000EE"/>
             <w:u w:val="single"/>
           </w:rPr>
-          <w:t>結8:1</w:t>
-        </w:r>
-      </w:hyperlink>
-      <w:r>
-        <w:rPr>
-          <w:lang w:val="zh_TW" w:bidi="zh_TW"/>
-        </w:rPr>
-        <w:t>，</w:t>
-      </w:r>
-      <w:hyperlink r:id="rId31">
-        <w:r>
-          <w:rPr>
-            <w:lang w:val="zh_TW" w:bidi="zh_TW"/>
-          </w:rPr>
-          <w:rPr>
-            <w:color w:val="0000EE"/>
-            <w:u w:val="single"/>
-          </w:rPr>
-          <w:t>14:1</w:t>
-        </w:r>
-      </w:hyperlink>
-      <w:r>
-        <w:rPr>
-          <w:lang w:val="zh_TW" w:bidi="zh_TW"/>
-        </w:rPr>
-        <w:t>，</w:t>
-      </w:r>
-      <w:hyperlink r:id="rId32">
-        <w:r>
-          <w:rPr>
-            <w:lang w:val="zh_TW" w:bidi="zh_TW"/>
-          </w:rPr>
-          <w:rPr>
-            <w:color w:val="0000EE"/>
-            <w:u w:val="single"/>
-          </w:rPr>
-          <w:t>20:1–3</w:t>
-        </w:r>
-      </w:hyperlink>
-      <w:r>
-        <w:rPr>
-          <w:lang w:val="zh_TW" w:bidi="zh_TW"/>
-        </w:rPr>
-        <w:t>）以及被擄歸回後（例如，</w:t>
-      </w:r>
-      <w:hyperlink r:id="rId33">
-        <w:r>
-          <w:rPr>
-            <w:lang w:val="zh_TW" w:bidi="zh_TW"/>
-          </w:rPr>
-          <w:rPr>
-            <w:color w:val="0000EE"/>
-            <w:u w:val="single"/>
-          </w:rPr>
-          <w:t>拉10:16</w:t>
-        </w:r>
-      </w:hyperlink>
-      <w:r>
-        <w:rPr>
-          <w:lang w:val="zh_TW" w:bidi="zh_TW"/>
-        </w:rPr>
-        <w:t>），長老們依然存在。</w:t>
-      </w:r>
-    </w:p>
-    <w:p>
-      <w:pPr>
-        <w:pStyle w:val="Heading3"/>
-      </w:pPr>
-      <w:r>
-        <w:rPr>
-          <w:lang w:val="zh_TW" w:bidi="zh_TW"/>
-        </w:rPr>
-        <w:t>在新約時期的猶太教中</w:t>
-      </w:r>
-    </w:p>
-    <w:p>
-      <w:pPr/>
-      <w:r>
-        <w:rPr>
-          <w:lang w:val="zh_TW" w:bidi="zh_TW"/>
-        </w:rPr>
-      </w:r>
-      <w:r>
-        <w:rPr>
-          <w:lang w:val="zh_TW" w:bidi="zh_TW"/>
-        </w:rPr>
-        <w:t>基督教的長老職分（office，或職能〔function〕）源自猶太教中的一個類似制度，雖然使用「長老」這一頭銜來稱呼各種希臘邪教組織的官員和村莊的地方官員，這可能影響了外邦教會中社區結構的發展。在前三卷福音書和使徒行傳中，多次提到長老作為猶太教社區和宗教生活中的職能人物。通常他們與其他一組或多組職能人員一起被提及：「長老、祭司長、文士」（</w:t>
-      </w:r>
-      <w:hyperlink r:id="rId34">
-        <w:r>
-          <w:rPr>
-            <w:lang w:val="zh_TW" w:bidi="zh_TW"/>
-          </w:rPr>
-          <w:rPr>
-            <w:color w:val="0000EE"/>
-            <w:u w:val="single"/>
-          </w:rPr>
-          <w:t>太16:21</w:t>
-        </w:r>
-      </w:hyperlink>
-      <w:r>
-        <w:rPr>
-          <w:lang w:val="zh_TW" w:bidi="zh_TW"/>
-        </w:rPr>
-        <w:t>）；「祭司長和民間的長老」（</w:t>
-      </w:r>
-      <w:hyperlink r:id="rId35">
-        <w:r>
-          <w:rPr>
-            <w:lang w:val="zh_TW" w:bidi="zh_TW"/>
-          </w:rPr>
-          <w:rPr>
-            <w:color w:val="0000EE"/>
-            <w:u w:val="single"/>
-          </w:rPr>
-          <w:t>21:23</w:t>
-        </w:r>
-      </w:hyperlink>
-      <w:r>
-        <w:rPr>
-          <w:lang w:val="zh_TW" w:bidi="zh_TW"/>
-        </w:rPr>
-        <w:t>，</w:t>
-      </w:r>
-      <w:hyperlink r:id="rId36">
-        <w:r>
-          <w:rPr>
-            <w:lang w:val="zh_TW" w:bidi="zh_TW"/>
-          </w:rPr>
-          <w:rPr>
-            <w:color w:val="0000EE"/>
-            <w:u w:val="single"/>
-          </w:rPr>
-          <w:t>26:3、47</w:t>
-        </w:r>
-      </w:hyperlink>
-      <w:r>
-        <w:rPr>
-          <w:lang w:val="zh_TW" w:bidi="zh_TW"/>
-        </w:rPr>
-        <w:t>）；「文士和長老」（</w:t>
-      </w:r>
-      <w:hyperlink r:id="rId37">
-        <w:r>
-          <w:rPr>
-            <w:lang w:val="zh_TW" w:bidi="zh_TW"/>
-          </w:rPr>
-          <w:rPr>
-            <w:color w:val="0000EE"/>
-            <w:u w:val="single"/>
-          </w:rPr>
-          <w:t>26:57</w:t>
-        </w:r>
-      </w:hyperlink>
-      <w:r>
-        <w:rPr>
-          <w:lang w:val="zh_TW" w:bidi="zh_TW"/>
-        </w:rPr>
-        <w:t>，</w:t>
-      </w:r>
-      <w:hyperlink r:id="rId38">
-        <w:r>
-          <w:rPr>
-            <w:lang w:val="zh_TW" w:bidi="zh_TW"/>
-          </w:rPr>
-          <w:rPr>
-            <w:color w:val="0000EE"/>
-            <w:u w:val="single"/>
-          </w:rPr>
-          <w:t>27:41</w:t>
-        </w:r>
-      </w:hyperlink>
-      <w:r>
-        <w:rPr>
-          <w:lang w:val="zh_TW" w:bidi="zh_TW"/>
-        </w:rPr>
-        <w:t>）；「祭司長和民間的長老」（</w:t>
-      </w:r>
-      <w:hyperlink r:id="rId39">
-        <w:r>
-          <w:rPr>
-            <w:lang w:val="zh_TW" w:bidi="zh_TW"/>
-          </w:rPr>
-          <w:rPr>
-            <w:color w:val="0000EE"/>
-            <w:u w:val="single"/>
-          </w:rPr>
-          <w:t>27:1、3、12、20</w:t>
-        </w:r>
-      </w:hyperlink>
-      <w:r>
-        <w:rPr>
-          <w:lang w:val="zh_TW" w:bidi="zh_TW"/>
-        </w:rPr>
-        <w:t>）；「官府、長老，和文士」（</w:t>
-      </w:r>
-      <w:hyperlink r:id="rId40">
-        <w:r>
-          <w:rPr>
-            <w:lang w:val="zh_TW" w:bidi="zh_TW"/>
-          </w:rPr>
-          <w:rPr>
-            <w:color w:val="0000EE"/>
-            <w:u w:val="single"/>
-          </w:rPr>
-          <w:t>徒4:5</w:t>
-        </w:r>
-      </w:hyperlink>
-      <w:r>
-        <w:rPr>
-          <w:lang w:val="zh_TW" w:bidi="zh_TW"/>
-        </w:rPr>
-        <w:t>）；「百姓的官府和長老」（</w:t>
-      </w:r>
-      <w:hyperlink r:id="rId41">
-        <w:r>
-          <w:rPr>
-            <w:lang w:val="zh_TW" w:bidi="zh_TW"/>
-          </w:rPr>
-          <w:rPr>
-            <w:color w:val="0000EE"/>
-            <w:u w:val="single"/>
-          </w:rPr>
-          <w:t>8</w:t>
-        </w:r>
-      </w:hyperlink>
-      <w:r>
-        <w:rPr>
-          <w:lang w:val="zh_TW" w:bidi="zh_TW"/>
-        </w:rPr>
-        <w:t>）。從這些新約經文中，我們無法確定他們的具體職能，或者他們與官府或文士的區別。然而，猶太長老的職責在</w:t>
-      </w:r>
-      <w:r>
-        <w:rPr>
-          <w:lang w:val="zh_TW" w:bidi="zh_TW"/>
-        </w:rPr>
-        <w:t>米示拿</w:t>
-      </w:r>
-      <w:r>
-        <w:rPr>
-          <w:lang w:val="zh_TW" w:bidi="zh_TW"/>
-        </w:rPr>
-        <w:t>的</w:t>
-      </w:r>
-      <w:r>
-        <w:rPr>
-          <w:i/>
-          <w:lang w:val="zh_TW" w:bidi="zh_TW"/>
-        </w:rPr>
-        <w:t>論公會</w:t>
-      </w:r>
-      <w:r>
-        <w:rPr>
-          <w:lang w:val="zh_TW" w:bidi="zh_TW"/>
-        </w:rPr>
-        <w:t>中有明確描述，以及在死海古卷中發現的昆蘭苦修社群規則書中，有明確的描述。</w:t>
-      </w:r>
-    </w:p>
-    <w:p>
-      <w:pPr/>
-      <w:r>
-        <w:rPr>
-          <w:lang w:val="zh_TW" w:bidi="zh_TW"/>
-        </w:rPr>
-      </w:r>
-      <w:r>
-        <w:rPr>
-          <w:lang w:val="zh_TW" w:bidi="zh_TW"/>
-        </w:rPr>
-        <w:t>每個猶太社區都有其長老會，負責一般的行政監督，並代表其社區與羅馬當局打交道。他們的主要職責是司法職能。他們是律法及其傳統解釋的保管人（custodians，見</w:t>
-      </w:r>
-      <w:hyperlink r:id="rId42">
-        <w:r>
-          <w:rPr>
-            <w:lang w:val="zh_TW" w:bidi="zh_TW"/>
-          </w:rPr>
-          <w:rPr>
-            <w:color w:val="0000EE"/>
-            <w:u w:val="single"/>
-          </w:rPr>
-          <w:t>太15:2</w:t>
-        </w:r>
-      </w:hyperlink>
-      <w:r>
-        <w:rPr>
-          <w:lang w:val="zh_TW" w:bidi="zh_TW"/>
-        </w:rPr>
-        <w:t>），並負責執行律法和懲罰違法者。這些長老會中最重要的是耶路撒冷的公會，這是一個由71人組成的團體，作為全國的最高法院。</w:t>
-      </w:r>
-    </w:p>
-    <w:p>
-      <w:pPr>
-        <w:pStyle w:val="Heading3"/>
-      </w:pPr>
-      <w:r>
-        <w:rPr>
-          <w:lang w:val="zh_TW" w:bidi="zh_TW"/>
-        </w:rPr>
-        <w:t>在基督教群體中</w:t>
-      </w:r>
-    </w:p>
-    <w:p>
-      <w:pPr/>
-      <w:r>
-        <w:rPr>
-          <w:lang w:val="zh_TW" w:bidi="zh_TW"/>
-        </w:rPr>
-      </w:r>
-      <w:r>
-        <w:rPr>
-          <w:lang w:val="zh_TW" w:bidi="zh_TW"/>
-        </w:rPr>
-        <w:t>由於初期教會逐漸認為自己是新的以色列（</w:t>
-      </w:r>
-      <w:hyperlink r:id="rId43">
-        <w:r>
-          <w:rPr>
-            <w:lang w:val="zh_TW" w:bidi="zh_TW"/>
-          </w:rPr>
-          <w:rPr>
-            <w:color w:val="0000EE"/>
-            <w:u w:val="single"/>
-          </w:rPr>
-          <w:t>太21:43</w:t>
-        </w:r>
-      </w:hyperlink>
-      <w:r>
-        <w:rPr>
-          <w:lang w:val="zh_TW" w:bidi="zh_TW"/>
-        </w:rPr>
-        <w:t>；</w:t>
-      </w:r>
-      <w:hyperlink r:id="rId44">
-        <w:r>
-          <w:rPr>
-            <w:lang w:val="zh_TW" w:bidi="zh_TW"/>
-          </w:rPr>
-          <w:rPr>
-            <w:color w:val="0000EE"/>
-            <w:u w:val="single"/>
-          </w:rPr>
-          <w:t>加6:16</w:t>
-        </w:r>
-      </w:hyperlink>
-      <w:r>
-        <w:rPr>
-          <w:lang w:val="zh_TW" w:bidi="zh_TW"/>
-        </w:rPr>
-        <w:t>），因此他們逐漸採用長老制度是可以理解的。雖然很難確定早期基督徒團體中所遵循的秩序，因為這些秩序根據地點和時代的不同，在形式和範圍上顯然有所不同，但長老的存在和職能確實是早期教會生活現實的一部分。</w:t>
-      </w:r>
-    </w:p>
-    <w:p>
-      <w:pPr/>
-      <w:r>
-        <w:rPr>
-          <w:lang w:val="zh_TW" w:bidi="zh_TW"/>
-        </w:rPr>
-      </w:r>
-      <w:r>
-        <w:rPr>
-          <w:lang w:val="zh_TW" w:bidi="zh_TW"/>
-        </w:rPr>
-        <w:t>在路加福音關於基督教起源和傳播的記述中，長老已經出現在耶路撒冷的教會中。在使徒行傳中，我們看到安提阿的基督徒派發饑荒救濟物資，「把捐項託巴拿巴和掃羅送到（猶大教會的）眾長老那裡」（</w:t>
-      </w:r>
-      <w:hyperlink r:id="rId45">
-        <w:r>
-          <w:rPr>
-            <w:lang w:val="zh_TW" w:bidi="zh_TW"/>
-          </w:rPr>
-          <w:rPr>
-            <w:color w:val="0000EE"/>
-            <w:u w:val="single"/>
-          </w:rPr>
-          <w:t>徒11:30</w:t>
-        </w:r>
-      </w:hyperlink>
-      <w:r>
-        <w:rPr>
-          <w:lang w:val="zh_TW" w:bidi="zh_TW"/>
-        </w:rPr>
-        <w:t>）。在保羅和巴拿巴的第一次宣教之旅中，他們「在各教會中選立了長老」（</w:t>
-      </w:r>
-      <w:hyperlink r:id="rId46">
-        <w:r>
-          <w:rPr>
-            <w:lang w:val="zh_TW" w:bidi="zh_TW"/>
-          </w:rPr>
-          <w:rPr>
-            <w:color w:val="0000EE"/>
-            <w:u w:val="single"/>
-          </w:rPr>
-          <w:t>14:23</w:t>
-        </w:r>
-      </w:hyperlink>
-      <w:r>
-        <w:rPr>
-          <w:lang w:val="zh_TW" w:bidi="zh_TW"/>
-        </w:rPr>
-        <w:t>）。後來，保羅和巴拿巴從安提阿被派往耶路撒冷，就外邦基督徒是否需要受割禮的問題「去見使徒和長老」（</w:t>
-      </w:r>
-      <w:hyperlink r:id="rId47">
-        <w:r>
-          <w:rPr>
-            <w:lang w:val="zh_TW" w:bidi="zh_TW"/>
-          </w:rPr>
-          <w:rPr>
-            <w:color w:val="0000EE"/>
-            <w:u w:val="single"/>
-          </w:rPr>
-          <w:t>15:2</w:t>
-        </w:r>
-      </w:hyperlink>
-      <w:r>
-        <w:rPr>
-          <w:lang w:val="zh_TW" w:bidi="zh_TW"/>
-        </w:rPr>
-        <w:t>），「教會和使徒並長老都接待他們」（</w:t>
-      </w:r>
-      <w:hyperlink r:id="rId48">
-        <w:r>
-          <w:rPr>
-            <w:lang w:val="zh_TW" w:bidi="zh_TW"/>
-          </w:rPr>
-          <w:rPr>
-            <w:color w:val="0000EE"/>
-            <w:u w:val="single"/>
-          </w:rPr>
-          <w:t>4</w:t>
-        </w:r>
-      </w:hyperlink>
-      <w:r>
-        <w:rPr>
-          <w:lang w:val="zh_TW" w:bidi="zh_TW"/>
-        </w:rPr>
-        <w:t>節），他們聚集起來聽取案件並解決這個問題（</w:t>
-      </w:r>
-      <w:hyperlink r:id="rId49">
-        <w:r>
-          <w:rPr>
-            <w:lang w:val="zh_TW" w:bidi="zh_TW"/>
-          </w:rPr>
-          <w:rPr>
-            <w:color w:val="0000EE"/>
-            <w:u w:val="single"/>
-          </w:rPr>
-          <w:t>6–23</w:t>
-        </w:r>
-      </w:hyperlink>
-      <w:r>
-        <w:rPr>
-          <w:lang w:val="zh_TW" w:bidi="zh_TW"/>
-        </w:rPr>
-        <w:t>節）。</w:t>
-      </w:r>
-    </w:p>
-    <w:p>
-      <w:pPr/>
-      <w:r>
-        <w:rPr>
-          <w:lang w:val="zh_TW" w:bidi="zh_TW"/>
-        </w:rPr>
-      </w:r>
-      <w:r>
-        <w:rPr>
-          <w:lang w:val="zh_TW" w:bidi="zh_TW"/>
-        </w:rPr>
-        <w:t>關於這些長老的身份以及他們是如何被選立的，聖經並沒有給予詳細的說明。然而，根據猶太人的傳統，我們似乎可以推測他們的年齡和在群體中的顯赫地位，賦予他們有資格在教會中擔任特殊的服事角色。猶太人對年長者的敬重是根深蒂固的，而「長老」（presbyter）這個名稱正是源自猶太人的用法。此外，這些耶路撒冷教會中的首批長老也有可能是由使徒透過按手禮選立的，就像選立「七個人」來執行特別的服事（徒</w:t>
-      </w:r>
-      <w:hyperlink r:id="rId50">
-        <w:r>
-          <w:rPr>
-            <w:lang w:val="zh_TW" w:bidi="zh_TW"/>
-          </w:rPr>
-          <w:rPr>
-            <w:color w:val="0000EE"/>
-            <w:u w:val="single"/>
-          </w:rPr>
-          <w:t>6:1–6</w:t>
-        </w:r>
-      </w:hyperlink>
-      <w:r>
-        <w:rPr>
-          <w:lang w:val="zh_TW" w:bidi="zh_TW"/>
-        </w:rPr>
-        <w:t>）一樣。顯然這些長老在基督徒群體中的職能與猶太社群和公會中的長老相似（</w:t>
-      </w:r>
-      <w:hyperlink r:id="rId45">
-        <w:r>
-          <w:rPr>
-            <w:lang w:val="zh_TW" w:bidi="zh_TW"/>
-          </w:rPr>
-          <w:rPr>
-            <w:color w:val="0000EE"/>
-            <w:u w:val="single"/>
-          </w:rPr>
-          <w:t>11:30</w:t>
-        </w:r>
-      </w:hyperlink>
-      <w:r>
-        <w:rPr>
-          <w:lang w:val="zh_TW" w:bidi="zh_TW"/>
-        </w:rPr>
-        <w:t>，</w:t>
-      </w:r>
-      <w:hyperlink r:id="rId51">
-        <w:r>
-          <w:rPr>
-            <w:lang w:val="zh_TW" w:bidi="zh_TW"/>
-          </w:rPr>
-          <w:rPr>
-            <w:color w:val="0000EE"/>
-            <w:u w:val="single"/>
-          </w:rPr>
-          <w:t>15:2–6、22–23</w:t>
-        </w:r>
-      </w:hyperlink>
-      <w:r>
-        <w:rPr>
-          <w:lang w:val="zh_TW" w:bidi="zh_TW"/>
-        </w:rPr>
-        <w:t>，</w:t>
-      </w:r>
-      <w:hyperlink r:id="rId52">
-        <w:r>
-          <w:rPr>
-            <w:lang w:val="zh_TW" w:bidi="zh_TW"/>
-          </w:rPr>
-          <w:rPr>
-            <w:color w:val="0000EE"/>
-            <w:u w:val="single"/>
-          </w:rPr>
-          <w:t>16:4</w:t>
-        </w:r>
-      </w:hyperlink>
-      <w:r>
-        <w:rPr>
-          <w:lang w:val="zh_TW" w:bidi="zh_TW"/>
-        </w:rPr>
-        <w:t>，</w:t>
-      </w:r>
-      <w:hyperlink r:id="rId53">
-        <w:r>
-          <w:rPr>
-            <w:lang w:val="zh_TW" w:bidi="zh_TW"/>
-          </w:rPr>
-          <w:rPr>
-            <w:color w:val="0000EE"/>
-            <w:u w:val="single"/>
-          </w:rPr>
-          <w:t>21:18</w:t>
+          <w:t>來2:14</w:t>
         </w:r>
       </w:hyperlink>
       <w:r>
@@ -1168,995 +329,6 @@
           <w:lang w:val="zh_TW" w:bidi="zh_TW"/>
         </w:rPr>
         <w:t>）。</w:t>
-      </w:r>
-    </w:p>
-    <w:p>
-      <w:pPr/>
-      <w:r>
-        <w:rPr>
-          <w:lang w:val="zh_TW" w:bidi="zh_TW"/>
-        </w:rPr>
-      </w:r>
-      <w:r>
-        <w:rPr>
-          <w:lang w:val="zh_TW" w:bidi="zh_TW"/>
-        </w:rPr>
-        <w:t>儘管保羅在最早的書信中並未提到長老，但保羅顯然在外邦教會中延續了這一傳統。長老僅在教牧書信（</w:t>
-      </w:r>
-      <w:hyperlink r:id="rId54">
-        <w:r>
-          <w:rPr>
-            <w:lang w:val="zh_TW" w:bidi="zh_TW"/>
-          </w:rPr>
-          <w:rPr>
-            <w:color w:val="0000EE"/>
-            <w:u w:val="single"/>
-          </w:rPr>
-          <w:t>提前5:17、19</w:t>
-        </w:r>
-      </w:hyperlink>
-      <w:r>
-        <w:rPr>
-          <w:lang w:val="zh_TW" w:bidi="zh_TW"/>
-        </w:rPr>
-        <w:t>；</w:t>
-      </w:r>
-      <w:hyperlink r:id="rId55">
-        <w:r>
-          <w:rPr>
-            <w:lang w:val="zh_TW" w:bidi="zh_TW"/>
-          </w:rPr>
-          <w:rPr>
-            <w:color w:val="0000EE"/>
-            <w:u w:val="single"/>
-          </w:rPr>
-          <w:t>多1:5</w:t>
-        </w:r>
-      </w:hyperlink>
-      <w:r>
-        <w:rPr>
-          <w:lang w:val="zh_TW" w:bidi="zh_TW"/>
-        </w:rPr>
-        <w:t>）中被提到。在保羅最後一次前往耶路撒冷的旅程中，他召集了以弗所教會的長老到米利都（</w:t>
-      </w:r>
-      <w:hyperlink r:id="rId56">
-        <w:r>
-          <w:rPr>
-            <w:lang w:val="zh_TW" w:bidi="zh_TW"/>
-          </w:rPr>
-          <w:rPr>
-            <w:color w:val="0000EE"/>
-            <w:u w:val="single"/>
-          </w:rPr>
-          <w:t>徒20:17</w:t>
-        </w:r>
-      </w:hyperlink>
-      <w:r>
-        <w:rPr>
-          <w:lang w:val="zh_TW" w:bidi="zh_TW"/>
-        </w:rPr>
-        <w:t>），向他們告別，並囑咐他們要忠實地履行監督和牧養基督徒群羊，即神的教會這一責任（</w:t>
-      </w:r>
-      <w:hyperlink r:id="rId57">
-        <w:r>
-          <w:rPr>
-            <w:lang w:val="zh_TW" w:bidi="zh_TW"/>
-          </w:rPr>
-          <w:rPr>
-            <w:color w:val="0000EE"/>
-            <w:u w:val="single"/>
-          </w:rPr>
-          <w:t>20:28</w:t>
-        </w:r>
-      </w:hyperlink>
-      <w:r>
-        <w:rPr>
-          <w:lang w:val="zh_TW" w:bidi="zh_TW"/>
-        </w:rPr>
-        <w:t>）。</w:t>
-      </w:r>
-    </w:p>
-    <w:p>
-      <w:pPr/>
-      <w:r>
-        <w:rPr>
-          <w:lang w:val="zh_TW" w:bidi="zh_TW"/>
-        </w:rPr>
-      </w:r>
-      <w:r>
-        <w:rPr>
-          <w:lang w:val="zh_TW" w:bidi="zh_TW"/>
-        </w:rPr>
-        <w:t>在保羅的早期書信中，雖然沒有明確提到長老，但他們可能是領導教會聚會的領袖之一（</w:t>
-      </w:r>
-      <w:hyperlink r:id="rId58">
-        <w:r>
-          <w:rPr>
-            <w:lang w:val="zh_TW" w:bidi="zh_TW"/>
-          </w:rPr>
-          <w:rPr>
-            <w:color w:val="0000EE"/>
-            <w:u w:val="single"/>
-          </w:rPr>
-          <w:t>羅12:8</w:t>
-        </w:r>
-      </w:hyperlink>
-      <w:r>
-        <w:rPr>
-          <w:lang w:val="zh_TW" w:bidi="zh_TW"/>
-        </w:rPr>
-        <w:t>；</w:t>
-      </w:r>
-      <w:hyperlink r:id="rId59">
-        <w:r>
-          <w:rPr>
-            <w:lang w:val="zh_TW" w:bidi="zh_TW"/>
-          </w:rPr>
-          <w:rPr>
-            <w:color w:val="0000EE"/>
-            <w:u w:val="single"/>
-          </w:rPr>
-          <w:t>帖前5:12–13</w:t>
-        </w:r>
-      </w:hyperlink>
-      <w:r>
-        <w:rPr>
-          <w:lang w:val="zh_TW" w:bidi="zh_TW"/>
-        </w:rPr>
-        <w:t>）。</w:t>
-      </w:r>
-      <w:hyperlink r:id="rId60">
-        <w:r>
-          <w:rPr>
-            <w:lang w:val="zh_TW" w:bidi="zh_TW"/>
-          </w:rPr>
-          <w:rPr>
-            <w:color w:val="0000EE"/>
-            <w:u w:val="single"/>
-          </w:rPr>
-          <w:t>腓立比書一章1節</w:t>
-        </w:r>
-      </w:hyperlink>
-      <w:r>
-        <w:rPr>
-          <w:lang w:val="zh_TW" w:bidi="zh_TW"/>
-        </w:rPr>
-        <w:t>清楚的顯示了在年輕的保羅教會中已經有明確的領導層次（「監督和執事」）。而</w:t>
-      </w:r>
-      <w:hyperlink r:id="rId54">
-        <w:r>
-          <w:rPr>
-            <w:lang w:val="zh_TW" w:bidi="zh_TW"/>
-          </w:rPr>
-          <w:rPr>
-            <w:color w:val="0000EE"/>
-            <w:u w:val="single"/>
-          </w:rPr>
-          <w:t>提摩太前書五章17節</w:t>
-        </w:r>
-      </w:hyperlink>
-      <w:r>
-        <w:rPr>
-          <w:lang w:val="zh_TW" w:bidi="zh_TW"/>
-        </w:rPr>
-        <w:t>反映了通常被認為是教會治理發展的後期階段，將講道和教導的職能歸於管理教會的長老。此外，</w:t>
-      </w:r>
-      <w:hyperlink r:id="rId61">
-        <w:r>
-          <w:rPr>
-            <w:lang w:val="zh_TW" w:bidi="zh_TW"/>
-          </w:rPr>
-          <w:rPr>
-            <w:color w:val="0000EE"/>
-            <w:u w:val="single"/>
-          </w:rPr>
-          <w:t>彼得前書五章1至5節</w:t>
-        </w:r>
-      </w:hyperlink>
-      <w:r>
-        <w:rPr>
-          <w:lang w:val="zh_TW" w:bidi="zh_TW"/>
-        </w:rPr>
-        <w:t>和</w:t>
-      </w:r>
-      <w:hyperlink r:id="rId62">
-        <w:r>
-          <w:rPr>
-            <w:lang w:val="zh_TW" w:bidi="zh_TW"/>
-          </w:rPr>
-          <w:rPr>
-            <w:color w:val="0000EE"/>
-            <w:u w:val="single"/>
-          </w:rPr>
-          <w:t>雅各書五章14節</w:t>
-        </w:r>
-      </w:hyperlink>
-      <w:r>
-        <w:rPr>
-          <w:lang w:val="zh_TW" w:bidi="zh_TW"/>
-        </w:rPr>
-        <w:t>中的經文也暗示基督教長老承擔了牧養的職責。</w:t>
-      </w:r>
-    </w:p>
-    <w:p>
-      <w:pPr/>
-      <w:r>
-        <w:rPr>
-          <w:lang w:val="zh_TW" w:bidi="zh_TW"/>
-        </w:rPr>
-      </w:r>
-      <w:r>
-        <w:rPr>
-          <w:lang w:val="zh_TW" w:bidi="zh_TW"/>
-        </w:rPr>
-        <w:t>有一段經文可能表明使徒（彼得）也是一位長老：「我這作長老、作基督受苦的見證……勸你們中間與我同作長老的人」（</w:t>
-      </w:r>
-      <w:hyperlink r:id="rId63">
-        <w:r>
-          <w:rPr>
-            <w:lang w:val="zh_TW" w:bidi="zh_TW"/>
-          </w:rPr>
-          <w:rPr>
-            <w:color w:val="0000EE"/>
-            <w:u w:val="single"/>
-          </w:rPr>
-          <w:t>彼前5:1a</w:t>
-        </w:r>
-      </w:hyperlink>
-      <w:r>
-        <w:rPr>
-          <w:lang w:val="zh_TW" w:bidi="zh_TW"/>
-        </w:rPr>
-        <w:t>）。這段經文可能表明長老是被任命的，其職責是使徒事奉的延伸。保羅在離開某些教會之前，他在教會中任命長老的做法或許也支持這一看法。後來教會傳統中將約翰</w:t>
-      </w:r>
-      <w:r>
-        <w:rPr>
-          <w:lang w:val="zh_TW" w:bidi="zh_TW"/>
-        </w:rPr>
-        <w:t>貳</w:t>
-      </w:r>
-      <w:r>
-        <w:rPr>
-          <w:lang w:val="zh_TW" w:bidi="zh_TW"/>
-        </w:rPr>
-        <w:t>書和約翰</w:t>
-      </w:r>
-      <w:r>
-        <w:rPr>
-          <w:lang w:val="zh_TW" w:bidi="zh_TW"/>
-        </w:rPr>
-        <w:t>參</w:t>
-      </w:r>
-      <w:r>
-        <w:rPr>
-          <w:lang w:val="zh_TW" w:bidi="zh_TW"/>
-        </w:rPr>
-        <w:t>書中的「長老」視為使徒約翰，也指向類似的方向。儘管這樣的認定是隱含的，即使徒可以擔任長老的功能，但長老卻不能擔任使徒的職責。</w:t>
-      </w:r>
-    </w:p>
-    <w:p>
-      <w:pPr/>
-      <w:r>
-        <w:rPr>
-          <w:lang w:val="zh_TW" w:bidi="zh_TW"/>
-        </w:rPr>
-      </w:r>
-      <w:r>
-        <w:rPr>
-          <w:lang w:val="zh_TW" w:bidi="zh_TW"/>
-        </w:rPr>
-        <w:t>長老承擔了多項職責。例如，</w:t>
-      </w:r>
-      <w:hyperlink r:id="rId54">
-        <w:r>
-          <w:rPr>
-            <w:lang w:val="zh_TW" w:bidi="zh_TW"/>
-          </w:rPr>
-          <w:rPr>
-            <w:color w:val="0000EE"/>
-            <w:u w:val="single"/>
-          </w:rPr>
-          <w:t>提摩太前書五章17節</w:t>
-        </w:r>
-      </w:hyperlink>
-      <w:r>
-        <w:rPr>
-          <w:lang w:val="zh_TW" w:bidi="zh_TW"/>
-        </w:rPr>
-        <w:t>提到長老參與講道和教導的事工；</w:t>
-      </w:r>
-      <w:hyperlink r:id="rId62">
-        <w:r>
-          <w:rPr>
-            <w:lang w:val="zh_TW" w:bidi="zh_TW"/>
-          </w:rPr>
-          <w:rPr>
-            <w:color w:val="0000EE"/>
-            <w:u w:val="single"/>
-          </w:rPr>
-          <w:t>雅各書五章14節</w:t>
-        </w:r>
-      </w:hyperlink>
-      <w:r>
-        <w:rPr>
-          <w:lang w:val="zh_TW" w:bidi="zh_TW"/>
-        </w:rPr>
-        <w:t>看見他們參與醫治事工；</w:t>
-      </w:r>
-      <w:hyperlink r:id="rId64">
-        <w:r>
-          <w:rPr>
-            <w:lang w:val="zh_TW" w:bidi="zh_TW"/>
-          </w:rPr>
-          <w:rPr>
-            <w:color w:val="0000EE"/>
-            <w:u w:val="single"/>
-          </w:rPr>
-          <w:t>彼得前書五章2節</w:t>
-        </w:r>
-      </w:hyperlink>
-      <w:r>
-        <w:rPr>
-          <w:lang w:val="zh_TW" w:bidi="zh_TW"/>
-        </w:rPr>
-        <w:t>勸勉他們牧養群羊。因此，帶領安提阿教會的先知和教師（根據</w:t>
-      </w:r>
-      <w:hyperlink r:id="rId65">
-        <w:r>
-          <w:rPr>
-            <w:lang w:val="zh_TW" w:bidi="zh_TW"/>
-          </w:rPr>
-          <w:rPr>
-            <w:color w:val="0000EE"/>
-            <w:u w:val="single"/>
-          </w:rPr>
-          <w:t>徒13:1–3</w:t>
-        </w:r>
-      </w:hyperlink>
-      <w:r>
-        <w:rPr>
-          <w:lang w:val="zh_TW" w:bidi="zh_TW"/>
-        </w:rPr>
-        <w:t>）很可能就是這個群體的長老。</w:t>
-      </w:r>
-    </w:p>
-    <w:p>
-      <w:pPr/>
-      <w:r>
-        <w:rPr>
-          <w:lang w:val="zh_TW" w:bidi="zh_TW"/>
-        </w:rPr>
-      </w:r>
-      <w:r>
-        <w:rPr>
-          <w:lang w:val="zh_TW" w:bidi="zh_TW"/>
-        </w:rPr>
-        <w:t>而在後來的教會中，監督和長老有明顯的區別，但新約聖經反映了一個早期的時期，當時這些職分幾乎是同義的。保羅在米利都的告別演說中（</w:t>
-      </w:r>
-      <w:hyperlink r:id="rId66">
-        <w:r>
-          <w:rPr>
-            <w:lang w:val="zh_TW" w:bidi="zh_TW"/>
-          </w:rPr>
-          <w:rPr>
-            <w:color w:val="0000EE"/>
-            <w:u w:val="single"/>
-          </w:rPr>
-          <w:t>徒20章</w:t>
-        </w:r>
-      </w:hyperlink>
-      <w:r>
-        <w:rPr>
-          <w:lang w:val="zh_TW" w:bidi="zh_TW"/>
-        </w:rPr>
-        <w:t>），特別對以弗所教會的長老說（</w:t>
-      </w:r>
-      <w:hyperlink r:id="rId56">
-        <w:r>
-          <w:rPr>
-            <w:lang w:val="zh_TW" w:bidi="zh_TW"/>
-          </w:rPr>
-          <w:rPr>
-            <w:color w:val="0000EE"/>
-            <w:u w:val="single"/>
-          </w:rPr>
-          <w:t>17</w:t>
-        </w:r>
-      </w:hyperlink>
-      <w:r>
-        <w:rPr>
-          <w:lang w:val="zh_TW" w:bidi="zh_TW"/>
-        </w:rPr>
-        <w:t>節），聖靈已經立他們作「監督……牧養神的教會」（</w:t>
-      </w:r>
-      <w:hyperlink r:id="rId57">
-        <w:r>
-          <w:rPr>
-            <w:lang w:val="zh_TW" w:bidi="zh_TW"/>
-          </w:rPr>
-          <w:rPr>
-            <w:color w:val="0000EE"/>
-            <w:u w:val="single"/>
-          </w:rPr>
-          <w:t>28</w:t>
-        </w:r>
-      </w:hyperlink>
-      <w:r>
-        <w:rPr>
-          <w:lang w:val="zh_TW" w:bidi="zh_TW"/>
-        </w:rPr>
-        <w:t>節）。「監督（overseer）」這個詞在這裡是否具有後來技術性的「主教」意義，還是更一般的「監護人（guardian）」意義，尚不明確。然而，在</w:t>
-      </w:r>
-      <w:hyperlink r:id="rId67">
-        <w:r>
-          <w:rPr>
-            <w:lang w:val="zh_TW" w:bidi="zh_TW"/>
-          </w:rPr>
-          <w:rPr>
-            <w:color w:val="0000EE"/>
-            <w:u w:val="single"/>
-          </w:rPr>
-          <w:t>提多書一章5至7節</w:t>
-        </w:r>
-      </w:hyperlink>
-      <w:r>
-        <w:rPr>
-          <w:lang w:val="zh_TW" w:bidi="zh_TW"/>
-        </w:rPr>
-        <w:t>中，第</w:t>
-      </w:r>
-      <w:hyperlink r:id="rId55">
-        <w:r>
-          <w:rPr>
-            <w:lang w:val="zh_TW" w:bidi="zh_TW"/>
-          </w:rPr>
-          <w:rPr>
-            <w:color w:val="0000EE"/>
-            <w:u w:val="single"/>
-          </w:rPr>
-          <w:t>5</w:t>
-        </w:r>
-      </w:hyperlink>
-      <w:r>
-        <w:rPr>
-          <w:lang w:val="zh_TW" w:bidi="zh_TW"/>
-        </w:rPr>
-        <w:t>節的長老顯然與第</w:t>
-      </w:r>
-      <w:hyperlink r:id="rId68">
-        <w:r>
-          <w:rPr>
-            <w:lang w:val="zh_TW" w:bidi="zh_TW"/>
-          </w:rPr>
-          <w:rPr>
-            <w:color w:val="0000EE"/>
-            <w:u w:val="single"/>
-          </w:rPr>
-          <w:t>7</w:t>
-        </w:r>
-      </w:hyperlink>
-      <w:r>
-        <w:rPr>
-          <w:lang w:val="zh_TW" w:bidi="zh_TW"/>
-        </w:rPr>
-        <w:t>節的監督是同一群人。同樣地，</w:t>
-      </w:r>
-      <w:hyperlink r:id="rId60">
-        <w:r>
-          <w:rPr>
-            <w:lang w:val="zh_TW" w:bidi="zh_TW"/>
-          </w:rPr>
-          <w:rPr>
-            <w:color w:val="0000EE"/>
-            <w:u w:val="single"/>
-          </w:rPr>
-          <w:t>腓立比書一章1節</w:t>
-        </w:r>
-      </w:hyperlink>
-      <w:r>
-        <w:rPr>
-          <w:lang w:val="zh_TW" w:bidi="zh_TW"/>
-        </w:rPr>
-        <w:t>的監督很可能被理解為保羅在離開這個宣教據點時所任命的長老。</w:t>
-      </w:r>
-    </w:p>
-    <w:p>
-      <w:pPr/>
-      <w:r>
-        <w:rPr>
-          <w:lang w:val="zh_TW" w:bidi="zh_TW"/>
-        </w:rPr>
-      </w:r>
-      <w:r>
-        <w:rPr>
-          <w:lang w:val="zh_TW" w:bidi="zh_TW"/>
-        </w:rPr>
-        <w:t>顯然，新約時期的教會治理仍然相對靈活，但肯定為後來的教會治理結構播下了種子。根據猶太傳統，長老制度是核心。主教職分（監督/主教）可能從長老職分（長老）中發展出來的，由整個長老議會任命一位長老為監督。</w:t>
-      </w:r>
-    </w:p>
-    <w:p>
-      <w:pPr/>
-      <w:r>
-        <w:rPr>
-          <w:lang w:val="zh_TW" w:bidi="zh_TW"/>
-        </w:rPr>
-      </w:r>
-      <w:r>
-        <w:rPr>
-          <w:i/>
-          <w:lang w:val="zh_TW" w:bidi="zh_TW"/>
-        </w:rPr>
-        <w:t>另見</w:t>
-      </w:r>
-      <w:r>
-        <w:rPr>
-          <w:lang w:val="zh_TW" w:bidi="zh_TW"/>
-        </w:rPr>
-        <w:t xml:space="preserve"> </w:t>
-      </w:r>
-      <w:r>
-        <w:rPr>
-          <w:lang w:val="zh_TW" w:bidi="zh_TW"/>
-        </w:rPr>
-        <w:t>監督</w:t>
-      </w:r>
-      <w:r>
-        <w:rPr>
-          <w:lang w:val="zh_TW" w:bidi="zh_TW"/>
-        </w:rPr>
-        <w:t>；</w:t>
-      </w:r>
-      <w:r>
-        <w:rPr>
-          <w:lang w:val="zh_TW" w:bidi="zh_TW"/>
-        </w:rPr>
-        <w:t>執事、女執事</w:t>
-      </w:r>
-      <w:r>
-        <w:rPr>
-          <w:lang w:val="zh_TW" w:bidi="zh_TW"/>
-        </w:rPr>
-        <w:t>；</w:t>
-      </w:r>
-      <w:r>
-        <w:rPr>
-          <w:lang w:val="zh_TW" w:bidi="zh_TW"/>
-        </w:rPr>
-        <w:t>牧師</w:t>
-      </w:r>
-      <w:r>
-        <w:rPr>
-          <w:lang w:val="zh_TW" w:bidi="zh_TW"/>
-        </w:rPr>
-        <w:t>；</w:t>
-      </w:r>
-      <w:r>
-        <w:rPr>
-          <w:lang w:val="zh_TW" w:bidi="zh_TW"/>
-        </w:rPr>
-        <w:t>長老</w:t>
-      </w:r>
-      <w:r>
-        <w:rPr>
-          <w:lang w:val="zh_TW" w:bidi="zh_TW"/>
-        </w:rPr>
-        <w:t>；</w:t>
-      </w:r>
-      <w:r>
-        <w:rPr>
-          <w:lang w:val="zh_TW" w:bidi="zh_TW"/>
-        </w:rPr>
-        <w:t>屬靈恩賜</w:t>
-      </w:r>
-      <w:r>
-        <w:rPr>
-          <w:lang w:val="zh_TW" w:bidi="zh_TW"/>
-        </w:rPr>
-        <w:t>。</w:t>
-      </w:r>
-      <w:r>
-        <w:rPr>
-          <w:lang w:val="zh_TW" w:bidi="zh_TW"/>
-        </w:rPr>
-      </w:r>
-      <w:r>
-        <w:rPr>
-          <w:lang w:val="zh_TW" w:bidi="zh_TW"/>
-        </w:rPr>
-      </w:r>
-    </w:p>
-    <w:p>
-      <w:pPr/>
-      <w:r>
-        <w:rPr>
-          <w:lang w:val="zh_TW" w:bidi="zh_TW"/>
-        </w:rPr>
-      </w:r>
-    </w:p>
-    <w:p>
-      <w:pPr>
-        <w:pStyle w:val="Heading2"/>
-      </w:pPr>
-      <w:r>
-        <w:rPr>
-          <w:lang w:val="zh_TW" w:bidi="zh_TW"/>
-        </w:rPr>
-        <w:t>長老</w:t>
-      </w:r>
-      <w:r>
-        <w:rPr>
-          <w:lang w:val="zh_TW" w:bidi="zh_TW"/>
-        </w:rPr>
-      </w:r>
-    </w:p>
-    <w:p>
-      <w:pPr/>
-      <w:r>
-        <w:rPr>
-          <w:lang w:val="zh_TW" w:bidi="zh_TW"/>
-        </w:rPr>
-      </w:r>
-      <w:r>
-        <w:rPr>
-          <w:lang w:val="zh_TW" w:bidi="zh_TW"/>
-        </w:rPr>
-        <w:t>新約中的一個術語，指教會中的長老。在舊約中，會堂由眾長老管理。按照這個模式，新約教會也設有長老（</w:t>
-      </w:r>
-      <w:r>
-        <w:rPr>
-          <w:i/>
-          <w:lang w:val="zh_TW" w:bidi="zh_TW"/>
-        </w:rPr>
-        <w:t>presbuteroi</w:t>
-      </w:r>
-      <w:r>
-        <w:rPr>
-          <w:lang w:val="zh_TW" w:bidi="zh_TW"/>
-        </w:rPr>
-        <w:t>，「年長者」）。長老的職責是照管（</w:t>
-      </w:r>
-      <w:hyperlink r:id="rId64">
-        <w:r>
-          <w:rPr>
-            <w:lang w:val="zh_TW" w:bidi="zh_TW"/>
-          </w:rPr>
-          <w:rPr>
-            <w:color w:val="0000EE"/>
-            <w:u w:val="single"/>
-          </w:rPr>
-          <w:t>彼前5:2</w:t>
-        </w:r>
-      </w:hyperlink>
-      <w:r>
-        <w:rPr>
-          <w:lang w:val="zh_TW" w:bidi="zh_TW"/>
-        </w:rPr>
-        <w:t>）神的羊群（就像牧羊人看顧羊群一樣）。因此，長老有以下責任：</w:t>
-      </w:r>
-    </w:p>
-    <w:p>
-      <w:pPr>
-        <w:pStyle w:val="ListBullet"/>
-        <w:spacing w:line="240" w:lineRule="auto"/>
-        <w:ind w:left="720"/>
-      </w:pPr>
-      <w:r>
-        <w:rPr>
-          <w:lang w:val="zh_TW" w:bidi="zh_TW"/>
-        </w:rPr>
-      </w:r>
-      <w:r>
-        <w:rPr>
-          <w:lang w:val="zh_TW" w:bidi="zh_TW"/>
-        </w:rPr>
-        <w:t>長老被呼召在傳道和教導人上勞苦（</w:t>
-      </w:r>
-      <w:hyperlink r:id="rId54">
-        <w:r>
-          <w:rPr>
-            <w:lang w:val="zh_TW" w:bidi="zh_TW"/>
-          </w:rPr>
-          <w:rPr>
-            <w:color w:val="0000EE"/>
-            <w:u w:val="single"/>
-          </w:rPr>
-          <w:t>提前5:17</w:t>
-        </w:r>
-      </w:hyperlink>
-      <w:r>
-        <w:rPr>
-          <w:lang w:val="zh_TW" w:bidi="zh_TW"/>
-        </w:rPr>
-        <w:t>）。</w:t>
-      </w:r>
-    </w:p>
-    <w:p>
-      <w:pPr>
-        <w:pStyle w:val="ListBullet"/>
-        <w:spacing w:line="240" w:lineRule="auto"/>
-        <w:ind w:left="720"/>
-      </w:pPr>
-      <w:r>
-        <w:rPr>
-          <w:lang w:val="zh_TW" w:bidi="zh_TW"/>
-        </w:rPr>
-      </w:r>
-      <w:r>
-        <w:rPr>
-          <w:lang w:val="zh_TW" w:bidi="zh_TW"/>
-        </w:rPr>
-        <w:t>長老受召去探訪、為病人禱告並用油抹他們（</w:t>
-      </w:r>
-      <w:hyperlink r:id="rId62">
-        <w:r>
-          <w:rPr>
-            <w:lang w:val="zh_TW" w:bidi="zh_TW"/>
-          </w:rPr>
-          <w:rPr>
-            <w:color w:val="0000EE"/>
-            <w:u w:val="single"/>
-          </w:rPr>
-          <w:t>雅5:14</w:t>
-        </w:r>
-      </w:hyperlink>
-      <w:r>
-        <w:rPr>
-          <w:lang w:val="zh_TW" w:bidi="zh_TW"/>
-        </w:rPr>
-        <w:t>）。</w:t>
-      </w:r>
-    </w:p>
-    <w:p>
-      <w:pPr>
-        <w:pStyle w:val="ListBullet"/>
-        <w:spacing w:line="240" w:lineRule="auto"/>
-        <w:ind w:left="720"/>
-      </w:pPr>
-      <w:r>
-        <w:rPr>
-          <w:lang w:val="zh_TW" w:bidi="zh_TW"/>
-        </w:rPr>
-      </w:r>
-      <w:r>
-        <w:rPr>
-          <w:lang w:val="zh_TW" w:bidi="zh_TW"/>
-        </w:rPr>
-        <w:t>長老被呼召去管理饑荒救濟事工（</w:t>
-      </w:r>
-      <w:hyperlink r:id="rId69">
-        <w:r>
-          <w:rPr>
-            <w:lang w:val="zh_TW" w:bidi="zh_TW"/>
-          </w:rPr>
-          <w:rPr>
-            <w:color w:val="0000EE"/>
-            <w:u w:val="single"/>
-          </w:rPr>
-          <w:t>徒11:29–30</w:t>
-        </w:r>
-      </w:hyperlink>
-      <w:r>
-        <w:rPr>
-          <w:lang w:val="zh_TW" w:bidi="zh_TW"/>
-        </w:rPr>
-        <w:t>）。</w:t>
-      </w:r>
-    </w:p>
-    <w:p>
-      <w:pPr>
-        <w:pStyle w:val="ListBullet"/>
-        <w:spacing w:line="240" w:lineRule="auto"/>
-        <w:ind w:left="720"/>
-      </w:pPr>
-      <w:r>
-        <w:rPr>
-          <w:lang w:val="zh_TW" w:bidi="zh_TW"/>
-        </w:rPr>
-      </w:r>
-      <w:r>
-        <w:rPr>
-          <w:lang w:val="zh_TW" w:bidi="zh_TW"/>
-        </w:rPr>
-        <w:t>長老受呼召去監督教會事務（</w:t>
-      </w:r>
-      <w:hyperlink r:id="rId48">
-        <w:r>
-          <w:rPr>
-            <w:lang w:val="zh_TW" w:bidi="zh_TW"/>
-          </w:rPr>
-          <w:rPr>
-            <w:color w:val="0000EE"/>
-            <w:u w:val="single"/>
-          </w:rPr>
-          <w:t>徒15:4</w:t>
-        </w:r>
-      </w:hyperlink>
-      <w:r>
-        <w:rPr>
-          <w:lang w:val="zh_TW" w:bidi="zh_TW"/>
-        </w:rPr>
-        <w:t>，</w:t>
-      </w:r>
-      <w:hyperlink r:id="rId52">
-        <w:r>
-          <w:rPr>
-            <w:lang w:val="zh_TW" w:bidi="zh_TW"/>
-          </w:rPr>
-          <w:rPr>
-            <w:color w:val="0000EE"/>
-            <w:u w:val="single"/>
-          </w:rPr>
-          <w:t>16:4</w:t>
-        </w:r>
-      </w:hyperlink>
-      <w:r>
-        <w:rPr>
-          <w:lang w:val="zh_TW" w:bidi="zh_TW"/>
-        </w:rPr>
-        <w:t>）。</w:t>
-      </w:r>
-    </w:p>
-    <w:p>
-      <w:pPr/>
-      <w:r>
-        <w:rPr>
-          <w:lang w:val="zh_TW" w:bidi="zh_TW"/>
-        </w:rPr>
-      </w:r>
-      <w:r>
-        <w:rPr>
-          <w:lang w:val="zh_TW" w:bidi="zh_TW"/>
-        </w:rPr>
-        <w:t>證據表明，所有長老的地位都是平等的。「長老（presbyter）」和「監督（bishop）」這兩個稱謂在初期可以互換使用（</w:t>
-      </w:r>
-      <w:hyperlink r:id="rId56">
-        <w:r>
-          <w:rPr>
-            <w:lang w:val="zh_TW" w:bidi="zh_TW"/>
-          </w:rPr>
-          <w:rPr>
-            <w:color w:val="0000EE"/>
-            <w:u w:val="single"/>
-          </w:rPr>
-          <w:t>徒20:17、28</w:t>
-        </w:r>
-      </w:hyperlink>
-      <w:r>
-        <w:rPr>
-          <w:lang w:val="zh_TW" w:bidi="zh_TW"/>
-        </w:rPr>
-        <w:t>；</w:t>
-      </w:r>
-      <w:hyperlink r:id="rId60">
-        <w:r>
-          <w:rPr>
-            <w:lang w:val="zh_TW" w:bidi="zh_TW"/>
-          </w:rPr>
-          <w:rPr>
-            <w:color w:val="0000EE"/>
-            <w:u w:val="single"/>
-          </w:rPr>
-          <w:t>腓1:1</w:t>
-        </w:r>
-      </w:hyperlink>
-      <w:r>
-        <w:rPr>
-          <w:lang w:val="zh_TW" w:bidi="zh_TW"/>
-        </w:rPr>
-        <w:t>；</w:t>
-      </w:r>
-      <w:hyperlink r:id="rId67">
-        <w:r>
-          <w:rPr>
-            <w:lang w:val="zh_TW" w:bidi="zh_TW"/>
-          </w:rPr>
-          <w:rPr>
-            <w:color w:val="0000EE"/>
-            <w:u w:val="single"/>
-          </w:rPr>
-          <w:t>多1:5–7</w:t>
-        </w:r>
-      </w:hyperlink>
-      <w:r>
-        <w:rPr>
-          <w:lang w:val="zh_TW" w:bidi="zh_TW"/>
-        </w:rPr>
-        <w:t>）。然而，在公元二世紀，主理長老（presiding presbyter）逐漸成為一個特殊的角色，並成為最高權威的來源。後來，「長老」這個稱謂被簡稱為「祭司（priest）」。在主教制（episcopal）教會（由主教管理的教會）中，這一稱謂一直沿用至今。</w:t>
-      </w:r>
-    </w:p>
-    <w:p>
-      <w:pPr/>
-      <w:r>
-        <w:rPr>
-          <w:lang w:val="zh_TW" w:bidi="zh_TW"/>
-        </w:rPr>
-      </w:r>
-      <w:r>
-        <w:rPr>
-          <w:lang w:val="zh_TW" w:bidi="zh_TW"/>
-        </w:rPr>
-        <w:t>然而，重要的是，新約從未將祭司職能與長老職分聯繫起來。隨著基督教的傳播和發展，祭司成為一個強大權勢的角色。一些不合聖經的附加內容也開始與有關聖餐的教義一同發展出來。當宗教改革者（the Reformers）在公元16世紀取得勝利時，這些附加的教義就受揭露和被拒絕。宗教改革者強調所有信徒皆為祭司的教義，這一教義宣告所有信徒通過基督可以直接接近神，而不需要祭司作為中保。宗教改革者是新教改革的領袖，新教改革（the Protestant Reformation）是一場改革（或改變）天主教會的宗教運動。在新教中，祭司成為牧師、傳道人或（在現代）教士。在非羅馬主教制教會中，「祭司」這個稱號今天仍在使用。即使在與羅馬用法不同的解釋中，大多數福音派聖公會信徒仍然拒絕使用它。在長老會和類似的教會中，長老（無論是教導的還是管理的）仍然正式稱為長老，並且他們的地位都是平等的。</w:t>
-      </w:r>
-    </w:p>
-    <w:p>
-      <w:pPr/>
-      <w:r>
-        <w:rPr>
-          <w:lang w:val="zh_TW" w:bidi="zh_TW"/>
-        </w:rPr>
-      </w:r>
-      <w:r>
-        <w:rPr>
-          <w:i/>
-          <w:lang w:val="zh_TW" w:bidi="zh_TW"/>
-        </w:rPr>
-        <w:t>另見</w:t>
-      </w:r>
-      <w:r>
-        <w:rPr>
-          <w:lang w:val="zh_TW" w:bidi="zh_TW"/>
-        </w:rPr>
-        <w:t xml:space="preserve"> </w:t>
-      </w:r>
-      <w:r>
-        <w:rPr>
-          <w:lang w:val="zh_TW" w:bidi="zh_TW"/>
-        </w:rPr>
-        <w:t>監督</w:t>
-      </w:r>
-      <w:r>
-        <w:rPr>
-          <w:lang w:val="zh_TW" w:bidi="zh_TW"/>
-        </w:rPr>
-        <w:t>；</w:t>
-      </w:r>
-      <w:r>
-        <w:rPr>
-          <w:lang w:val="zh_TW" w:bidi="zh_TW"/>
-        </w:rPr>
-        <w:t>執事、女執事</w:t>
-      </w:r>
-      <w:r>
-        <w:rPr>
-          <w:lang w:val="zh_TW" w:bidi="zh_TW"/>
-        </w:rPr>
-        <w:t>；</w:t>
-      </w:r>
-      <w:r>
-        <w:rPr>
-          <w:lang w:val="zh_TW" w:bidi="zh_TW"/>
-        </w:rPr>
-        <w:t>長老</w:t>
-      </w:r>
-      <w:r>
-        <w:rPr>
-          <w:lang w:val="zh_TW" w:bidi="zh_TW"/>
-        </w:rPr>
-        <w:t>；</w:t>
-      </w:r>
-      <w:r>
-        <w:rPr>
-          <w:lang w:val="zh_TW" w:bidi="zh_TW"/>
-        </w:rPr>
-        <w:t>牧師</w:t>
-      </w:r>
-      <w:r>
-        <w:rPr>
-          <w:lang w:val="zh_TW" w:bidi="zh_TW"/>
-        </w:rPr>
-        <w:t>；</w:t>
-      </w:r>
-      <w:r>
-        <w:rPr>
-          <w:lang w:val="zh_TW" w:bidi="zh_TW"/>
-        </w:rPr>
-        <w:t>屬靈恩賜</w:t>
-      </w:r>
-      <w:r>
-        <w:rPr>
-          <w:lang w:val="zh_TW" w:bidi="zh_TW"/>
-        </w:rPr>
-        <w:t>。</w:t>
       </w:r>
       <w:r>
         <w:rPr>

--- a/zht/docx/178.content.docx
+++ b/zht/docx/178.content.docx
@@ -149,7 +149,7 @@
         <w:rPr>
           <w:lang w:val="zh_TW" w:bidi="zh_TW"/>
         </w:rPr>
-        <w:t>yuan</w:t>
+        <w:t>xiu</w:t>
       </w:r>
       <w:r>
         <w:rPr>
@@ -212,7 +212,7 @@
         <w:rPr>
           <w:lang w:val="zh_TW" w:bidi="zh_TW"/>
         </w:rPr>
-        <w:t>原始福音</w:t>
+        <w:t>休妻</w:t>
       </w:r>
       <w:r>
         <w:rPr>
@@ -231,40 +231,7 @@
         <w:rPr>
           <w:lang w:val="zh_TW" w:bidi="zh_TW"/>
         </w:rPr>
-        <w:t>這個詞語意指「第一個福音」。它由兩個希臘詞組成：</w:t>
-      </w:r>
-      <w:r>
-        <w:rPr>
-          <w:i/>
-          <w:lang w:val="zh_TW" w:bidi="zh_TW"/>
-        </w:rPr>
-        <w:t>protos</w:t>
-      </w:r>
-      <w:r>
-        <w:rPr>
-          <w:lang w:val="zh_TW" w:bidi="zh_TW"/>
-        </w:rPr>
-        <w:t>（意為「第一」）和</w:t>
-      </w:r>
-      <w:r>
-        <w:rPr>
-          <w:i/>
-          <w:lang w:val="zh_TW" w:bidi="zh_TW"/>
-        </w:rPr>
-        <w:t xml:space="preserve">evangelion </w:t>
-      </w:r>
-      <w:r>
-        <w:rPr>
-          <w:lang w:val="zh_TW" w:bidi="zh_TW"/>
-        </w:rPr>
-        <w:t>（意為「福音」或「好消息」）</w:t>
-      </w:r>
-      <w:r>
-        <w:rPr>
-          <w:i/>
-          <w:lang w:val="zh_TW" w:bidi="zh_TW"/>
-        </w:rPr>
-        <w:t>。</w:t>
+        <w:t>聖經中關於休妻的規範，與神在歷史中逐步啟示中對婚姻的不同定義密切相關。</w:t>
       </w:r>
     </w:p>
     <w:p>
@@ -278,7 +245,7 @@
         <w:rPr>
           <w:lang w:val="zh_TW" w:bidi="zh_TW"/>
         </w:rPr>
-        <w:t>它指的是在人墮落（人類首次犯罪）之後，神所說出的第一個救贖信息。神對撒但（以蛇的形象出現）說：「我又要叫你和女人彼此為仇； 你的後裔和女人的後裔也彼此為仇。 女人的後裔要傷你的頭； 你要傷他的腳跟」（</w:t>
+        <w:t>在創世記的創造記載中，婚姻被定義為神在無罪環境中所設立的「一體」聯合（</w:t>
       </w:r>
       <w:hyperlink r:id="rId13">
         <w:r>
@@ -289,14 +256,43 @@
             <w:color w:val="0000EE"/>
             <w:u w:val="single"/>
           </w:rPr>
-          <w:t>創3:15</w:t>
+          <w:t>創2:24</w:t>
         </w:r>
       </w:hyperlink>
       <w:r>
         <w:rPr>
           <w:lang w:val="zh_TW" w:bidi="zh_TW"/>
         </w:rPr>
+        <w:t>）。在這樣的條件下，婚姻關係的解體是不可想像的。在耶穌的事工中，祂肯定神對婚姻原初設計的這一方面，並描述了「一體」關係的含義，即廢除配偶間的分離狀態，並創造出一種牢不可破的聯合（</w:t>
+      </w:r>
+      <w:hyperlink r:id="rId14">
+        <w:r>
+          <w:rPr>
+            <w:lang w:val="zh_TW" w:bidi="zh_TW"/>
+          </w:rPr>
+          <w:rPr>
+            <w:color w:val="0000EE"/>
+            <w:u w:val="single"/>
+          </w:rPr>
+          <w:t>太19:6</w:t>
+        </w:r>
+      </w:hyperlink>
+      <w:r>
+        <w:rPr>
+          <w:lang w:val="zh_TW" w:bidi="zh_TW"/>
+        </w:rPr>
         <w:t>）。</w:t>
+      </w:r>
+    </w:p>
+    <w:p>
+      <w:pPr>
+        <w:pStyle w:val="Heading3"/>
+      </w:pPr>
+      <w:r>
+        <w:rPr>
+          <w:lang w:val="zh_TW" w:bidi="zh_TW"/>
+        </w:rPr>
+        <w:t>舊約聖經對於休妻的觀點</w:t>
       </w:r>
     </w:p>
     <w:p>
@@ -310,9 +306,9 @@
         <w:rPr>
           <w:lang w:val="zh_TW" w:bidi="zh_TW"/>
         </w:rPr>
-        <w:t>在這個原始福音（或第一個福音）中，我們首次看到那位偉大救贖主，啟示出人性（她的後裔）與神性（擊碎蛇的頭）。神應許將有一位救贖主出現，祂將毀滅撒但，但在此過程中祂也將受苦。這是指向耶穌在十字架上的死。藉著那受苦之死，耶穌敗壞了那掌死權的魔鬼（</w:t>
-      </w:r>
-      <w:hyperlink r:id="rId14">
+        <w:t>墮落所帶來的破壞，對男性和女性之間的關係造成了嚴重後果。由於罪切斷了他們對神的主要依賴，男人和女人分別受制於他們最初被造時的元素。男人受制於他來自的塵土（</w:t>
+      </w:r>
+      <w:hyperlink r:id="rId15">
         <w:r>
           <w:rPr>
             <w:lang w:val="zh_TW" w:bidi="zh_TW"/>
@@ -321,14 +317,917 @@
             <w:color w:val="0000EE"/>
             <w:u w:val="single"/>
           </w:rPr>
-          <w:t>來2:14</w:t>
+          <w:t>創2:7，</w:t>
         </w:r>
       </w:hyperlink>
+      <w:hyperlink r:id="rId16">
+        <w:r>
+          <w:rPr>
+            <w:lang w:val="zh_TW" w:bidi="zh_TW"/>
+          </w:rPr>
+          <w:rPr>
+            <w:color w:val="0000EE"/>
+            <w:u w:val="single"/>
+          </w:rPr>
+          <w:t>3:19</w:t>
+        </w:r>
+      </w:hyperlink>
+      <w:r>
+        <w:rPr>
+          <w:lang w:val="zh_TW" w:bidi="zh_TW"/>
+        </w:rPr>
+        <w:t>），女人則受制於她從男人而被造的事實（</w:t>
+      </w:r>
+      <w:hyperlink r:id="rId17">
+        <w:r>
+          <w:rPr>
+            <w:lang w:val="zh_TW" w:bidi="zh_TW"/>
+          </w:rPr>
+          <w:rPr>
+            <w:color w:val="0000EE"/>
+            <w:u w:val="single"/>
+          </w:rPr>
+          <w:t>2:22，</w:t>
+        </w:r>
+      </w:hyperlink>
+      <w:hyperlink r:id="rId18">
+        <w:r>
+          <w:rPr>
+            <w:lang w:val="zh_TW" w:bidi="zh_TW"/>
+          </w:rPr>
+          <w:rPr>
+            <w:color w:val="0000EE"/>
+            <w:u w:val="single"/>
+          </w:rPr>
+          <w:t>3:16</w:t>
+        </w:r>
+      </w:hyperlink>
+      <w:r>
+        <w:rPr>
+          <w:lang w:val="zh_TW" w:bidi="zh_TW"/>
+        </w:rPr>
+        <w:t>）。在墮落之前，男人和女人共享神的形象，享有平等的關係（</w:t>
+      </w:r>
+      <w:hyperlink r:id="rId19">
+        <w:r>
+          <w:rPr>
+            <w:lang w:val="zh_TW" w:bidi="zh_TW"/>
+          </w:rPr>
+          <w:rPr>
+            <w:color w:val="0000EE"/>
+            <w:u w:val="single"/>
+          </w:rPr>
+          <w:t>1:27</w:t>
+        </w:r>
+      </w:hyperlink>
+      <w:r>
+        <w:rPr>
+          <w:lang w:val="zh_TW" w:bidi="zh_TW"/>
+        </w:rPr>
+        <w:t>）並共同承擔治理受造之物的神聖使命（見</w:t>
+      </w:r>
+      <w:hyperlink r:id="rId20">
+        <w:r>
+          <w:rPr>
+            <w:lang w:val="zh_TW" w:bidi="zh_TW"/>
+          </w:rPr>
+          <w:rPr>
+            <w:color w:val="0000EE"/>
+            <w:u w:val="single"/>
+          </w:rPr>
+          <w:t>28</w:t>
+        </w:r>
+      </w:hyperlink>
+      <w:r>
+        <w:rPr>
+          <w:lang w:val="zh_TW" w:bidi="zh_TW"/>
+        </w:rPr>
+        <w:t>節）。然而，墮落之後，男人成為女人的掌權者，而女人成為男人的臣服者（</w:t>
+      </w:r>
+      <w:hyperlink r:id="rId18">
+        <w:r>
+          <w:rPr>
+            <w:lang w:val="zh_TW" w:bidi="zh_TW"/>
+          </w:rPr>
+          <w:rPr>
+            <w:color w:val="0000EE"/>
+            <w:u w:val="single"/>
+          </w:rPr>
+          <w:t>3:16</w:t>
+        </w:r>
+      </w:hyperlink>
       <w:r>
         <w:rPr>
           <w:lang w:val="zh_TW" w:bidi="zh_TW"/>
         </w:rPr>
         <w:t>）。</w:t>
+      </w:r>
+    </w:p>
+    <w:p>
+      <w:pPr/>
+      <w:r>
+        <w:rPr>
+          <w:lang w:val="zh_TW" w:bidi="zh_TW"/>
+        </w:rPr>
+      </w:r>
+      <w:r>
+        <w:rPr>
+          <w:lang w:val="zh_TW" w:bidi="zh_TW"/>
+        </w:rPr>
+        <w:t>由於這些新情況的出現，男人對女人有了在墮落前所沒有的支配權。「一體」的關係遭受破壞，因為掌權的權利為男性統治者增加其女性伴侶的數量開闢了道路。這種男女之間的差異導致了一夫多妻制的出現（</w:t>
+      </w:r>
+      <w:hyperlink r:id="rId21">
+        <w:r>
+          <w:rPr>
+            <w:lang w:val="zh_TW" w:bidi="zh_TW"/>
+          </w:rPr>
+          <w:rPr>
+            <w:color w:val="0000EE"/>
+            <w:u w:val="single"/>
+          </w:rPr>
+          <w:t>創4:19，</w:t>
+        </w:r>
+      </w:hyperlink>
+      <w:hyperlink r:id="rId22">
+        <w:r>
+          <w:rPr>
+            <w:lang w:val="zh_TW" w:bidi="zh_TW"/>
+          </w:rPr>
+          <w:rPr>
+            <w:color w:val="0000EE"/>
+            <w:u w:val="single"/>
+          </w:rPr>
+          <w:t>16:3，</w:t>
+        </w:r>
+      </w:hyperlink>
+      <w:hyperlink r:id="rId23">
+        <w:r>
+          <w:rPr>
+            <w:lang w:val="zh_TW" w:bidi="zh_TW"/>
+          </w:rPr>
+          <w:rPr>
+            <w:color w:val="0000EE"/>
+            <w:u w:val="single"/>
+          </w:rPr>
+          <w:t>29:30</w:t>
+        </w:r>
+      </w:hyperlink>
+      <w:r>
+        <w:rPr>
+          <w:lang w:val="zh_TW" w:bidi="zh_TW"/>
+        </w:rPr>
+        <w:t>）以及連續單配偶制（短暫婚姻）的實踐——需要通過休妻來終結每一段婚姻（</w:t>
+      </w:r>
+      <w:hyperlink r:id="rId24">
+        <w:r>
+          <w:rPr>
+            <w:lang w:val="zh_TW" w:bidi="zh_TW"/>
+          </w:rPr>
+          <w:rPr>
+            <w:color w:val="0000EE"/>
+            <w:u w:val="single"/>
+          </w:rPr>
+          <w:t>申24:1–4</w:t>
+        </w:r>
+      </w:hyperlink>
+      <w:r>
+        <w:rPr>
+          <w:lang w:val="zh_TW" w:bidi="zh_TW"/>
+        </w:rPr>
+        <w:t>）。因此，休妻做法的出現，成為男性性統治原則下，不可避免的結果。無論是統治還是休妻，都不是神原本對婚姻關係的設計。摩西律法中關於休妻的規定是神對人類墮落狀態所作的讓步（</w:t>
+      </w:r>
+      <w:hyperlink r:id="rId25">
+        <w:r>
+          <w:rPr>
+            <w:lang w:val="zh_TW" w:bidi="zh_TW"/>
+          </w:rPr>
+          <w:rPr>
+            <w:color w:val="0000EE"/>
+            <w:u w:val="single"/>
+          </w:rPr>
+          <w:t>太19:8</w:t>
+        </w:r>
+      </w:hyperlink>
+      <w:r>
+        <w:rPr>
+          <w:lang w:val="zh_TW" w:bidi="zh_TW"/>
+        </w:rPr>
+        <w:t>）。通常，休妻的選擇僅為男性統治者所享有。作為其男性統治者的臣服者，妻子成為休妻的受害者。男人可以休妻，而女人卻不能與丈夫離婚。</w:t>
+      </w:r>
+    </w:p>
+    <w:p>
+      <w:pPr/>
+      <w:r>
+        <w:rPr>
+          <w:lang w:val="zh_TW" w:bidi="zh_TW"/>
+        </w:rPr>
+      </w:r>
+      <w:r>
+        <w:rPr>
+          <w:lang w:val="zh_TW" w:bidi="zh_TW"/>
+        </w:rPr>
+        <w:t>雖然看起來不公平，但申命記關於休妻的規定實際上是為了給受害的婦女提供一點保護。丈夫必須以她有不道德的行為為理由，證明休妻的正當性，並需給予被休的妻子一紙休書，作為她與他的婚姻的證明（</w:t>
+      </w:r>
+      <w:hyperlink r:id="rId26">
+        <w:r>
+          <w:rPr>
+            <w:lang w:val="zh_TW" w:bidi="zh_TW"/>
+          </w:rPr>
+          <w:rPr>
+            <w:color w:val="0000EE"/>
+            <w:u w:val="single"/>
+          </w:rPr>
+          <w:t>申24:1</w:t>
+        </w:r>
+      </w:hyperlink>
+      <w:r>
+        <w:rPr>
+          <w:lang w:val="zh_TW" w:bidi="zh_TW"/>
+        </w:rPr>
+        <w:t>）。此外，離異的丈夫在妻子再嫁後，不得再娶她為妻，因為最初的休妻被視為對她的玷污（見</w:t>
+      </w:r>
+      <w:hyperlink r:id="rId27">
+        <w:r>
+          <w:rPr>
+            <w:lang w:val="zh_TW" w:bidi="zh_TW"/>
+          </w:rPr>
+          <w:rPr>
+            <w:color w:val="0000EE"/>
+            <w:u w:val="single"/>
+          </w:rPr>
+          <w:t>4</w:t>
+        </w:r>
+      </w:hyperlink>
+      <w:r>
+        <w:rPr>
+          <w:lang w:val="zh_TW" w:bidi="zh_TW"/>
+        </w:rPr>
+        <w:t>節）。</w:t>
+      </w:r>
+    </w:p>
+    <w:p>
+      <w:pPr/>
+      <w:r>
+        <w:rPr>
+          <w:lang w:val="zh_TW" w:bidi="zh_TW"/>
+        </w:rPr>
+      </w:r>
+      <w:r>
+        <w:rPr>
+          <w:lang w:val="zh_TW" w:bidi="zh_TW"/>
+        </w:rPr>
+        <w:t>雖然摩西關於休妻的規定是神因以色列人心硬而作出的讓步，舊約卻明確指出神恨惡休妻（</w:t>
+      </w:r>
+      <w:hyperlink r:id="rId28">
+        <w:r>
+          <w:rPr>
+            <w:lang w:val="zh_TW" w:bidi="zh_TW"/>
+          </w:rPr>
+          <w:rPr>
+            <w:color w:val="0000EE"/>
+            <w:u w:val="single"/>
+          </w:rPr>
+          <w:t>瑪2:16</w:t>
+        </w:r>
+      </w:hyperlink>
+      <w:r>
+        <w:rPr>
+          <w:lang w:val="zh_TW" w:bidi="zh_TW"/>
+        </w:rPr>
+        <w:t>）。休妻的權利是基於人類墮落後形成的男性統治原則而勉強允許的。但神原本的設計，體現在「二人成為一體」的婚姻關係中，仍然是男女婚姻結合的標準。</w:t>
+      </w:r>
+    </w:p>
+    <w:p>
+      <w:pPr>
+        <w:pStyle w:val="Heading3"/>
+      </w:pPr>
+      <w:r>
+        <w:rPr>
+          <w:lang w:val="zh_TW" w:bidi="zh_TW"/>
+        </w:rPr>
+        <w:t>耶穌關於休妻的教導</w:t>
+      </w:r>
+    </w:p>
+    <w:p>
+      <w:pPr/>
+      <w:r>
+        <w:rPr>
+          <w:lang w:val="zh_TW" w:bidi="zh_TW"/>
+        </w:rPr>
+      </w:r>
+      <w:r>
+        <w:rPr>
+          <w:lang w:val="zh_TW" w:bidi="zh_TW"/>
+        </w:rPr>
+        <w:t>因基督的救贖事工顯明了回歸神在創造中的原初旨意，舊約中關於休妻的規定在基督徒群體中被廢除。為了證明跟隨祂的人中婚姻關係的不可侵犯性，耶穌引導他們回到創造的典範。耶穌負面地提到摩西准許休妻的規定，並堅持神原初的創造秩序，宣告「起初並不是這樣」（</w:t>
+      </w:r>
+      <w:hyperlink r:id="rId25">
+        <w:r>
+          <w:rPr>
+            <w:lang w:val="zh_TW" w:bidi="zh_TW"/>
+          </w:rPr>
+          <w:rPr>
+            <w:color w:val="0000EE"/>
+            <w:u w:val="single"/>
+          </w:rPr>
+          <w:t>太19:8</w:t>
+        </w:r>
+      </w:hyperlink>
+      <w:r>
+        <w:rPr>
+          <w:lang w:val="zh_TW" w:bidi="zh_TW"/>
+        </w:rPr>
+        <w:t>）。基督否定了墮落的影響，並重申了創造的設計。</w:t>
+      </w:r>
+    </w:p>
+    <w:p>
+      <w:pPr/>
+      <w:r>
+        <w:rPr>
+          <w:lang w:val="zh_TW" w:bidi="zh_TW"/>
+        </w:rPr>
+      </w:r>
+      <w:r>
+        <w:rPr>
+          <w:lang w:val="zh_TW" w:bidi="zh_TW"/>
+        </w:rPr>
+        <w:t>在</w:t>
+      </w:r>
+      <w:hyperlink r:id="rId29">
+        <w:r>
+          <w:rPr>
+            <w:lang w:val="zh_TW" w:bidi="zh_TW"/>
+          </w:rPr>
+          <w:rPr>
+            <w:color w:val="0000EE"/>
+            <w:u w:val="single"/>
+          </w:rPr>
+          <w:t>馬太福音五章31至32節</w:t>
+        </w:r>
+      </w:hyperlink>
+      <w:r>
+        <w:rPr>
+          <w:lang w:val="zh_TW" w:bidi="zh_TW"/>
+        </w:rPr>
+        <w:t>中，耶穌明確地廢除了摩西律法中允許男人休妻的規定。祂將這種行為視為對婦女人格的侵犯。那些犯姦淫的男人休妻，使妻子淪為受輕視的對象，將她們視為可以通過便利的休妻程序而隨意交易的商品。事實上，男人藉著休妻使妻子背上姦淫的罪名，而與先前婚姻中被棄的女人再婚的男人，則延續了這種羞辱性的過程，並成為姦淫的共犯。</w:t>
+      </w:r>
+    </w:p>
+    <w:p>
+      <w:pPr/>
+      <w:r>
+        <w:rPr>
+          <w:lang w:val="zh_TW" w:bidi="zh_TW"/>
+        </w:rPr>
+      </w:r>
+      <w:r>
+        <w:rPr>
+          <w:lang w:val="zh_TW" w:bidi="zh_TW"/>
+        </w:rPr>
+        <w:t>耶穌刻意收回男人隨意棄妻的權利，重新建立起按照創造時設計的終身「一體」聯結。祂的門徒準確地理解了祂的意圖。然而，男性特權的觀念在他們的思維中根深蒂固，以至於他們認為守獨身的自由優於對終身一夫一妻婚姻的承諾（</w:t>
+      </w:r>
+      <w:hyperlink r:id="rId30">
+        <w:r>
+          <w:rPr>
+            <w:lang w:val="zh_TW" w:bidi="zh_TW"/>
+          </w:rPr>
+          <w:rPr>
+            <w:color w:val="0000EE"/>
+            <w:u w:val="single"/>
+          </w:rPr>
+          <w:t>太19:10</w:t>
+        </w:r>
+      </w:hyperlink>
+      <w:r>
+        <w:rPr>
+          <w:lang w:val="zh_TW" w:bidi="zh_TW"/>
+        </w:rPr>
+        <w:t>）。</w:t>
+      </w:r>
+    </w:p>
+    <w:p>
+      <w:pPr/>
+      <w:r>
+        <w:rPr>
+          <w:lang w:val="zh_TW" w:bidi="zh_TW"/>
+        </w:rPr>
+      </w:r>
+      <w:r>
+        <w:rPr>
+          <w:lang w:val="zh_TW" w:bidi="zh_TW"/>
+        </w:rPr>
+        <w:t>耶穌不僅重申了「一體」聯結在救贖群體中的有效性，新約也透過將婚姻的聯結，定義為基督與教會關係在地上的反映，進一步加強了婚姻聯結的不可侵犯性（</w:t>
+      </w:r>
+      <w:hyperlink r:id="rId31">
+        <w:r>
+          <w:rPr>
+            <w:lang w:val="zh_TW" w:bidi="zh_TW"/>
+          </w:rPr>
+          <w:rPr>
+            <w:color w:val="0000EE"/>
+            <w:u w:val="single"/>
+          </w:rPr>
+          <w:t>弗5:25</w:t>
+        </w:r>
+      </w:hyperlink>
+      <w:r>
+        <w:rPr>
+          <w:lang w:val="zh_TW" w:bidi="zh_TW"/>
+        </w:rPr>
+        <w:t>）。</w:t>
+      </w:r>
+    </w:p>
+    <w:p>
+      <w:pPr/>
+      <w:r>
+        <w:rPr>
+          <w:lang w:val="zh_TW" w:bidi="zh_TW"/>
+        </w:rPr>
+      </w:r>
+      <w:r>
+        <w:rPr>
+          <w:lang w:val="zh_TW" w:bidi="zh_TW"/>
+        </w:rPr>
+        <w:t>儘管婚姻聯結的永恆性受到如此嚴厲的制約，新約仍允許在某些例外情況下休妻，以保護無辜的一方免於受不道德行為和拋棄的傷害。耶穌設立了一些例外條件，賦予因配偶不忠而受害的一方提出休妻的權利（</w:t>
+      </w:r>
+      <w:hyperlink r:id="rId32">
+        <w:r>
+          <w:rPr>
+            <w:lang w:val="zh_TW" w:bidi="zh_TW"/>
+          </w:rPr>
+          <w:rPr>
+            <w:color w:val="0000EE"/>
+            <w:u w:val="single"/>
+          </w:rPr>
+          <w:t>太5:32，</w:t>
+        </w:r>
+      </w:hyperlink>
+      <w:hyperlink r:id="rId33">
+        <w:r>
+          <w:rPr>
+            <w:lang w:val="zh_TW" w:bidi="zh_TW"/>
+          </w:rPr>
+          <w:rPr>
+            <w:color w:val="0000EE"/>
+            <w:u w:val="single"/>
+          </w:rPr>
+          <w:t>19:9</w:t>
+        </w:r>
+      </w:hyperlink>
+      <w:r>
+        <w:rPr>
+          <w:lang w:val="zh_TW" w:bidi="zh_TW"/>
+        </w:rPr>
+        <w:t>）。顯然，受害的一方可以選擇維持婚姻關係，即使面對不忠配偶背叛承諾。然而，鑒於聖經允許的例外情況，不應強加給無辜的一方必須維持或恢復受破壞婚姻關係的義務。</w:t>
+      </w:r>
+    </w:p>
+    <w:p>
+      <w:pPr/>
+      <w:r>
+        <w:rPr>
+          <w:lang w:val="zh_TW" w:bidi="zh_TW"/>
+        </w:rPr>
+      </w:r>
+      <w:r>
+        <w:rPr>
+          <w:lang w:val="zh_TW" w:bidi="zh_TW"/>
+        </w:rPr>
+        <w:t>新約認可的另一個可以休妻的例外情況是拋棄。根據</w:t>
+      </w:r>
+      <w:hyperlink r:id="rId34">
+        <w:r>
+          <w:rPr>
+            <w:lang w:val="zh_TW" w:bidi="zh_TW"/>
+          </w:rPr>
+          <w:rPr>
+            <w:color w:val="0000EE"/>
+            <w:u w:val="single"/>
+          </w:rPr>
+          <w:t>哥林多前書七章15節</w:t>
+        </w:r>
+      </w:hyperlink>
+      <w:r>
+        <w:rPr>
+          <w:lang w:val="zh_TW" w:bidi="zh_TW"/>
+        </w:rPr>
+        <w:t>的規定，這主要是指未信主的配偶拋棄婚姻的情況。然而，應注意到，如果信徒有拋棄配偶的行為，也應被視為不信主的人（</w:t>
+      </w:r>
+      <w:hyperlink r:id="rId35">
+        <w:r>
+          <w:rPr>
+            <w:lang w:val="zh_TW" w:bidi="zh_TW"/>
+          </w:rPr>
+          <w:rPr>
+            <w:color w:val="0000EE"/>
+            <w:u w:val="single"/>
+          </w:rPr>
+          <w:t>提前5:8</w:t>
+        </w:r>
+      </w:hyperlink>
+      <w:r>
+        <w:rPr>
+          <w:lang w:val="zh_TW" w:bidi="zh_TW"/>
+        </w:rPr>
+        <w:t>）。任何相當於拋棄婚姻關係的行為，都構成了對婚姻承諾的破壞，並適用</w:t>
+      </w:r>
+      <w:hyperlink r:id="rId34">
+        <w:r>
+          <w:rPr>
+            <w:lang w:val="zh_TW" w:bidi="zh_TW"/>
+          </w:rPr>
+          <w:rPr>
+            <w:color w:val="0000EE"/>
+            <w:u w:val="single"/>
+          </w:rPr>
+          <w:t>哥林多前書七章15節</w:t>
+        </w:r>
+      </w:hyperlink>
+      <w:r>
+        <w:rPr>
+          <w:lang w:val="zh_TW" w:bidi="zh_TW"/>
+        </w:rPr>
+        <w:t>中所述的規定。</w:t>
+      </w:r>
+    </w:p>
+    <w:p>
+      <w:pPr/>
+      <w:r>
+        <w:rPr>
+          <w:lang w:val="zh_TW" w:bidi="zh_TW"/>
+        </w:rPr>
+      </w:r>
+      <w:r>
+        <w:rPr>
+          <w:lang w:val="zh_TW" w:bidi="zh_TW"/>
+        </w:rPr>
+        <w:t>無論是通姦還是拋棄，受害的一方都有權向有過錯的配偶尋求休妻，並在完成休妻後重新成為單身。若悔改和和解無法恢復被破壞的婚姻，受害的一方無需再受該婚姻的約束。根據聖經，未受婚姻約束的人有權再婚，但前提是只「在主裡」（</w:t>
+      </w:r>
+      <w:hyperlink r:id="rId36">
+        <w:r>
+          <w:rPr>
+            <w:lang w:val="zh_TW" w:bidi="zh_TW"/>
+          </w:rPr>
+          <w:rPr>
+            <w:color w:val="0000EE"/>
+            <w:u w:val="single"/>
+          </w:rPr>
+          <w:t>林前7:39</w:t>
+        </w:r>
+      </w:hyperlink>
+      <w:r>
+        <w:rPr>
+          <w:lang w:val="zh_TW" w:bidi="zh_TW"/>
+        </w:rPr>
+        <w:t>），即只能與另一位基督徒結婚。對於沒有獨身恩賜的單身者來說，結婚的命令（</w:t>
+      </w:r>
+      <w:hyperlink r:id="rId37">
+        <w:r>
+          <w:rPr>
+            <w:lang w:val="zh_TW" w:bidi="zh_TW"/>
+          </w:rPr>
+          <w:rPr>
+            <w:color w:val="0000EE"/>
+            <w:u w:val="single"/>
+          </w:rPr>
+          <w:t>9</w:t>
+        </w:r>
+      </w:hyperlink>
+      <w:r>
+        <w:rPr>
+          <w:lang w:val="zh_TW" w:bidi="zh_TW"/>
+        </w:rPr>
+        <w:t>節）同樣適用於因符合聖經原則的合法休妻而成為單身的人。根據基督在</w:t>
+      </w:r>
+      <w:hyperlink r:id="rId38">
+        <w:r>
+          <w:rPr>
+            <w:lang w:val="zh_TW" w:bidi="zh_TW"/>
+          </w:rPr>
+          <w:rPr>
+            <w:color w:val="0000EE"/>
+            <w:u w:val="single"/>
+          </w:rPr>
+          <w:t>馬可福音十章11至12節</w:t>
+        </w:r>
+      </w:hyperlink>
+      <w:r>
+        <w:rPr>
+          <w:lang w:val="zh_TW" w:bidi="zh_TW"/>
+        </w:rPr>
+        <w:t>和</w:t>
+      </w:r>
+      <w:hyperlink r:id="rId39">
+        <w:r>
+          <w:rPr>
+            <w:lang w:val="zh_TW" w:bidi="zh_TW"/>
+          </w:rPr>
+          <w:rPr>
+            <w:color w:val="0000EE"/>
+            <w:u w:val="single"/>
+          </w:rPr>
+          <w:t>路加福音十六章18節</w:t>
+        </w:r>
+      </w:hyperlink>
+      <w:r>
+        <w:rPr>
+          <w:lang w:val="zh_TW" w:bidi="zh_TW"/>
+        </w:rPr>
+        <w:t>中的教導，若休妻僅被用作更換配偶的手段，則其因意圖不純的休妻所構成的姦淫，這樣的再婚不被認可。</w:t>
+      </w:r>
+    </w:p>
+    <w:p>
+      <w:pPr/>
+      <w:r>
+        <w:rPr>
+          <w:lang w:val="zh_TW" w:bidi="zh_TW"/>
+        </w:rPr>
+      </w:r>
+      <w:r>
+        <w:rPr>
+          <w:lang w:val="zh_TW" w:bidi="zh_TW"/>
+        </w:rPr>
+        <w:t>通常有許多因素加起來導致一段婚姻的摧毀。因此，當教會在處理每個休妻和再婚的案例時，必須逐案處理，並考慮到神無窮的赦罪大能及其恢復破碎生命的恩典。顯然，聖經對休妻的限制並不適用於那些在信主前婚姻破裂的信徒，因為神的赦免洗清了他們在未信主時期的罪，使他們在基督裡成為新造的人。</w:t>
+      </w:r>
+    </w:p>
+    <w:p>
+      <w:pPr/>
+      <w:r>
+        <w:rPr>
+          <w:lang w:val="zh_TW" w:bidi="zh_TW"/>
+        </w:rPr>
+      </w:r>
+      <w:r>
+        <w:rPr>
+          <w:i/>
+          <w:lang w:val="zh_TW" w:bidi="zh_TW"/>
+        </w:rPr>
+        <w:t>另見</w:t>
+      </w:r>
+      <w:r>
+        <w:rPr>
+          <w:lang w:val="zh_TW" w:bidi="zh_TW"/>
+        </w:rPr>
+        <w:t xml:space="preserve"> </w:t>
+      </w:r>
+      <w:r>
+        <w:rPr>
+          <w:lang w:val="zh_TW" w:bidi="zh_TW"/>
+        </w:rPr>
+        <w:t>姦淫</w:t>
+      </w:r>
+      <w:r>
+        <w:rPr>
+          <w:lang w:val="zh_TW" w:bidi="zh_TW"/>
+        </w:rPr>
+        <w:t>；</w:t>
+      </w:r>
+      <w:r>
+        <w:rPr>
+          <w:lang w:val="zh_TW" w:bidi="zh_TW"/>
+        </w:rPr>
+        <w:t>民事法律和司法</w:t>
+      </w:r>
+      <w:r>
+        <w:rPr>
+          <w:lang w:val="zh_TW" w:bidi="zh_TW"/>
+        </w:rPr>
+        <w:t>；</w:t>
+      </w:r>
+      <w:r>
+        <w:rPr>
+          <w:lang w:val="zh_TW" w:bidi="zh_TW"/>
+        </w:rPr>
+        <w:t>婚姻，婚姻習俗</w:t>
+      </w:r>
+      <w:r>
+        <w:rPr>
+          <w:lang w:val="zh_TW" w:bidi="zh_TW"/>
+        </w:rPr>
+        <w:t>；</w:t>
+      </w:r>
+      <w:r>
+        <w:rPr>
+          <w:lang w:val="zh_TW" w:bidi="zh_TW"/>
+        </w:rPr>
+        <w:t>性，性別</w:t>
+      </w:r>
+      <w:r>
+        <w:rPr>
+          <w:lang w:val="zh_TW" w:bidi="zh_TW"/>
+        </w:rPr>
+        <w:t>。</w:t>
+      </w:r>
+      <w:r>
+        <w:rPr>
+          <w:lang w:val="zh_TW" w:bidi="zh_TW"/>
+        </w:rPr>
+      </w:r>
+      <w:r>
+        <w:rPr>
+          <w:lang w:val="zh_TW" w:bidi="zh_TW"/>
+        </w:rPr>
+      </w:r>
+    </w:p>
+    <w:p>
+      <w:pPr/>
+      <w:r>
+        <w:rPr>
+          <w:lang w:val="zh_TW" w:bidi="zh_TW"/>
+        </w:rPr>
+      </w:r>
+    </w:p>
+    <w:p>
+      <w:pPr>
+        <w:pStyle w:val="Heading2"/>
+      </w:pPr>
+      <w:r>
+        <w:rPr>
+          <w:lang w:val="zh_TW" w:bidi="zh_TW"/>
+        </w:rPr>
+        <w:t>休書</w:t>
+      </w:r>
+      <w:r>
+        <w:rPr>
+          <w:lang w:val="zh_TW" w:bidi="zh_TW"/>
+        </w:rPr>
+      </w:r>
+    </w:p>
+    <w:p>
+      <w:pPr/>
+      <w:r>
+        <w:rPr>
+          <w:lang w:val="zh_TW" w:bidi="zh_TW"/>
+        </w:rPr>
+      </w:r>
+      <w:r>
+        <w:rPr>
+          <w:lang w:val="zh_TW" w:bidi="zh_TW"/>
+        </w:rPr>
+        <w:t>一份根據摩西律法宣告丈夫和妻子分離的文件（</w:t>
+      </w:r>
+      <w:hyperlink r:id="rId24">
+        <w:r>
+          <w:rPr>
+            <w:lang w:val="zh_TW" w:bidi="zh_TW"/>
+          </w:rPr>
+          <w:rPr>
+            <w:color w:val="0000EE"/>
+            <w:u w:val="single"/>
+          </w:rPr>
+          <w:t>申24:1–4</w:t>
+        </w:r>
+      </w:hyperlink>
+      <w:r>
+        <w:rPr>
+          <w:lang w:val="zh_TW" w:bidi="zh_TW"/>
+        </w:rPr>
+        <w:t>；見</w:t>
+      </w:r>
+      <w:hyperlink r:id="rId40">
+        <w:r>
+          <w:rPr>
+            <w:lang w:val="zh_TW" w:bidi="zh_TW"/>
+          </w:rPr>
+          <w:rPr>
+            <w:color w:val="0000EE"/>
+            <w:u w:val="single"/>
+          </w:rPr>
+          <w:t>太5:31，</w:t>
+        </w:r>
+      </w:hyperlink>
+      <w:hyperlink r:id="rId41">
+        <w:r>
+          <w:rPr>
+            <w:lang w:val="zh_TW" w:bidi="zh_TW"/>
+          </w:rPr>
+          <w:rPr>
+            <w:color w:val="0000EE"/>
+            <w:u w:val="single"/>
+          </w:rPr>
+          <w:t>19:7；</w:t>
+        </w:r>
+      </w:hyperlink>
+      <w:hyperlink r:id="rId42">
+        <w:r>
+          <w:rPr>
+            <w:lang w:val="zh_TW" w:bidi="zh_TW"/>
+          </w:rPr>
+          <w:rPr>
+            <w:color w:val="0000EE"/>
+            <w:u w:val="single"/>
+          </w:rPr>
+          <w:t>可10:4</w:t>
+        </w:r>
+      </w:hyperlink>
+      <w:r>
+        <w:rPr>
+          <w:lang w:val="zh_TW" w:bidi="zh_TW"/>
+        </w:rPr>
+        <w:t>）。休書保護了婦女的權利，提供她已獲自由的證據，並確保她的丈夫不能索取她的嫁妝。這類文件措辭可見於</w:t>
+      </w:r>
+      <w:hyperlink r:id="rId43">
+        <w:r>
+          <w:rPr>
+            <w:lang w:val="zh_TW" w:bidi="zh_TW"/>
+          </w:rPr>
+          <w:rPr>
+            <w:color w:val="0000EE"/>
+            <w:u w:val="single"/>
+          </w:rPr>
+          <w:t>何西阿書二章2節</w:t>
+        </w:r>
+      </w:hyperlink>
+      <w:r>
+        <w:rPr>
+          <w:lang w:val="zh_TW" w:bidi="zh_TW"/>
+        </w:rPr>
+        <w:t>：「因為她不是我的妻子， 我也不是她的丈夫」。舊約中的先知以此比喻，表達神欲與悖逆的百姓分離的心意（</w:t>
+      </w:r>
+      <w:hyperlink r:id="rId44">
+        <w:r>
+          <w:rPr>
+            <w:lang w:val="zh_TW" w:bidi="zh_TW"/>
+          </w:rPr>
+          <w:rPr>
+            <w:color w:val="0000EE"/>
+            <w:u w:val="single"/>
+          </w:rPr>
+          <w:t>賽50:1；</w:t>
+        </w:r>
+      </w:hyperlink>
+      <w:hyperlink r:id="rId45">
+        <w:r>
+          <w:rPr>
+            <w:lang w:val="zh_TW" w:bidi="zh_TW"/>
+          </w:rPr>
+          <w:rPr>
+            <w:color w:val="0000EE"/>
+            <w:u w:val="single"/>
+          </w:rPr>
+          <w:t>耶3:8</w:t>
+        </w:r>
+      </w:hyperlink>
+      <w:r>
+        <w:rPr>
+          <w:lang w:val="zh_TW" w:bidi="zh_TW"/>
+        </w:rPr>
+        <w:t>）。</w:t>
+      </w:r>
+    </w:p>
+    <w:p>
+      <w:pPr/>
+      <w:r>
+        <w:rPr>
+          <w:lang w:val="zh_TW" w:bidi="zh_TW"/>
+        </w:rPr>
+      </w:r>
+      <w:r>
+        <w:rPr>
+          <w:i/>
+          <w:lang w:val="zh_TW" w:bidi="zh_TW"/>
+        </w:rPr>
+        <w:t>另見</w:t>
+      </w:r>
+      <w:r>
+        <w:rPr>
+          <w:lang w:val="zh_TW" w:bidi="zh_TW"/>
+        </w:rPr>
+        <w:t xml:space="preserve"> </w:t>
+      </w:r>
+      <w:r>
+        <w:rPr>
+          <w:lang w:val="zh_TW" w:bidi="zh_TW"/>
+        </w:rPr>
+        <w:t>民事律法和司法</w:t>
+      </w:r>
+      <w:r>
+        <w:rPr>
+          <w:lang w:val="zh_TW" w:bidi="zh_TW"/>
+        </w:rPr>
+        <w:t>；</w:t>
+      </w:r>
+      <w:r>
+        <w:rPr>
+          <w:lang w:val="zh_TW" w:bidi="zh_TW"/>
+        </w:rPr>
+        <w:t>休妻</w:t>
+      </w:r>
+      <w:r>
+        <w:rPr>
+          <w:lang w:val="zh_TW" w:bidi="zh_TW"/>
+        </w:rPr>
+        <w:t>；</w:t>
+      </w:r>
+      <w:r>
+        <w:rPr>
+          <w:lang w:val="zh_TW" w:bidi="zh_TW"/>
+        </w:rPr>
+        <w:t>婚姻，婚姻習俗</w:t>
+      </w:r>
+      <w:r>
+        <w:rPr>
+          <w:lang w:val="zh_TW" w:bidi="zh_TW"/>
+        </w:rPr>
+        <w:t>。</w:t>
       </w:r>
       <w:r>
         <w:rPr>

--- a/zht/docx/178.content.docx
+++ b/zht/docx/178.content.docx
@@ -19,7 +19,7 @@
         <w:rPr>
           <w:lang w:val="zh_TW" w:bidi="zh_TW"/>
         </w:rPr>
-        <w:t>Resource: Tyndale Open Bible Dictionary</w:t>
+        <w:t>Resource: Aquifer Open Bible Dictionary</w:t>
       </w:r>
       <w:r>
         <w:rPr>
@@ -112,7 +112,7 @@
         <w:rPr>
           <w:lang w:val="zh_TW" w:bidi="zh_TW"/>
         </w:rPr>
-        <w:t>Tyndale Open Bible Dictionary</w:t>
+        <w:t>Aquifer Open Bible Dictionary</w:t>
       </w:r>
     </w:p>
     <w:p>
@@ -149,7 +149,7 @@
         <w:rPr>
           <w:lang w:val="zh_TW" w:bidi="zh_TW"/>
         </w:rPr>
-        <w:t>xiu</w:t>
+        <w:t>xiong</w:t>
       </w:r>
       <w:r>
         <w:rPr>
@@ -212,7 +212,7 @@
         <w:rPr>
           <w:lang w:val="zh_TW" w:bidi="zh_TW"/>
         </w:rPr>
-        <w:t>休妻</w:t>
+        <w:t>兄弟</w:t>
       </w:r>
       <w:r>
         <w:rPr>
@@ -231,7 +231,73 @@
         <w:rPr>
           <w:lang w:val="zh_TW" w:bidi="zh_TW"/>
         </w:rPr>
-        <w:t>聖經中關於休妻的規範，與神在歷史中逐步啟示中對婚姻的不同定義密切相關。</w:t>
+        <w:t>「兄弟」一詞可以指：</w:t>
+      </w:r>
+    </w:p>
+    <w:p>
+      <w:pPr>
+        <w:pStyle w:val="ListBullet"/>
+        <w:spacing w:line="240" w:lineRule="auto"/>
+        <w:ind w:left="720"/>
+      </w:pPr>
+      <w:r>
+        <w:rPr>
+          <w:lang w:val="zh_TW" w:bidi="zh_TW"/>
+        </w:rPr>
+      </w:r>
+      <w:r>
+        <w:rPr>
+          <w:lang w:val="zh_TW" w:bidi="zh_TW"/>
+        </w:rPr>
+        <w:t>與自己有兄弟關係的男性</w:t>
+      </w:r>
+    </w:p>
+    <w:p>
+      <w:pPr>
+        <w:pStyle w:val="ListBullet"/>
+        <w:spacing w:line="240" w:lineRule="auto"/>
+        <w:ind w:left="720"/>
+      </w:pPr>
+      <w:r>
+        <w:rPr>
+          <w:lang w:val="zh_TW" w:bidi="zh_TW"/>
+        </w:rPr>
+      </w:r>
+      <w:r>
+        <w:rPr>
+          <w:lang w:val="zh_TW" w:bidi="zh_TW"/>
+        </w:rPr>
+        <w:t>親密的男性朋友</w:t>
+      </w:r>
+    </w:p>
+    <w:p>
+      <w:pPr>
+        <w:pStyle w:val="ListBullet"/>
+        <w:spacing w:line="240" w:lineRule="auto"/>
+        <w:ind w:left="720"/>
+      </w:pPr>
+      <w:r>
+        <w:rPr>
+          <w:lang w:val="zh_TW" w:bidi="zh_TW"/>
+        </w:rPr>
+      </w:r>
+      <w:r>
+        <w:rPr>
+          <w:lang w:val="zh_TW" w:bidi="zh_TW"/>
+        </w:rPr>
+        <w:t>同種族、信仰、職業或組織的成員。</w:t>
+      </w:r>
+    </w:p>
+    <w:p>
+      <w:pPr>
+        <w:pStyle w:val="Heading3"/>
+      </w:pPr>
+      <w:r>
+        <w:rPr>
+          <w:b/>
+          <w:lang w:val="zh_TW" w:bidi="zh_TW"/>
+        </w:rPr>
+        <w:t>「兄弟」在舊約中的意思是什麼？</w:t>
       </w:r>
     </w:p>
     <w:p>
@@ -245,7 +311,7 @@
         <w:rPr>
           <w:lang w:val="zh_TW" w:bidi="zh_TW"/>
         </w:rPr>
-        <w:t>在創世記的創造記載中，婚姻被定義為神在無罪環境中所設立的「一體」聯合（</w:t>
+        <w:t>在舊約聖經中，「兄弟」的希伯來文指的是至少有一個共同父親或母親的男性。約瑟和便雅憫都是雅各和拉結的孩子（</w:t>
       </w:r>
       <w:hyperlink r:id="rId13">
         <w:r>
@@ -256,14 +322,14 @@
             <w:color w:val="0000EE"/>
             <w:u w:val="single"/>
           </w:rPr>
-          <w:t>創2:24</w:t>
+          <w:t>創35:24</w:t>
         </w:r>
       </w:hyperlink>
       <w:r>
         <w:rPr>
           <w:lang w:val="zh_TW" w:bidi="zh_TW"/>
         </w:rPr>
-        <w:t>）。在這樣的條件下，婚姻關係的解體是不可想像的。在耶穌的事工中，祂肯定神對婚姻原初設計的這一方面，並描述了「一體」關係的含義，即廢除配偶間的分離狀態，並創造出一種牢不可破的聯合（</w:t>
+        <w:t>）。然而，雅各其他的兒子也被稱為約瑟的兄弟（</w:t>
       </w:r>
       <w:hyperlink r:id="rId14">
         <w:r>
@@ -274,7 +340,7 @@
             <w:color w:val="0000EE"/>
             <w:u w:val="single"/>
           </w:rPr>
-          <w:t>太19:6</w:t>
+          <w:t>創42:6</w:t>
         </w:r>
       </w:hyperlink>
       <w:r>
@@ -282,17 +348,6 @@
           <w:lang w:val="zh_TW" w:bidi="zh_TW"/>
         </w:rPr>
         <w:t>）。</w:t>
-      </w:r>
-    </w:p>
-    <w:p>
-      <w:pPr>
-        <w:pStyle w:val="Heading3"/>
-      </w:pPr>
-      <w:r>
-        <w:rPr>
-          <w:lang w:val="zh_TW" w:bidi="zh_TW"/>
-        </w:rPr>
-        <w:t>舊約聖經對於休妻的觀點</w:t>
       </w:r>
     </w:p>
     <w:p>
@@ -306,7 +361,7 @@
         <w:rPr>
           <w:lang w:val="zh_TW" w:bidi="zh_TW"/>
         </w:rPr>
-        <w:t>墮落所帶來的破壞，對男性和女性之間的關係造成了嚴重後果。由於罪切斷了他們對神的主要依賴，男人和女人分別受制於他們最初被造時的元素。男人受制於他來自的塵土（</w:t>
+        <w:t>約瑟對便雅憫的愛是特別的，但兄弟之間並非總有這種愛。該隱殺害了他的兄弟亞伯（</w:t>
       </w:r>
       <w:hyperlink r:id="rId15">
         <w:r>
@@ -317,9 +372,15 @@
             <w:color w:val="0000EE"/>
             <w:u w:val="single"/>
           </w:rPr>
-          <w:t>創2:7，</w:t>
+          <w:t>創4:8</w:t>
         </w:r>
       </w:hyperlink>
+      <w:r>
+        <w:rPr>
+          <w:lang w:val="zh_TW" w:bidi="zh_TW"/>
+        </w:rPr>
+        <w:t>），以掃恨他的兄弟雅各（</w:t>
+      </w:r>
       <w:hyperlink r:id="rId16">
         <w:r>
           <w:rPr>
@@ -329,14 +390,14 @@
             <w:color w:val="0000EE"/>
             <w:u w:val="single"/>
           </w:rPr>
-          <w:t>3:19</w:t>
+          <w:t>27:41</w:t>
         </w:r>
       </w:hyperlink>
       <w:r>
         <w:rPr>
           <w:lang w:val="zh_TW" w:bidi="zh_TW"/>
         </w:rPr>
-        <w:t>），女人則受制於她從男人而被造的事實（</w:t>
+        <w:t>）。兄弟可能帶來壞的影響（</w:t>
       </w:r>
       <w:hyperlink r:id="rId17">
         <w:r>
@@ -347,9 +408,33 @@
             <w:color w:val="0000EE"/>
             <w:u w:val="single"/>
           </w:rPr>
-          <w:t>2:22，</w:t>
+          <w:t>申13:6</w:t>
         </w:r>
       </w:hyperlink>
+      <w:r>
+        <w:rPr>
+          <w:lang w:val="zh_TW" w:bidi="zh_TW"/>
+        </w:rPr>
+        <w:t>–</w:t>
+      </w:r>
+      <w:hyperlink r:id="rId17">
+        <w:r>
+          <w:rPr>
+            <w:lang w:val="zh_TW" w:bidi="zh_TW"/>
+          </w:rPr>
+          <w:rPr>
+            <w:color w:val="0000EE"/>
+            <w:u w:val="single"/>
+          </w:rPr>
+          <w:t>7</w:t>
+        </w:r>
+      </w:hyperlink>
+      <w:r>
+        <w:rPr>
+          <w:lang w:val="zh_TW" w:bidi="zh_TW"/>
+        </w:rPr>
+        <w:t>），但理想中，兄弟應該在需要時幫助對方（</w:t>
+      </w:r>
       <w:hyperlink r:id="rId18">
         <w:r>
           <w:rPr>
@@ -359,14 +444,26 @@
             <w:color w:val="0000EE"/>
             <w:u w:val="single"/>
           </w:rPr>
-          <w:t>3:16</w:t>
+          <w:t>箴17:17</w:t>
         </w:r>
       </w:hyperlink>
       <w:r>
         <w:rPr>
           <w:lang w:val="zh_TW" w:bidi="zh_TW"/>
         </w:rPr>
-        <w:t>）。在墮落之前，男人和女人共享神的形象，享有平等的關係（</w:t>
+        <w:t>）。</w:t>
+      </w:r>
+      <w:r>
+        <w:rPr>
+          <w:lang w:val="zh_TW" w:bidi="zh_TW"/>
+        </w:rPr>
+        <w:t>娶寡嫂婚的</w:t>
+      </w:r>
+      <w:r>
+        <w:rPr>
+          <w:lang w:val="zh_TW" w:bidi="zh_TW"/>
+        </w:rPr>
+        <w:t>律法規定，如果一個男人死後遺下無子的寡婦，他的兄弟必須娶這位寡婦，為其生子以延續兄弟的家族名字（</w:t>
       </w:r>
       <w:hyperlink r:id="rId19">
         <w:r>
@@ -377,43 +474,7 @@
             <w:color w:val="0000EE"/>
             <w:u w:val="single"/>
           </w:rPr>
-          <w:t>1:27</w:t>
-        </w:r>
-      </w:hyperlink>
-      <w:r>
-        <w:rPr>
-          <w:lang w:val="zh_TW" w:bidi="zh_TW"/>
-        </w:rPr>
-        <w:t>）並共同承擔治理受造之物的神聖使命（見</w:t>
-      </w:r>
-      <w:hyperlink r:id="rId20">
-        <w:r>
-          <w:rPr>
-            <w:lang w:val="zh_TW" w:bidi="zh_TW"/>
-          </w:rPr>
-          <w:rPr>
-            <w:color w:val="0000EE"/>
-            <w:u w:val="single"/>
-          </w:rPr>
-          <w:t>28</w:t>
-        </w:r>
-      </w:hyperlink>
-      <w:r>
-        <w:rPr>
-          <w:lang w:val="zh_TW" w:bidi="zh_TW"/>
-        </w:rPr>
-        <w:t>節）。然而，墮落之後，男人成為女人的掌權者，而女人成為男人的臣服者（</w:t>
-      </w:r>
-      <w:hyperlink r:id="rId18">
-        <w:r>
-          <w:rPr>
-            <w:lang w:val="zh_TW" w:bidi="zh_TW"/>
-          </w:rPr>
-          <w:rPr>
-            <w:color w:val="0000EE"/>
-            <w:u w:val="single"/>
-          </w:rPr>
-          <w:t>3:16</w:t>
+          <w:t>申25:5</w:t>
         </w:r>
       </w:hyperlink>
       <w:r>
@@ -434,7 +495,25 @@
         <w:rPr>
           <w:lang w:val="zh_TW" w:bidi="zh_TW"/>
         </w:rPr>
-        <w:t>由於這些新情況的出現，男人對女人有了在墮落前所沒有的支配權。「一體」的關係遭受破壞，因為掌權的權利為男性統治者增加其女性伴侶的數量開闢了道路。這種男女之間的差異導致了一夫多妻制的出現（</w:t>
+        <w:t>大衛稱約拿單為「兄弟」，即使他們沒有血緣關係（</w:t>
+      </w:r>
+      <w:hyperlink r:id="rId20">
+        <w:r>
+          <w:rPr>
+            <w:lang w:val="zh_TW" w:bidi="zh_TW"/>
+          </w:rPr>
+          <w:rPr>
+            <w:color w:val="0000EE"/>
+            <w:u w:val="single"/>
+          </w:rPr>
+          <w:t>撒下1:26</w:t>
+        </w:r>
+      </w:hyperlink>
+      <w:r>
+        <w:rPr>
+          <w:lang w:val="zh_TW" w:bidi="zh_TW"/>
+        </w:rPr>
+        <w:t>）。一個以色列同胞也可以被稱為兄弟，這種關係帶有某些義務：例如，兄弟之間不能收取利息，也不能將他變為奴隸（</w:t>
       </w:r>
       <w:hyperlink r:id="rId21">
         <w:r>
@@ -445,10 +524,16 @@
             <w:color w:val="0000EE"/>
             <w:u w:val="single"/>
           </w:rPr>
-          <w:t>創4:19，</w:t>
+          <w:t>利25:35</w:t>
         </w:r>
       </w:hyperlink>
-      <w:hyperlink r:id="rId22">
+      <w:r>
+        <w:rPr>
+          <w:lang w:val="zh_TW" w:bidi="zh_TW"/>
+        </w:rPr>
+        <w:t>–</w:t>
+      </w:r>
+      <w:hyperlink r:id="rId21">
         <w:r>
           <w:rPr>
             <w:lang w:val="zh_TW" w:bidi="zh_TW"/>
@@ -457,62 +542,25 @@
             <w:color w:val="0000EE"/>
             <w:u w:val="single"/>
           </w:rPr>
-          <w:t>16:3，</w:t>
+          <w:t>43</w:t>
         </w:r>
       </w:hyperlink>
-      <w:hyperlink r:id="rId23">
-        <w:r>
-          <w:rPr>
-            <w:lang w:val="zh_TW" w:bidi="zh_TW"/>
-          </w:rPr>
-          <w:rPr>
-            <w:color w:val="0000EE"/>
-            <w:u w:val="single"/>
-          </w:rPr>
-          <w:t>29:30</w:t>
-        </w:r>
-      </w:hyperlink>
-      <w:r>
-        <w:rPr>
-          <w:lang w:val="zh_TW" w:bidi="zh_TW"/>
-        </w:rPr>
-        <w:t>）以及連續單配偶制（短暫婚姻）的實踐——需要通過休妻來終結每一段婚姻（</w:t>
-      </w:r>
-      <w:hyperlink r:id="rId24">
-        <w:r>
-          <w:rPr>
-            <w:lang w:val="zh_TW" w:bidi="zh_TW"/>
-          </w:rPr>
-          <w:rPr>
-            <w:color w:val="0000EE"/>
-            <w:u w:val="single"/>
-          </w:rPr>
-          <w:t>申24:1–4</w:t>
-        </w:r>
-      </w:hyperlink>
-      <w:r>
-        <w:rPr>
-          <w:lang w:val="zh_TW" w:bidi="zh_TW"/>
-        </w:rPr>
-        <w:t>）。因此，休妻做法的出現，成為男性性統治原則下，不可避免的結果。無論是統治還是休妻，都不是神原本對婚姻關係的設計。摩西律法中關於休妻的規定是神對人類墮落狀態所作的讓步（</w:t>
-      </w:r>
-      <w:hyperlink r:id="rId25">
-        <w:r>
-          <w:rPr>
-            <w:lang w:val="zh_TW" w:bidi="zh_TW"/>
-          </w:rPr>
-          <w:rPr>
-            <w:color w:val="0000EE"/>
-            <w:u w:val="single"/>
-          </w:rPr>
-          <w:t>太19:8</w:t>
-        </w:r>
-      </w:hyperlink>
-      <w:r>
-        <w:rPr>
-          <w:lang w:val="zh_TW" w:bidi="zh_TW"/>
-        </w:rPr>
-        <w:t>）。通常，休妻的選擇僅為男性統治者所享有。作為其男性統治者的臣服者，妻子成為休妻的受害者。男人可以休妻，而女人卻不能與丈夫離婚。</w:t>
+      <w:r>
+        <w:rPr>
+          <w:lang w:val="zh_TW" w:bidi="zh_TW"/>
+        </w:rPr>
+        <w:t>）。</w:t>
+      </w:r>
+    </w:p>
+    <w:p>
+      <w:pPr>
+        <w:pStyle w:val="Heading3"/>
+      </w:pPr>
+      <w:r>
+        <w:rPr>
+          <w:lang w:val="zh_TW" w:bidi="zh_TW"/>
+        </w:rPr>
+        <w:t>「兄弟」在新約中是什麼意思？</w:t>
       </w:r>
     </w:p>
     <w:p>
@@ -526,7 +574,79 @@
         <w:rPr>
           <w:lang w:val="zh_TW" w:bidi="zh_TW"/>
         </w:rPr>
-        <w:t>雖然看起來不公平，但申命記關於休妻的規定實際上是為了給受害的婦女提供一點保護。丈夫必須以她有不道德的行為為理由，證明休妻的正當性，並需給予被休的妻子一紙休書，作為她與他的婚姻的證明（</w:t>
+        <w:t>在新約聖經中，希臘文的「兄弟」指親生兄弟，例如安得烈和彼得（</w:t>
+      </w:r>
+      <w:hyperlink r:id="rId22">
+        <w:r>
+          <w:rPr>
+            <w:lang w:val="zh_TW" w:bidi="zh_TW"/>
+          </w:rPr>
+          <w:rPr>
+            <w:color w:val="0000EE"/>
+            <w:u w:val="single"/>
+          </w:rPr>
+          <w:t>約1:41</w:t>
+        </w:r>
+      </w:hyperlink>
+      <w:r>
+        <w:rPr>
+          <w:lang w:val="zh_TW" w:bidi="zh_TW"/>
+        </w:rPr>
+        <w:t>）。耶穌有四個兄弟（</w:t>
+      </w:r>
+      <w:hyperlink r:id="rId23">
+        <w:r>
+          <w:rPr>
+            <w:lang w:val="zh_TW" w:bidi="zh_TW"/>
+          </w:rPr>
+          <w:rPr>
+            <w:color w:val="0000EE"/>
+            <w:u w:val="single"/>
+          </w:rPr>
+          <w:t>可6:3</w:t>
+        </w:r>
+      </w:hyperlink>
+      <w:r>
+        <w:rPr>
+          <w:lang w:val="zh_TW" w:bidi="zh_TW"/>
+        </w:rPr>
+        <w:t>）。（羅馬天主教徒認為他們是耶穌的表兄弟，但希臘文並未使用表兄弟的詞語。）耶穌的兄弟起初不信祂（</w:t>
+      </w:r>
+      <w:hyperlink r:id="rId24">
+        <w:r>
+          <w:rPr>
+            <w:lang w:val="zh_TW" w:bidi="zh_TW"/>
+          </w:rPr>
+          <w:rPr>
+            <w:color w:val="0000EE"/>
+            <w:u w:val="single"/>
+          </w:rPr>
+          <w:t>約7:5</w:t>
+        </w:r>
+      </w:hyperlink>
+      <w:r>
+        <w:rPr>
+          <w:lang w:val="zh_TW" w:bidi="zh_TW"/>
+        </w:rPr>
+        <w:t>）。然而，在耶穌復活後，他們加入了基督教群體（</w:t>
+      </w:r>
+      <w:hyperlink r:id="rId25">
+        <w:r>
+          <w:rPr>
+            <w:lang w:val="zh_TW" w:bidi="zh_TW"/>
+          </w:rPr>
+          <w:rPr>
+            <w:color w:val="0000EE"/>
+            <w:u w:val="single"/>
+          </w:rPr>
+          <w:t>徒1:14</w:t>
+        </w:r>
+      </w:hyperlink>
+      <w:r>
+        <w:rPr>
+          <w:lang w:val="zh_TW" w:bidi="zh_TW"/>
+        </w:rPr>
+        <w:t>）。耶穌教導祂的門徒，他們只有一位父（神），因此彼此皆為兄弟（</w:t>
       </w:r>
       <w:hyperlink r:id="rId26">
         <w:r>
@@ -537,14 +657,32 @@
             <w:color w:val="0000EE"/>
             <w:u w:val="single"/>
           </w:rPr>
-          <w:t>申24:1</w:t>
+          <w:t>太23:8</w:t>
         </w:r>
       </w:hyperlink>
       <w:r>
         <w:rPr>
           <w:lang w:val="zh_TW" w:bidi="zh_TW"/>
         </w:rPr>
-        <w:t>）。此外，離異的丈夫在妻子再嫁後，不得再娶她為妻，因為最初的休妻被視為對她的玷污（見</w:t>
+        <w:t>–</w:t>
+      </w:r>
+      <w:hyperlink r:id="rId26">
+        <w:r>
+          <w:rPr>
+            <w:lang w:val="zh_TW" w:bidi="zh_TW"/>
+          </w:rPr>
+          <w:rPr>
+            <w:color w:val="0000EE"/>
+            <w:u w:val="single"/>
+          </w:rPr>
+          <w:t>9</w:t>
+        </w:r>
+      </w:hyperlink>
+      <w:r>
+        <w:rPr>
+          <w:lang w:val="zh_TW" w:bidi="zh_TW"/>
+        </w:rPr>
+        <w:t>）。他也稱自己是他們的兄弟（</w:t>
       </w:r>
       <w:hyperlink r:id="rId27">
         <w:r>
@@ -555,14 +693,14 @@
             <w:color w:val="0000EE"/>
             <w:u w:val="single"/>
           </w:rPr>
-          <w:t>4</w:t>
+          <w:t>太28:10</w:t>
         </w:r>
       </w:hyperlink>
       <w:r>
         <w:rPr>
           <w:lang w:val="zh_TW" w:bidi="zh_TW"/>
         </w:rPr>
-        <w:t>節）。</w:t>
+        <w:t>）。</w:t>
       </w:r>
     </w:p>
     <w:p>
@@ -576,7 +714,7 @@
         <w:rPr>
           <w:lang w:val="zh_TW" w:bidi="zh_TW"/>
         </w:rPr>
-        <w:t>雖然摩西關於休妻的規定是神因以色列人心硬而作出的讓步，舊約卻明確指出神恨惡休妻（</w:t>
+        <w:t>早期基督徒互稱「弟兄」（</w:t>
       </w:r>
       <w:hyperlink r:id="rId28">
         <w:r>
@@ -587,25 +725,296 @@
             <w:color w:val="0000EE"/>
             <w:u w:val="single"/>
           </w:rPr>
-          <w:t>瑪2:16</w:t>
+          <w:t>徒9:17</w:t>
         </w:r>
       </w:hyperlink>
       <w:r>
         <w:rPr>
           <w:lang w:val="zh_TW" w:bidi="zh_TW"/>
         </w:rPr>
-        <w:t>）。休妻的權利是基於人類墮落後形成的男性統治原則而勉強允許的。但神原本的設計，體現在「二人成為一體」的婚姻關係中，仍然是男女婚姻結合的標準。</w:t>
+        <w:t>；</w:t>
+      </w:r>
+      <w:hyperlink r:id="rId29">
+        <w:r>
+          <w:rPr>
+            <w:lang w:val="zh_TW" w:bidi="zh_TW"/>
+          </w:rPr>
+          <w:rPr>
+            <w:color w:val="0000EE"/>
+            <w:u w:val="single"/>
+          </w:rPr>
+          <w:t>西1:1</w:t>
+        </w:r>
+      </w:hyperlink>
+      <w:r>
+        <w:rPr>
+          <w:lang w:val="zh_TW" w:bidi="zh_TW"/>
+        </w:rPr>
+        <w:t>）。基督徒群體兩次被稱為「弟兄或眾弟兄（the brotherhood）」（</w:t>
+      </w:r>
+      <w:hyperlink r:id="rId30">
+        <w:r>
+          <w:rPr>
+            <w:lang w:val="zh_TW" w:bidi="zh_TW"/>
+          </w:rPr>
+          <w:rPr>
+            <w:color w:val="0000EE"/>
+            <w:u w:val="single"/>
+          </w:rPr>
+          <w:t>彼前2:17，</w:t>
+        </w:r>
+      </w:hyperlink>
+      <w:hyperlink r:id="rId31">
+        <w:r>
+          <w:rPr>
+            <w:lang w:val="zh_TW" w:bidi="zh_TW"/>
+          </w:rPr>
+          <w:rPr>
+            <w:color w:val="0000EE"/>
+            <w:u w:val="single"/>
+          </w:rPr>
+          <w:t>5:9</w:t>
+        </w:r>
+      </w:hyperlink>
+      <w:r>
+        <w:rPr>
+          <w:lang w:val="zh_TW" w:bidi="zh_TW"/>
+        </w:rPr>
+        <w:t>）。成為基督徒弟兄的一員需要負上某些責任：</w:t>
       </w:r>
     </w:p>
     <w:p>
       <w:pPr>
-        <w:pStyle w:val="Heading3"/>
-      </w:pPr>
-      <w:r>
-        <w:rPr>
-          <w:lang w:val="zh_TW" w:bidi="zh_TW"/>
-        </w:rPr>
-        <w:t>耶穌關於休妻的教導</w:t>
+        <w:pStyle w:val="ListBullet"/>
+        <w:spacing w:line="240" w:lineRule="auto"/>
+        <w:ind w:left="720"/>
+      </w:pPr>
+      <w:r>
+        <w:rPr>
+          <w:lang w:val="zh_TW" w:bidi="zh_TW"/>
+        </w:rPr>
+      </w:r>
+      <w:r>
+        <w:rPr>
+          <w:lang w:val="zh_TW" w:bidi="zh_TW"/>
+        </w:rPr>
+        <w:t>節制情慾（</w:t>
+      </w:r>
+      <w:hyperlink r:id="rId32">
+        <w:r>
+          <w:rPr>
+            <w:lang w:val="zh_TW" w:bidi="zh_TW"/>
+          </w:rPr>
+          <w:rPr>
+            <w:color w:val="0000EE"/>
+            <w:u w:val="single"/>
+          </w:rPr>
+          <w:t>帖前4:6</w:t>
+        </w:r>
+      </w:hyperlink>
+      <w:r>
+        <w:rPr>
+          <w:lang w:val="zh_TW" w:bidi="zh_TW"/>
+        </w:rPr>
+        <w:t>）</w:t>
+      </w:r>
+    </w:p>
+    <w:p>
+      <w:pPr>
+        <w:pStyle w:val="ListBullet"/>
+        <w:spacing w:line="240" w:lineRule="auto"/>
+        <w:ind w:left="720"/>
+      </w:pPr>
+      <w:r>
+        <w:rPr>
+          <w:lang w:val="zh_TW" w:bidi="zh_TW"/>
+        </w:rPr>
+      </w:r>
+      <w:r>
+        <w:rPr>
+          <w:lang w:val="zh_TW" w:bidi="zh_TW"/>
+        </w:rPr>
+        <w:t>在需要時提供物質幫助（</w:t>
+      </w:r>
+      <w:hyperlink r:id="rId33">
+        <w:r>
+          <w:rPr>
+            <w:lang w:val="zh_TW" w:bidi="zh_TW"/>
+          </w:rPr>
+          <w:rPr>
+            <w:color w:val="0000EE"/>
+            <w:u w:val="single"/>
+          </w:rPr>
+          <w:t>雅2:15</w:t>
+        </w:r>
+      </w:hyperlink>
+      <w:r>
+        <w:rPr>
+          <w:lang w:val="zh_TW" w:bidi="zh_TW"/>
+        </w:rPr>
+        <w:t>–</w:t>
+      </w:r>
+      <w:hyperlink r:id="rId33">
+        <w:r>
+          <w:rPr>
+            <w:lang w:val="zh_TW" w:bidi="zh_TW"/>
+          </w:rPr>
+          <w:rPr>
+            <w:color w:val="0000EE"/>
+            <w:u w:val="single"/>
+          </w:rPr>
+          <w:t>16</w:t>
+        </w:r>
+      </w:hyperlink>
+      <w:r>
+        <w:rPr>
+          <w:lang w:val="zh_TW" w:bidi="zh_TW"/>
+        </w:rPr>
+        <w:t>）</w:t>
+      </w:r>
+    </w:p>
+    <w:p>
+      <w:pPr>
+        <w:pStyle w:val="ListBullet"/>
+        <w:spacing w:line="240" w:lineRule="auto"/>
+        <w:ind w:left="720"/>
+      </w:pPr>
+      <w:r>
+        <w:rPr>
+          <w:lang w:val="zh_TW" w:bidi="zh_TW"/>
+        </w:rPr>
+      </w:r>
+      <w:r>
+        <w:rPr>
+          <w:lang w:val="zh_TW" w:bidi="zh_TW"/>
+        </w:rPr>
+        <w:t>避免引起冒犯（</w:t>
+      </w:r>
+      <w:hyperlink r:id="rId34">
+        <w:r>
+          <w:rPr>
+            <w:lang w:val="zh_TW" w:bidi="zh_TW"/>
+          </w:rPr>
+          <w:rPr>
+            <w:color w:val="0000EE"/>
+            <w:u w:val="single"/>
+          </w:rPr>
+          <w:t>羅14:13</w:t>
+        </w:r>
+      </w:hyperlink>
+      <w:r>
+        <w:rPr>
+          <w:lang w:val="zh_TW" w:bidi="zh_TW"/>
+        </w:rPr>
+        <w:t>）。</w:t>
+      </w:r>
+    </w:p>
+    <w:p>
+      <w:pPr>
+        <w:pStyle w:val="ListBullet"/>
+        <w:spacing w:line="240" w:lineRule="auto"/>
+        <w:ind w:left="720"/>
+      </w:pPr>
+      <w:r>
+        <w:rPr>
+          <w:lang w:val="zh_TW" w:bidi="zh_TW"/>
+        </w:rPr>
+      </w:r>
+      <w:r>
+        <w:rPr>
+          <w:lang w:val="zh_TW" w:bidi="zh_TW"/>
+        </w:rPr>
+        <w:t>基督徒不應該「訴諸法律」或控告他們的弟兄（</w:t>
+      </w:r>
+      <w:hyperlink r:id="rId35">
+        <w:r>
+          <w:rPr>
+            <w:lang w:val="zh_TW" w:bidi="zh_TW"/>
+          </w:rPr>
+          <w:rPr>
+            <w:color w:val="0000EE"/>
+            <w:u w:val="single"/>
+          </w:rPr>
+          <w:t>林前6:5</w:t>
+        </w:r>
+      </w:hyperlink>
+      <w:r>
+        <w:rPr>
+          <w:lang w:val="zh_TW" w:bidi="zh_TW"/>
+        </w:rPr>
+        <w:t>–</w:t>
+      </w:r>
+      <w:hyperlink r:id="rId35">
+        <w:r>
+          <w:rPr>
+            <w:lang w:val="zh_TW" w:bidi="zh_TW"/>
+          </w:rPr>
+          <w:rPr>
+            <w:color w:val="0000EE"/>
+            <w:u w:val="single"/>
+          </w:rPr>
+          <w:t>6</w:t>
+        </w:r>
+      </w:hyperlink>
+      <w:r>
+        <w:rPr>
+          <w:lang w:val="zh_TW" w:bidi="zh_TW"/>
+        </w:rPr>
+        <w:t>）</w:t>
+      </w:r>
+    </w:p>
+    <w:p>
+      <w:pPr>
+        <w:pStyle w:val="ListBullet"/>
+        <w:spacing w:line="240" w:lineRule="auto"/>
+        <w:ind w:left="720"/>
+      </w:pPr>
+      <w:r>
+        <w:rPr>
+          <w:lang w:val="zh_TW" w:bidi="zh_TW"/>
+        </w:rPr>
+      </w:r>
+      <w:r>
+        <w:rPr>
+          <w:lang w:val="zh_TW" w:bidi="zh_TW"/>
+        </w:rPr>
+        <w:t>必須在教會內或個人之間解決問題（</w:t>
+      </w:r>
+      <w:hyperlink r:id="rId36">
+        <w:r>
+          <w:rPr>
+            <w:lang w:val="zh_TW" w:bidi="zh_TW"/>
+          </w:rPr>
+          <w:rPr>
+            <w:color w:val="0000EE"/>
+            <w:u w:val="single"/>
+          </w:rPr>
+          <w:t>太18:15</w:t>
+        </w:r>
+      </w:hyperlink>
+      <w:r>
+        <w:rPr>
+          <w:lang w:val="zh_TW" w:bidi="zh_TW"/>
+        </w:rPr>
+        <w:t>–</w:t>
+      </w:r>
+      <w:hyperlink r:id="rId36">
+        <w:r>
+          <w:rPr>
+            <w:lang w:val="zh_TW" w:bidi="zh_TW"/>
+          </w:rPr>
+          <w:rPr>
+            <w:color w:val="0000EE"/>
+            <w:u w:val="single"/>
+          </w:rPr>
+          <w:t>17</w:t>
+        </w:r>
+      </w:hyperlink>
+      <w:r>
+        <w:rPr>
+          <w:lang w:val="zh_TW" w:bidi="zh_TW"/>
+        </w:rPr>
+        <w:t>）</w:t>
       </w:r>
     </w:p>
     <w:p>
@@ -619,9 +1028,9 @@
         <w:rPr>
           <w:lang w:val="zh_TW" w:bidi="zh_TW"/>
         </w:rPr>
-        <w:t>因基督的救贖事工顯明了回歸神在創造中的原初旨意，舊約中關於休妻的規定在基督徒群體中被廢除。為了證明跟隨祂的人中婚姻關係的不可侵犯性，耶穌引導他們回到創造的典範。耶穌負面地提到摩西准許休妻的規定，並堅持神原初的創造秩序，宣告「起初並不是這樣」（</w:t>
-      </w:r>
-      <w:hyperlink r:id="rId25">
+        <w:t>基督徒與弟兄的關係很重要，因為如果他與弟兄不和，就無法敬拜神（</w:t>
+      </w:r>
+      <w:hyperlink r:id="rId37">
         <w:r>
           <w:rPr>
             <w:lang w:val="zh_TW" w:bidi="zh_TW"/>
@@ -630,14 +1039,32 @@
             <w:color w:val="0000EE"/>
             <w:u w:val="single"/>
           </w:rPr>
-          <w:t>太19:8</w:t>
+          <w:t>太5:23</w:t>
         </w:r>
       </w:hyperlink>
       <w:r>
         <w:rPr>
           <w:lang w:val="zh_TW" w:bidi="zh_TW"/>
         </w:rPr>
-        <w:t>）。基督否定了墮落的影響，並重申了創造的設計。</w:t>
+        <w:t>–</w:t>
+      </w:r>
+      <w:hyperlink r:id="rId37">
+        <w:r>
+          <w:rPr>
+            <w:lang w:val="zh_TW" w:bidi="zh_TW"/>
+          </w:rPr>
+          <w:rPr>
+            <w:color w:val="0000EE"/>
+            <w:u w:val="single"/>
+          </w:rPr>
+          <w:t>24</w:t>
+        </w:r>
+      </w:hyperlink>
+      <w:r>
+        <w:rPr>
+          <w:lang w:val="zh_TW" w:bidi="zh_TW"/>
+        </w:rPr>
+        <w:t>）。</w:t>
       </w:r>
     </w:p>
     <w:p>
@@ -649,27 +1076,44 @@
       </w:r>
       <w:r>
         <w:rPr>
-          <w:lang w:val="zh_TW" w:bidi="zh_TW"/>
-        </w:rPr>
-        <w:t>在</w:t>
-      </w:r>
-      <w:hyperlink r:id="rId29">
-        <w:r>
-          <w:rPr>
-            <w:lang w:val="zh_TW" w:bidi="zh_TW"/>
-          </w:rPr>
-          <w:rPr>
-            <w:color w:val="0000EE"/>
-            <w:u w:val="single"/>
-          </w:rPr>
-          <w:t>馬太福音五章31至32節</w:t>
-        </w:r>
-      </w:hyperlink>
-      <w:r>
-        <w:rPr>
-          <w:lang w:val="zh_TW" w:bidi="zh_TW"/>
-        </w:rPr>
-        <w:t>中，耶穌明確地廢除了摩西律法中允許男人休妻的規定。祂將這種行為視為對婦女人格的侵犯。那些犯姦淫的男人休妻，使妻子淪為受輕視的對象，將她們視為可以通過便利的休妻程序而隨意交易的商品。事實上，男人藉著休妻使妻子背上姦淫的罪名，而與先前婚姻中被棄的女人再婚的男人，則延續了這種羞辱性的過程，並成為姦淫的共犯。</w:t>
+          <w:i/>
+          <w:lang w:val="zh_TW" w:bidi="zh_TW"/>
+        </w:rPr>
+        <w:t>另見</w:t>
+      </w:r>
+      <w:r>
+        <w:rPr>
+          <w:lang w:val="zh_TW" w:bidi="zh_TW"/>
+        </w:rPr>
+        <w:t xml:space="preserve"> </w:t>
+      </w:r>
+      <w:r>
+        <w:rPr>
+          <w:lang w:val="zh_TW" w:bidi="zh_TW"/>
+        </w:rPr>
+        <w:t>家庭生活和關係</w:t>
+      </w:r>
+      <w:r>
+        <w:rPr>
+          <w:lang w:val="zh_TW" w:bidi="zh_TW"/>
+        </w:rPr>
+        <w:t>；</w:t>
+      </w:r>
+      <w:r>
+        <w:rPr>
+          <w:lang w:val="zh_TW" w:bidi="zh_TW"/>
+        </w:rPr>
+        <w:t>兄弟（和姐妹）</w:t>
+      </w:r>
+      <w:r>
+        <w:rPr>
+          <w:lang w:val="zh_TW" w:bidi="zh_TW"/>
+        </w:rPr>
+      </w:r>
+      <w:r>
+        <w:rPr>
+          <w:lang w:val="zh_TW" w:bidi="zh_TW"/>
+        </w:rPr>
       </w:r>
     </w:p>
     <w:p>
@@ -679,29 +1123,21 @@
           <w:lang w:val="zh_TW" w:bidi="zh_TW"/>
         </w:rPr>
       </w:r>
-      <w:r>
-        <w:rPr>
-          <w:lang w:val="zh_TW" w:bidi="zh_TW"/>
-        </w:rPr>
-        <w:t>耶穌刻意收回男人隨意棄妻的權利，重新建立起按照創造時設計的終身「一體」聯結。祂的門徒準確地理解了祂的意圖。然而，男性特權的觀念在他們的思維中根深蒂固，以至於他們認為守獨身的自由優於對終身一夫一妻婚姻的承諾（</w:t>
-      </w:r>
-      <w:hyperlink r:id="rId30">
-        <w:r>
-          <w:rPr>
-            <w:lang w:val="zh_TW" w:bidi="zh_TW"/>
-          </w:rPr>
-          <w:rPr>
-            <w:color w:val="0000EE"/>
-            <w:u w:val="single"/>
-          </w:rPr>
-          <w:t>太19:10</w:t>
-        </w:r>
-      </w:hyperlink>
-      <w:r>
-        <w:rPr>
-          <w:lang w:val="zh_TW" w:bidi="zh_TW"/>
-        </w:rPr>
-        <w:t>）。</w:t>
+    </w:p>
+    <w:p>
+      <w:pPr>
+        <w:pStyle w:val="Heading2"/>
+      </w:pPr>
+      <w:r>
+        <w:rPr>
+          <w:lang w:val="zh_TW" w:bidi="zh_TW"/>
+        </w:rPr>
+        <w:t>兄弟（和姐妹）</w:t>
+      </w:r>
+      <w:r>
+        <w:rPr>
+          <w:lang w:val="zh_TW" w:bidi="zh_TW"/>
+        </w:rPr>
       </w:r>
     </w:p>
     <w:p>
@@ -715,9 +1151,9 @@
         <w:rPr>
           <w:lang w:val="zh_TW" w:bidi="zh_TW"/>
         </w:rPr>
-        <w:t>耶穌不僅重申了「一體」聯結在救贖群體中的有效性，新約也透過將婚姻的聯結，定義為基督與教會關係在地上的反映，進一步加強了婚姻聯結的不可侵犯性（</w:t>
-      </w:r>
-      <w:hyperlink r:id="rId31">
+        <w:t>對神家中的成員的稱呼。有充分的證據表明，耶穌時代的猶太人經常自稱為弟兄（</w:t>
+      </w:r>
+      <w:hyperlink r:id="rId38">
         <w:r>
           <w:rPr>
             <w:lang w:val="zh_TW" w:bidi="zh_TW"/>
@@ -726,30 +1162,10 @@
             <w:color w:val="0000EE"/>
             <w:u w:val="single"/>
           </w:rPr>
-          <w:t>弗5:25</w:t>
+          <w:t>徒2:29、37，</w:t>
         </w:r>
       </w:hyperlink>
-      <w:r>
-        <w:rPr>
-          <w:lang w:val="zh_TW" w:bidi="zh_TW"/>
-        </w:rPr>
-        <w:t>）。</w:t>
-      </w:r>
-    </w:p>
-    <w:p>
-      <w:pPr/>
-      <w:r>
-        <w:rPr>
-          <w:lang w:val="zh_TW" w:bidi="zh_TW"/>
-        </w:rPr>
-      </w:r>
-      <w:r>
-        <w:rPr>
-          <w:lang w:val="zh_TW" w:bidi="zh_TW"/>
-        </w:rPr>
-        <w:t>儘管婚姻聯結的永恆性受到如此嚴厲的制約，新約仍允許在某些例外情況下休妻，以保護無辜的一方免於受不道德行為和拋棄的傷害。耶穌設立了一些例外條件，賦予因配偶不忠而受害的一方提出休妻的權利（</w:t>
-      </w:r>
-      <w:hyperlink r:id="rId32">
+      <w:hyperlink r:id="rId39">
         <w:r>
           <w:rPr>
             <w:lang w:val="zh_TW" w:bidi="zh_TW"/>
@@ -758,10 +1174,10 @@
             <w:color w:val="0000EE"/>
             <w:u w:val="single"/>
           </w:rPr>
-          <w:t>太5:32，</w:t>
+          <w:t>7:2，</w:t>
         </w:r>
       </w:hyperlink>
-      <w:hyperlink r:id="rId33">
+      <w:hyperlink r:id="rId40">
         <w:r>
           <w:rPr>
             <w:lang w:val="zh_TW" w:bidi="zh_TW"/>
@@ -770,328 +1186,7 @@
             <w:color w:val="0000EE"/>
             <w:u w:val="single"/>
           </w:rPr>
-          <w:t>19:9</w:t>
-        </w:r>
-      </w:hyperlink>
-      <w:r>
-        <w:rPr>
-          <w:lang w:val="zh_TW" w:bidi="zh_TW"/>
-        </w:rPr>
-        <w:t>）。顯然，受害的一方可以選擇維持婚姻關係，即使面對不忠配偶背叛承諾。然而，鑒於聖經允許的例外情況，不應強加給無辜的一方必須維持或恢復受破壞婚姻關係的義務。</w:t>
-      </w:r>
-    </w:p>
-    <w:p>
-      <w:pPr/>
-      <w:r>
-        <w:rPr>
-          <w:lang w:val="zh_TW" w:bidi="zh_TW"/>
-        </w:rPr>
-      </w:r>
-      <w:r>
-        <w:rPr>
-          <w:lang w:val="zh_TW" w:bidi="zh_TW"/>
-        </w:rPr>
-        <w:t>新約認可的另一個可以休妻的例外情況是拋棄。根據</w:t>
-      </w:r>
-      <w:hyperlink r:id="rId34">
-        <w:r>
-          <w:rPr>
-            <w:lang w:val="zh_TW" w:bidi="zh_TW"/>
-          </w:rPr>
-          <w:rPr>
-            <w:color w:val="0000EE"/>
-            <w:u w:val="single"/>
-          </w:rPr>
-          <w:t>哥林多前書七章15節</w:t>
-        </w:r>
-      </w:hyperlink>
-      <w:r>
-        <w:rPr>
-          <w:lang w:val="zh_TW" w:bidi="zh_TW"/>
-        </w:rPr>
-        <w:t>的規定，這主要是指未信主的配偶拋棄婚姻的情況。然而，應注意到，如果信徒有拋棄配偶的行為，也應被視為不信主的人（</w:t>
-      </w:r>
-      <w:hyperlink r:id="rId35">
-        <w:r>
-          <w:rPr>
-            <w:lang w:val="zh_TW" w:bidi="zh_TW"/>
-          </w:rPr>
-          <w:rPr>
-            <w:color w:val="0000EE"/>
-            <w:u w:val="single"/>
-          </w:rPr>
-          <w:t>提前5:8</w:t>
-        </w:r>
-      </w:hyperlink>
-      <w:r>
-        <w:rPr>
-          <w:lang w:val="zh_TW" w:bidi="zh_TW"/>
-        </w:rPr>
-        <w:t>）。任何相當於拋棄婚姻關係的行為，都構成了對婚姻承諾的破壞，並適用</w:t>
-      </w:r>
-      <w:hyperlink r:id="rId34">
-        <w:r>
-          <w:rPr>
-            <w:lang w:val="zh_TW" w:bidi="zh_TW"/>
-          </w:rPr>
-          <w:rPr>
-            <w:color w:val="0000EE"/>
-            <w:u w:val="single"/>
-          </w:rPr>
-          <w:t>哥林多前書七章15節</w:t>
-        </w:r>
-      </w:hyperlink>
-      <w:r>
-        <w:rPr>
-          <w:lang w:val="zh_TW" w:bidi="zh_TW"/>
-        </w:rPr>
-        <w:t>中所述的規定。</w:t>
-      </w:r>
-    </w:p>
-    <w:p>
-      <w:pPr/>
-      <w:r>
-        <w:rPr>
-          <w:lang w:val="zh_TW" w:bidi="zh_TW"/>
-        </w:rPr>
-      </w:r>
-      <w:r>
-        <w:rPr>
-          <w:lang w:val="zh_TW" w:bidi="zh_TW"/>
-        </w:rPr>
-        <w:t>無論是通姦還是拋棄，受害的一方都有權向有過錯的配偶尋求休妻，並在完成休妻後重新成為單身。若悔改和和解無法恢復被破壞的婚姻，受害的一方無需再受該婚姻的約束。根據聖經，未受婚姻約束的人有權再婚，但前提是只「在主裡」（</w:t>
-      </w:r>
-      <w:hyperlink r:id="rId36">
-        <w:r>
-          <w:rPr>
-            <w:lang w:val="zh_TW" w:bidi="zh_TW"/>
-          </w:rPr>
-          <w:rPr>
-            <w:color w:val="0000EE"/>
-            <w:u w:val="single"/>
-          </w:rPr>
-          <w:t>林前7:39</w:t>
-        </w:r>
-      </w:hyperlink>
-      <w:r>
-        <w:rPr>
-          <w:lang w:val="zh_TW" w:bidi="zh_TW"/>
-        </w:rPr>
-        <w:t>），即只能與另一位基督徒結婚。對於沒有獨身恩賜的單身者來說，結婚的命令（</w:t>
-      </w:r>
-      <w:hyperlink r:id="rId37">
-        <w:r>
-          <w:rPr>
-            <w:lang w:val="zh_TW" w:bidi="zh_TW"/>
-          </w:rPr>
-          <w:rPr>
-            <w:color w:val="0000EE"/>
-            <w:u w:val="single"/>
-          </w:rPr>
-          <w:t>9</w:t>
-        </w:r>
-      </w:hyperlink>
-      <w:r>
-        <w:rPr>
-          <w:lang w:val="zh_TW" w:bidi="zh_TW"/>
-        </w:rPr>
-        <w:t>節）同樣適用於因符合聖經原則的合法休妻而成為單身的人。根據基督在</w:t>
-      </w:r>
-      <w:hyperlink r:id="rId38">
-        <w:r>
-          <w:rPr>
-            <w:lang w:val="zh_TW" w:bidi="zh_TW"/>
-          </w:rPr>
-          <w:rPr>
-            <w:color w:val="0000EE"/>
-            <w:u w:val="single"/>
-          </w:rPr>
-          <w:t>馬可福音十章11至12節</w:t>
-        </w:r>
-      </w:hyperlink>
-      <w:r>
-        <w:rPr>
-          <w:lang w:val="zh_TW" w:bidi="zh_TW"/>
-        </w:rPr>
-        <w:t>和</w:t>
-      </w:r>
-      <w:hyperlink r:id="rId39">
-        <w:r>
-          <w:rPr>
-            <w:lang w:val="zh_TW" w:bidi="zh_TW"/>
-          </w:rPr>
-          <w:rPr>
-            <w:color w:val="0000EE"/>
-            <w:u w:val="single"/>
-          </w:rPr>
-          <w:t>路加福音十六章18節</w:t>
-        </w:r>
-      </w:hyperlink>
-      <w:r>
-        <w:rPr>
-          <w:lang w:val="zh_TW" w:bidi="zh_TW"/>
-        </w:rPr>
-        <w:t>中的教導，若休妻僅被用作更換配偶的手段，則其因意圖不純的休妻所構成的姦淫，這樣的再婚不被認可。</w:t>
-      </w:r>
-    </w:p>
-    <w:p>
-      <w:pPr/>
-      <w:r>
-        <w:rPr>
-          <w:lang w:val="zh_TW" w:bidi="zh_TW"/>
-        </w:rPr>
-      </w:r>
-      <w:r>
-        <w:rPr>
-          <w:lang w:val="zh_TW" w:bidi="zh_TW"/>
-        </w:rPr>
-        <w:t>通常有許多因素加起來導致一段婚姻的摧毀。因此，當教會在處理每個休妻和再婚的案例時，必須逐案處理，並考慮到神無窮的赦罪大能及其恢復破碎生命的恩典。顯然，聖經對休妻的限制並不適用於那些在信主前婚姻破裂的信徒，因為神的赦免洗清了他們在未信主時期的罪，使他們在基督裡成為新造的人。</w:t>
-      </w:r>
-    </w:p>
-    <w:p>
-      <w:pPr/>
-      <w:r>
-        <w:rPr>
-          <w:lang w:val="zh_TW" w:bidi="zh_TW"/>
-        </w:rPr>
-      </w:r>
-      <w:r>
-        <w:rPr>
-          <w:i/>
-          <w:lang w:val="zh_TW" w:bidi="zh_TW"/>
-        </w:rPr>
-        <w:t>另見</w:t>
-      </w:r>
-      <w:r>
-        <w:rPr>
-          <w:lang w:val="zh_TW" w:bidi="zh_TW"/>
-        </w:rPr>
-        <w:t xml:space="preserve"> </w:t>
-      </w:r>
-      <w:r>
-        <w:rPr>
-          <w:lang w:val="zh_TW" w:bidi="zh_TW"/>
-        </w:rPr>
-        <w:t>姦淫</w:t>
-      </w:r>
-      <w:r>
-        <w:rPr>
-          <w:lang w:val="zh_TW" w:bidi="zh_TW"/>
-        </w:rPr>
-        <w:t>；</w:t>
-      </w:r>
-      <w:r>
-        <w:rPr>
-          <w:lang w:val="zh_TW" w:bidi="zh_TW"/>
-        </w:rPr>
-        <w:t>民事法律和司法</w:t>
-      </w:r>
-      <w:r>
-        <w:rPr>
-          <w:lang w:val="zh_TW" w:bidi="zh_TW"/>
-        </w:rPr>
-        <w:t>；</w:t>
-      </w:r>
-      <w:r>
-        <w:rPr>
-          <w:lang w:val="zh_TW" w:bidi="zh_TW"/>
-        </w:rPr>
-        <w:t>婚姻，婚姻習俗</w:t>
-      </w:r>
-      <w:r>
-        <w:rPr>
-          <w:lang w:val="zh_TW" w:bidi="zh_TW"/>
-        </w:rPr>
-        <w:t>；</w:t>
-      </w:r>
-      <w:r>
-        <w:rPr>
-          <w:lang w:val="zh_TW" w:bidi="zh_TW"/>
-        </w:rPr>
-        <w:t>性，性別</w:t>
-      </w:r>
-      <w:r>
-        <w:rPr>
-          <w:lang w:val="zh_TW" w:bidi="zh_TW"/>
-        </w:rPr>
-        <w:t>。</w:t>
-      </w:r>
-      <w:r>
-        <w:rPr>
-          <w:lang w:val="zh_TW" w:bidi="zh_TW"/>
-        </w:rPr>
-      </w:r>
-      <w:r>
-        <w:rPr>
-          <w:lang w:val="zh_TW" w:bidi="zh_TW"/>
-        </w:rPr>
-      </w:r>
-    </w:p>
-    <w:p>
-      <w:pPr/>
-      <w:r>
-        <w:rPr>
-          <w:lang w:val="zh_TW" w:bidi="zh_TW"/>
-        </w:rPr>
-      </w:r>
-    </w:p>
-    <w:p>
-      <w:pPr>
-        <w:pStyle w:val="Heading2"/>
-      </w:pPr>
-      <w:r>
-        <w:rPr>
-          <w:lang w:val="zh_TW" w:bidi="zh_TW"/>
-        </w:rPr>
-        <w:t>休書</w:t>
-      </w:r>
-      <w:r>
-        <w:rPr>
-          <w:lang w:val="zh_TW" w:bidi="zh_TW"/>
-        </w:rPr>
-      </w:r>
-    </w:p>
-    <w:p>
-      <w:pPr/>
-      <w:r>
-        <w:rPr>
-          <w:lang w:val="zh_TW" w:bidi="zh_TW"/>
-        </w:rPr>
-      </w:r>
-      <w:r>
-        <w:rPr>
-          <w:lang w:val="zh_TW" w:bidi="zh_TW"/>
-        </w:rPr>
-        <w:t>一份根據摩西律法宣告丈夫和妻子分離的文件（</w:t>
-      </w:r>
-      <w:hyperlink r:id="rId24">
-        <w:r>
-          <w:rPr>
-            <w:lang w:val="zh_TW" w:bidi="zh_TW"/>
-          </w:rPr>
-          <w:rPr>
-            <w:color w:val="0000EE"/>
-            <w:u w:val="single"/>
-          </w:rPr>
-          <w:t>申24:1–4</w:t>
-        </w:r>
-      </w:hyperlink>
-      <w:r>
-        <w:rPr>
-          <w:lang w:val="zh_TW" w:bidi="zh_TW"/>
-        </w:rPr>
-        <w:t>；見</w:t>
-      </w:r>
-      <w:hyperlink r:id="rId40">
-        <w:r>
-          <w:rPr>
-            <w:lang w:val="zh_TW" w:bidi="zh_TW"/>
-          </w:rPr>
-          <w:rPr>
-            <w:color w:val="0000EE"/>
-            <w:u w:val="single"/>
-          </w:rPr>
-          <w:t>太5:31，</w:t>
+          <w:t>22:5，</w:t>
         </w:r>
       </w:hyperlink>
       <w:hyperlink r:id="rId41">
@@ -1103,9 +1198,15 @@
             <w:color w:val="0000EE"/>
             <w:u w:val="single"/>
           </w:rPr>
-          <w:t>19:7；</w:t>
+          <w:t>28:21</w:t>
         </w:r>
       </w:hyperlink>
+      <w:r>
+        <w:rPr>
+          <w:lang w:val="zh_TW" w:bidi="zh_TW"/>
+        </w:rPr>
+        <w:t>；</w:t>
+      </w:r>
       <w:hyperlink r:id="rId42">
         <w:r>
           <w:rPr>
@@ -1115,14 +1216,14 @@
             <w:color w:val="0000EE"/>
             <w:u w:val="single"/>
           </w:rPr>
-          <w:t>可10:4</w:t>
+          <w:t>羅9:3</w:t>
         </w:r>
       </w:hyperlink>
       <w:r>
         <w:rPr>
           <w:lang w:val="zh_TW" w:bidi="zh_TW"/>
         </w:rPr>
-        <w:t>）。休書保護了婦女的權利，提供她已獲自由的證據，並確保她的丈夫不能索取她的嫁妝。這類文件措辭可見於</w:t>
+        <w:t>）。因此，對猶太基督徒來說，從一開始就自然地互稱為「弟兄」（即「弟兄姐妹」——這個詞包括男性和女性；</w:t>
       </w:r>
       <w:hyperlink r:id="rId43">
         <w:r>
@@ -1133,15 +1234,9 @@
             <w:color w:val="0000EE"/>
             <w:u w:val="single"/>
           </w:rPr>
-          <w:t>何西阿書二章2節</w:t>
+          <w:t>徒1:15–16，</w:t>
         </w:r>
       </w:hyperlink>
-      <w:r>
-        <w:rPr>
-          <w:lang w:val="zh_TW" w:bidi="zh_TW"/>
-        </w:rPr>
-        <w:t>：「因為她不是我的妻子， 我也不是她的丈夫」。舊約中的先知以此比喻，表達神欲與悖逆的百姓分離的心意（</w:t>
-      </w:r>
       <w:hyperlink r:id="rId44">
         <w:r>
           <w:rPr>
@@ -1151,7 +1246,7 @@
             <w:color w:val="0000EE"/>
             <w:u w:val="single"/>
           </w:rPr>
-          <w:t>賽50:1；</w:t>
+          <w:t>9:30，</w:t>
         </w:r>
       </w:hyperlink>
       <w:hyperlink r:id="rId45">
@@ -1163,14 +1258,68 @@
             <w:color w:val="0000EE"/>
             <w:u w:val="single"/>
           </w:rPr>
-          <w:t>耶3:8</w:t>
+          <w:t>11:1</w:t>
         </w:r>
       </w:hyperlink>
       <w:r>
         <w:rPr>
           <w:lang w:val="zh_TW" w:bidi="zh_TW"/>
         </w:rPr>
-        <w:t>）。</w:t>
+        <w:t>）。外邦的宗教群體成員也互稱兄弟，因此這一稱呼同樣在外邦教會中被接受（</w:t>
+      </w:r>
+      <w:hyperlink r:id="rId46">
+        <w:r>
+          <w:rPr>
+            <w:lang w:val="zh_TW" w:bidi="zh_TW"/>
+          </w:rPr>
+          <w:rPr>
+            <w:color w:val="0000EE"/>
+            <w:u w:val="single"/>
+          </w:rPr>
+          <w:t>徒17:14</w:t>
+        </w:r>
+      </w:hyperlink>
+      <w:r>
+        <w:rPr>
+          <w:lang w:val="zh_TW" w:bidi="zh_TW"/>
+        </w:rPr>
+        <w:t>；</w:t>
+      </w:r>
+      <w:hyperlink r:id="rId47">
+        <w:r>
+          <w:rPr>
+            <w:lang w:val="zh_TW" w:bidi="zh_TW"/>
+          </w:rPr>
+          <w:rPr>
+            <w:color w:val="0000EE"/>
+            <w:u w:val="single"/>
+          </w:rPr>
+          <w:t>羅1:13</w:t>
+        </w:r>
+      </w:hyperlink>
+      <w:r>
+        <w:rPr>
+          <w:lang w:val="zh_TW" w:bidi="zh_TW"/>
+        </w:rPr>
+        <w:t>；</w:t>
+      </w:r>
+      <w:hyperlink r:id="rId48">
+        <w:r>
+          <w:rPr>
+            <w:lang w:val="zh_TW" w:bidi="zh_TW"/>
+          </w:rPr>
+          <w:rPr>
+            <w:color w:val="0000EE"/>
+            <w:u w:val="single"/>
+          </w:rPr>
+          <w:t>林前1:1、10</w:t>
+        </w:r>
+      </w:hyperlink>
+      <w:r>
+        <w:rPr>
+          <w:lang w:val="zh_TW" w:bidi="zh_TW"/>
+        </w:rPr>
+        <w:t>；以及保羅寫給外邦人教會的書信中其它多處）。事實上，與「門徒」（在使徒行傳中）和「聖徒」（在保羅書信及啟示錄中總是以複數形式出現）一樣，「弟兄」是基督徒最常用的稱號之一，並且是雅各書和約翰一書中主要使用的稱號。</w:t>
       </w:r>
     </w:p>
     <w:p>
@@ -1182,52 +1331,63 @@
       </w:r>
       <w:r>
         <w:rPr>
-          <w:i/>
-          <w:lang w:val="zh_TW" w:bidi="zh_TW"/>
-        </w:rPr>
-        <w:t>另見</w:t>
-      </w:r>
-      <w:r>
-        <w:rPr>
-          <w:lang w:val="zh_TW" w:bidi="zh_TW"/>
-        </w:rPr>
-        <w:t xml:space="preserve"> </w:t>
-      </w:r>
-      <w:r>
-        <w:rPr>
-          <w:lang w:val="zh_TW" w:bidi="zh_TW"/>
-        </w:rPr>
-        <w:t>民事律法和司法</w:t>
-      </w:r>
+          <w:lang w:val="zh_TW" w:bidi="zh_TW"/>
+        </w:rPr>
+        <w:t>每個基督徒都被稱為「弟兄」，而基督徒群體整體則被稱為「弟兄們」。此稱號強調基督徒群體的親密性，即信徒之間的關係如同血親般親近（甚至更親密——</w:t>
+      </w:r>
+      <w:hyperlink r:id="rId49">
+        <w:r>
+          <w:rPr>
+            <w:lang w:val="zh_TW" w:bidi="zh_TW"/>
+          </w:rPr>
+          <w:rPr>
+            <w:color w:val="0000EE"/>
+            <w:u w:val="single"/>
+          </w:rPr>
+          <w:t>可10:23–31</w:t>
+        </w:r>
+      </w:hyperlink>
+      <w:r>
+        <w:rPr>
+          <w:lang w:val="zh_TW" w:bidi="zh_TW"/>
+        </w:rPr>
+        <w:t>）。在約翰一書和雅各書中，這一稱呼突顯出貧窮基督徒對富裕基督徒的要求（</w:t>
+      </w:r>
+      <w:hyperlink r:id="rId50">
+        <w:r>
+          <w:rPr>
+            <w:lang w:val="zh_TW" w:bidi="zh_TW"/>
+          </w:rPr>
+          <w:rPr>
+            <w:color w:val="0000EE"/>
+            <w:u w:val="single"/>
+          </w:rPr>
+          <w:t>雅2:15</w:t>
+        </w:r>
+      </w:hyperlink>
       <w:r>
         <w:rPr>
           <w:lang w:val="zh_TW" w:bidi="zh_TW"/>
         </w:rPr>
         <w:t>；</w:t>
       </w:r>
-      <w:r>
-        <w:rPr>
-          <w:lang w:val="zh_TW" w:bidi="zh_TW"/>
-        </w:rPr>
-        <w:t>休妻</w:t>
-      </w:r>
-      <w:r>
-        <w:rPr>
-          <w:lang w:val="zh_TW" w:bidi="zh_TW"/>
-        </w:rPr>
-        <w:t>；</w:t>
-      </w:r>
-      <w:r>
-        <w:rPr>
-          <w:lang w:val="zh_TW" w:bidi="zh_TW"/>
-        </w:rPr>
-        <w:t>婚姻，婚姻習俗</w:t>
-      </w:r>
-      <w:r>
-        <w:rPr>
-          <w:lang w:val="zh_TW" w:bidi="zh_TW"/>
-        </w:rPr>
-        <w:t>。</w:t>
+      <w:hyperlink r:id="rId51">
+        <w:r>
+          <w:rPr>
+            <w:lang w:val="zh_TW" w:bidi="zh_TW"/>
+          </w:rPr>
+          <w:rPr>
+            <w:color w:val="0000EE"/>
+            <w:u w:val="single"/>
+          </w:rPr>
+          <w:t>約壹3:10–18</w:t>
+        </w:r>
+      </w:hyperlink>
+      <w:r>
+        <w:rPr>
+          <w:lang w:val="zh_TW" w:bidi="zh_TW"/>
+        </w:rPr>
+        <w:t>）。它也表明基督徒群體成員之間的平等關係。</w:t>
       </w:r>
       <w:r>
         <w:rPr>

--- a/zht/docx/178.content.docx
+++ b/zht/docx/178.content.docx
@@ -149,7 +149,7 @@
         <w:rPr>
           <w:lang w:val="zh_TW" w:bidi="zh_TW"/>
         </w:rPr>
-        <w:t>xiong</w:t>
+        <w:t>wu</w:t>
       </w:r>
       <w:r>
         <w:rPr>
@@ -212,12 +212,35 @@
         <w:rPr>
           <w:lang w:val="zh_TW" w:bidi="zh_TW"/>
         </w:rPr>
-        <w:t>兄弟</w:t>
-      </w:r>
-      <w:r>
-        <w:rPr>
-          <w:lang w:val="zh_TW" w:bidi="zh_TW"/>
-        </w:rPr>
+        <w:t>烏薩（人物）</w:t>
+      </w:r>
+      <w:r>
+        <w:rPr>
+          <w:lang w:val="zh_TW" w:bidi="zh_TW"/>
+        </w:rPr>
+      </w:r>
+    </w:p>
+    <w:p>
+      <w:pPr>
+        <w:pStyle w:val="Heading2"/>
+      </w:pPr>
+      <w:r>
+        <w:rPr>
+          <w:lang w:val="zh_TW" w:bidi="zh_TW"/>
+        </w:rPr>
+        <w:t>烏</w:t>
+      </w:r>
+      <w:r>
+        <w:rPr>
+          <w:lang w:val="zh_TW" w:bidi="zh_TW"/>
+        </w:rPr>
+        <w:t>薩</w:t>
+      </w:r>
+      <w:r>
+        <w:rPr>
+          <w:lang w:val="zh_TW" w:bidi="zh_TW"/>
+        </w:rPr>
+        <w:t>（人物）</w:t>
       </w:r>
     </w:p>
     <w:p>
@@ -231,87 +254,7 @@
         <w:rPr>
           <w:lang w:val="zh_TW" w:bidi="zh_TW"/>
         </w:rPr>
-        <w:t>「兄弟」一詞可以指：</w:t>
-      </w:r>
-    </w:p>
-    <w:p>
-      <w:pPr>
-        <w:pStyle w:val="ListBullet"/>
-        <w:spacing w:line="240" w:lineRule="auto"/>
-        <w:ind w:left="720"/>
-      </w:pPr>
-      <w:r>
-        <w:rPr>
-          <w:lang w:val="zh_TW" w:bidi="zh_TW"/>
-        </w:rPr>
-      </w:r>
-      <w:r>
-        <w:rPr>
-          <w:lang w:val="zh_TW" w:bidi="zh_TW"/>
-        </w:rPr>
-        <w:t>與自己有兄弟關係的男性</w:t>
-      </w:r>
-    </w:p>
-    <w:p>
-      <w:pPr>
-        <w:pStyle w:val="ListBullet"/>
-        <w:spacing w:line="240" w:lineRule="auto"/>
-        <w:ind w:left="720"/>
-      </w:pPr>
-      <w:r>
-        <w:rPr>
-          <w:lang w:val="zh_TW" w:bidi="zh_TW"/>
-        </w:rPr>
-      </w:r>
-      <w:r>
-        <w:rPr>
-          <w:lang w:val="zh_TW" w:bidi="zh_TW"/>
-        </w:rPr>
-        <w:t>親密的男性朋友</w:t>
-      </w:r>
-    </w:p>
-    <w:p>
-      <w:pPr>
-        <w:pStyle w:val="ListBullet"/>
-        <w:spacing w:line="240" w:lineRule="auto"/>
-        <w:ind w:left="720"/>
-      </w:pPr>
-      <w:r>
-        <w:rPr>
-          <w:lang w:val="zh_TW" w:bidi="zh_TW"/>
-        </w:rPr>
-      </w:r>
-      <w:r>
-        <w:rPr>
-          <w:lang w:val="zh_TW" w:bidi="zh_TW"/>
-        </w:rPr>
-        <w:t>同種族、信仰、職業或組織的成員。</w:t>
-      </w:r>
-    </w:p>
-    <w:p>
-      <w:pPr>
-        <w:pStyle w:val="Heading3"/>
-      </w:pPr>
-      <w:r>
-        <w:rPr>
-          <w:b/>
-          <w:lang w:val="zh_TW" w:bidi="zh_TW"/>
-        </w:rPr>
-        <w:t>「兄弟」在舊約中的意思是什麼？</w:t>
-      </w:r>
-    </w:p>
-    <w:p>
-      <w:pPr/>
-      <w:r>
-        <w:rPr>
-          <w:lang w:val="zh_TW" w:bidi="zh_TW"/>
-        </w:rPr>
-      </w:r>
-      <w:r>
-        <w:rPr>
-          <w:lang w:val="zh_TW" w:bidi="zh_TW"/>
-        </w:rPr>
-        <w:t>在舊約聖經中，「兄弟」的希伯來文指的是至少有一個共同父親或母親的男性。約瑟和便雅憫都是雅各和拉結的孩子（</w:t>
+        <w:t>約坍的兒子，屬於閃族支系中希伯的後裔（</w:t>
       </w:r>
       <w:hyperlink r:id="rId13">
         <w:r>
@@ -322,14 +265,14 @@
             <w:color w:val="0000EE"/>
             <w:u w:val="single"/>
           </w:rPr>
-          <w:t>創35:24</w:t>
+          <w:t>創10:27</w:t>
         </w:r>
       </w:hyperlink>
       <w:r>
         <w:rPr>
           <w:lang w:val="zh_TW" w:bidi="zh_TW"/>
         </w:rPr>
-        <w:t>）。然而，雅各其他的兒子也被稱為約瑟的兄弟（</w:t>
+        <w:t>；</w:t>
       </w:r>
       <w:hyperlink r:id="rId14">
         <w:r>
@@ -340,7 +283,7 @@
             <w:color w:val="0000EE"/>
             <w:u w:val="single"/>
           </w:rPr>
-          <w:t>創42:6</w:t>
+          <w:t>代上1:21</w:t>
         </w:r>
       </w:hyperlink>
       <w:r>
@@ -348,6 +291,16 @@
           <w:lang w:val="zh_TW" w:bidi="zh_TW"/>
         </w:rPr>
         <w:t>）。</w:t>
+      </w:r>
+      <w:r>
+        <w:rPr>
+          <w:lang w:val="zh_TW" w:bidi="zh_TW"/>
+        </w:rPr>
+      </w:r>
+      <w:r>
+        <w:rPr>
+          <w:lang w:val="zh_TW" w:bidi="zh_TW"/>
+        </w:rPr>
       </w:r>
     </w:p>
     <w:p>
@@ -357,11 +310,35 @@
           <w:lang w:val="zh_TW" w:bidi="zh_TW"/>
         </w:rPr>
       </w:r>
-      <w:r>
-        <w:rPr>
-          <w:lang w:val="zh_TW" w:bidi="zh_TW"/>
-        </w:rPr>
-        <w:t>約瑟對便雅憫的愛是特別的，但兄弟之間並非總有這種愛。該隱殺害了他的兄弟亞伯（</w:t>
+    </w:p>
+    <w:p>
+      <w:pPr>
+        <w:pStyle w:val="Heading2"/>
+      </w:pPr>
+      <w:r>
+        <w:rPr>
+          <w:lang w:val="zh_TW" w:bidi="zh_TW"/>
+        </w:rPr>
+        <w:t>烏斯（地點）</w:t>
+      </w:r>
+      <w:r>
+        <w:rPr>
+          <w:lang w:val="zh_TW" w:bidi="zh_TW"/>
+        </w:rPr>
+      </w:r>
+    </w:p>
+    <w:p>
+      <w:pPr/>
+      <w:r>
+        <w:rPr>
+          <w:lang w:val="zh_TW" w:bidi="zh_TW"/>
+        </w:rPr>
+      </w:r>
+      <w:r>
+        <w:rPr>
+          <w:lang w:val="zh_TW" w:bidi="zh_TW"/>
+        </w:rPr>
+        <w:t>烏斯是約伯的故鄉（</w:t>
       </w:r>
       <w:hyperlink r:id="rId15">
         <w:r>
@@ -372,14 +349,14 @@
             <w:color w:val="0000EE"/>
             <w:u w:val="single"/>
           </w:rPr>
-          <w:t>創4:8</w:t>
+          <w:t>伯1:1</w:t>
         </w:r>
       </w:hyperlink>
       <w:r>
         <w:rPr>
           <w:lang w:val="zh_TW" w:bidi="zh_TW"/>
         </w:rPr>
-        <w:t>），以掃恨他的兄弟雅各（</w:t>
+        <w:t>）。這個地名與以東並列出現，並與西珥的何利人族譜中的烏斯有關（</w:t>
       </w:r>
       <w:hyperlink r:id="rId16">
         <w:r>
@@ -390,14 +367,14 @@
             <w:color w:val="0000EE"/>
             <w:u w:val="single"/>
           </w:rPr>
-          <w:t>27:41</w:t>
+          <w:t>哀4:21</w:t>
         </w:r>
       </w:hyperlink>
       <w:r>
         <w:rPr>
           <w:lang w:val="zh_TW" w:bidi="zh_TW"/>
         </w:rPr>
-        <w:t>）。兄弟可能帶來壞的影響（</w:t>
+        <w:t>）。然而約伯記中並未明確地標示出烏斯地的具體位置，但書中提到「東方人」（Kedem）居住在那裡（</w:t>
       </w:r>
       <w:hyperlink r:id="rId17">
         <w:r>
@@ -408,32 +385,14 @@
             <w:color w:val="0000EE"/>
             <w:u w:val="single"/>
           </w:rPr>
-          <w:t>申13:6</w:t>
+          <w:t>伯1:3</w:t>
         </w:r>
       </w:hyperlink>
       <w:r>
         <w:rPr>
           <w:lang w:val="zh_TW" w:bidi="zh_TW"/>
         </w:rPr>
-        <w:t>–</w:t>
-      </w:r>
-      <w:hyperlink r:id="rId17">
-        <w:r>
-          <w:rPr>
-            <w:lang w:val="zh_TW" w:bidi="zh_TW"/>
-          </w:rPr>
-          <w:rPr>
-            <w:color w:val="0000EE"/>
-            <w:u w:val="single"/>
-          </w:rPr>
-          <w:t>7</w:t>
-        </w:r>
-      </w:hyperlink>
-      <w:r>
-        <w:rPr>
-          <w:lang w:val="zh_TW" w:bidi="zh_TW"/>
-        </w:rPr>
-        <w:t>），但理想中，兄弟應該在需要時幫助對方（</w:t>
+        <w:t>）。經文還提到烏斯靠近曠野（</w:t>
       </w:r>
       <w:hyperlink r:id="rId18">
         <w:r>
@@ -444,561 +403,16 @@
             <w:color w:val="0000EE"/>
             <w:u w:val="single"/>
           </w:rPr>
-          <w:t>箴17:17</w:t>
+          <w:t>15</w:t>
         </w:r>
       </w:hyperlink>
       <w:r>
         <w:rPr>
           <w:lang w:val="zh_TW" w:bidi="zh_TW"/>
         </w:rPr>
-        <w:t>）。</w:t>
-      </w:r>
-      <w:r>
-        <w:rPr>
-          <w:lang w:val="zh_TW" w:bidi="zh_TW"/>
-        </w:rPr>
-        <w:t>娶寡嫂婚的</w:t>
-      </w:r>
-      <w:r>
-        <w:rPr>
-          <w:lang w:val="zh_TW" w:bidi="zh_TW"/>
-        </w:rPr>
-        <w:t>律法規定，如果一個男人死後遺下無子的寡婦，他的兄弟必須娶這位寡婦，為其生子以延續兄弟的家族名字（</w:t>
+        <w:t>節），而且鄰近迦勒底人（</w:t>
       </w:r>
       <w:hyperlink r:id="rId19">
-        <w:r>
-          <w:rPr>
-            <w:lang w:val="zh_TW" w:bidi="zh_TW"/>
-          </w:rPr>
-          <w:rPr>
-            <w:color w:val="0000EE"/>
-            <w:u w:val="single"/>
-          </w:rPr>
-          <w:t>申25:5</w:t>
-        </w:r>
-      </w:hyperlink>
-      <w:r>
-        <w:rPr>
-          <w:lang w:val="zh_TW" w:bidi="zh_TW"/>
-        </w:rPr>
-        <w:t>）。</w:t>
-      </w:r>
-    </w:p>
-    <w:p>
-      <w:pPr/>
-      <w:r>
-        <w:rPr>
-          <w:lang w:val="zh_TW" w:bidi="zh_TW"/>
-        </w:rPr>
-      </w:r>
-      <w:r>
-        <w:rPr>
-          <w:lang w:val="zh_TW" w:bidi="zh_TW"/>
-        </w:rPr>
-        <w:t>大衛稱約拿單為「兄弟」，即使他們沒有血緣關係（</w:t>
-      </w:r>
-      <w:hyperlink r:id="rId20">
-        <w:r>
-          <w:rPr>
-            <w:lang w:val="zh_TW" w:bidi="zh_TW"/>
-          </w:rPr>
-          <w:rPr>
-            <w:color w:val="0000EE"/>
-            <w:u w:val="single"/>
-          </w:rPr>
-          <w:t>撒下1:26</w:t>
-        </w:r>
-      </w:hyperlink>
-      <w:r>
-        <w:rPr>
-          <w:lang w:val="zh_TW" w:bidi="zh_TW"/>
-        </w:rPr>
-        <w:t>）。一個以色列同胞也可以被稱為兄弟，這種關係帶有某些義務：例如，兄弟之間不能收取利息，也不能將他變為奴隸（</w:t>
-      </w:r>
-      <w:hyperlink r:id="rId21">
-        <w:r>
-          <w:rPr>
-            <w:lang w:val="zh_TW" w:bidi="zh_TW"/>
-          </w:rPr>
-          <w:rPr>
-            <w:color w:val="0000EE"/>
-            <w:u w:val="single"/>
-          </w:rPr>
-          <w:t>利25:35</w:t>
-        </w:r>
-      </w:hyperlink>
-      <w:r>
-        <w:rPr>
-          <w:lang w:val="zh_TW" w:bidi="zh_TW"/>
-        </w:rPr>
-        <w:t>–</w:t>
-      </w:r>
-      <w:hyperlink r:id="rId21">
-        <w:r>
-          <w:rPr>
-            <w:lang w:val="zh_TW" w:bidi="zh_TW"/>
-          </w:rPr>
-          <w:rPr>
-            <w:color w:val="0000EE"/>
-            <w:u w:val="single"/>
-          </w:rPr>
-          <w:t>43</w:t>
-        </w:r>
-      </w:hyperlink>
-      <w:r>
-        <w:rPr>
-          <w:lang w:val="zh_TW" w:bidi="zh_TW"/>
-        </w:rPr>
-        <w:t>）。</w:t>
-      </w:r>
-    </w:p>
-    <w:p>
-      <w:pPr>
-        <w:pStyle w:val="Heading3"/>
-      </w:pPr>
-      <w:r>
-        <w:rPr>
-          <w:lang w:val="zh_TW" w:bidi="zh_TW"/>
-        </w:rPr>
-        <w:t>「兄弟」在新約中是什麼意思？</w:t>
-      </w:r>
-    </w:p>
-    <w:p>
-      <w:pPr/>
-      <w:r>
-        <w:rPr>
-          <w:lang w:val="zh_TW" w:bidi="zh_TW"/>
-        </w:rPr>
-      </w:r>
-      <w:r>
-        <w:rPr>
-          <w:lang w:val="zh_TW" w:bidi="zh_TW"/>
-        </w:rPr>
-        <w:t>在新約聖經中，希臘文的「兄弟」指親生兄弟，例如安得烈和彼得（</w:t>
-      </w:r>
-      <w:hyperlink r:id="rId22">
-        <w:r>
-          <w:rPr>
-            <w:lang w:val="zh_TW" w:bidi="zh_TW"/>
-          </w:rPr>
-          <w:rPr>
-            <w:color w:val="0000EE"/>
-            <w:u w:val="single"/>
-          </w:rPr>
-          <w:t>約1:41</w:t>
-        </w:r>
-      </w:hyperlink>
-      <w:r>
-        <w:rPr>
-          <w:lang w:val="zh_TW" w:bidi="zh_TW"/>
-        </w:rPr>
-        <w:t>）。耶穌有四個兄弟（</w:t>
-      </w:r>
-      <w:hyperlink r:id="rId23">
-        <w:r>
-          <w:rPr>
-            <w:lang w:val="zh_TW" w:bidi="zh_TW"/>
-          </w:rPr>
-          <w:rPr>
-            <w:color w:val="0000EE"/>
-            <w:u w:val="single"/>
-          </w:rPr>
-          <w:t>可6:3</w:t>
-        </w:r>
-      </w:hyperlink>
-      <w:r>
-        <w:rPr>
-          <w:lang w:val="zh_TW" w:bidi="zh_TW"/>
-        </w:rPr>
-        <w:t>）。（羅馬天主教徒認為他們是耶穌的表兄弟，但希臘文並未使用表兄弟的詞語。）耶穌的兄弟起初不信祂（</w:t>
-      </w:r>
-      <w:hyperlink r:id="rId24">
-        <w:r>
-          <w:rPr>
-            <w:lang w:val="zh_TW" w:bidi="zh_TW"/>
-          </w:rPr>
-          <w:rPr>
-            <w:color w:val="0000EE"/>
-            <w:u w:val="single"/>
-          </w:rPr>
-          <w:t>約7:5</w:t>
-        </w:r>
-      </w:hyperlink>
-      <w:r>
-        <w:rPr>
-          <w:lang w:val="zh_TW" w:bidi="zh_TW"/>
-        </w:rPr>
-        <w:t>）。然而，在耶穌復活後，他們加入了基督教群體（</w:t>
-      </w:r>
-      <w:hyperlink r:id="rId25">
-        <w:r>
-          <w:rPr>
-            <w:lang w:val="zh_TW" w:bidi="zh_TW"/>
-          </w:rPr>
-          <w:rPr>
-            <w:color w:val="0000EE"/>
-            <w:u w:val="single"/>
-          </w:rPr>
-          <w:t>徒1:14</w:t>
-        </w:r>
-      </w:hyperlink>
-      <w:r>
-        <w:rPr>
-          <w:lang w:val="zh_TW" w:bidi="zh_TW"/>
-        </w:rPr>
-        <w:t>）。耶穌教導祂的門徒，他們只有一位父（神），因此彼此皆為兄弟（</w:t>
-      </w:r>
-      <w:hyperlink r:id="rId26">
-        <w:r>
-          <w:rPr>
-            <w:lang w:val="zh_TW" w:bidi="zh_TW"/>
-          </w:rPr>
-          <w:rPr>
-            <w:color w:val="0000EE"/>
-            <w:u w:val="single"/>
-          </w:rPr>
-          <w:t>太23:8</w:t>
-        </w:r>
-      </w:hyperlink>
-      <w:r>
-        <w:rPr>
-          <w:lang w:val="zh_TW" w:bidi="zh_TW"/>
-        </w:rPr>
-        <w:t>–</w:t>
-      </w:r>
-      <w:hyperlink r:id="rId26">
-        <w:r>
-          <w:rPr>
-            <w:lang w:val="zh_TW" w:bidi="zh_TW"/>
-          </w:rPr>
-          <w:rPr>
-            <w:color w:val="0000EE"/>
-            <w:u w:val="single"/>
-          </w:rPr>
-          <w:t>9</w:t>
-        </w:r>
-      </w:hyperlink>
-      <w:r>
-        <w:rPr>
-          <w:lang w:val="zh_TW" w:bidi="zh_TW"/>
-        </w:rPr>
-        <w:t>）。他也稱自己是他們的兄弟（</w:t>
-      </w:r>
-      <w:hyperlink r:id="rId27">
-        <w:r>
-          <w:rPr>
-            <w:lang w:val="zh_TW" w:bidi="zh_TW"/>
-          </w:rPr>
-          <w:rPr>
-            <w:color w:val="0000EE"/>
-            <w:u w:val="single"/>
-          </w:rPr>
-          <w:t>太28:10</w:t>
-        </w:r>
-      </w:hyperlink>
-      <w:r>
-        <w:rPr>
-          <w:lang w:val="zh_TW" w:bidi="zh_TW"/>
-        </w:rPr>
-        <w:t>）。</w:t>
-      </w:r>
-    </w:p>
-    <w:p>
-      <w:pPr/>
-      <w:r>
-        <w:rPr>
-          <w:lang w:val="zh_TW" w:bidi="zh_TW"/>
-        </w:rPr>
-      </w:r>
-      <w:r>
-        <w:rPr>
-          <w:lang w:val="zh_TW" w:bidi="zh_TW"/>
-        </w:rPr>
-        <w:t>早期基督徒互稱「弟兄」（</w:t>
-      </w:r>
-      <w:hyperlink r:id="rId28">
-        <w:r>
-          <w:rPr>
-            <w:lang w:val="zh_TW" w:bidi="zh_TW"/>
-          </w:rPr>
-          <w:rPr>
-            <w:color w:val="0000EE"/>
-            <w:u w:val="single"/>
-          </w:rPr>
-          <w:t>徒9:17</w:t>
-        </w:r>
-      </w:hyperlink>
-      <w:r>
-        <w:rPr>
-          <w:lang w:val="zh_TW" w:bidi="zh_TW"/>
-        </w:rPr>
-        <w:t>；</w:t>
-      </w:r>
-      <w:hyperlink r:id="rId29">
-        <w:r>
-          <w:rPr>
-            <w:lang w:val="zh_TW" w:bidi="zh_TW"/>
-          </w:rPr>
-          <w:rPr>
-            <w:color w:val="0000EE"/>
-            <w:u w:val="single"/>
-          </w:rPr>
-          <w:t>西1:1</w:t>
-        </w:r>
-      </w:hyperlink>
-      <w:r>
-        <w:rPr>
-          <w:lang w:val="zh_TW" w:bidi="zh_TW"/>
-        </w:rPr>
-        <w:t>）。基督徒群體兩次被稱為「弟兄或眾弟兄（the brotherhood）」（</w:t>
-      </w:r>
-      <w:hyperlink r:id="rId30">
-        <w:r>
-          <w:rPr>
-            <w:lang w:val="zh_TW" w:bidi="zh_TW"/>
-          </w:rPr>
-          <w:rPr>
-            <w:color w:val="0000EE"/>
-            <w:u w:val="single"/>
-          </w:rPr>
-          <w:t>彼前2:17，</w:t>
-        </w:r>
-      </w:hyperlink>
-      <w:hyperlink r:id="rId31">
-        <w:r>
-          <w:rPr>
-            <w:lang w:val="zh_TW" w:bidi="zh_TW"/>
-          </w:rPr>
-          <w:rPr>
-            <w:color w:val="0000EE"/>
-            <w:u w:val="single"/>
-          </w:rPr>
-          <w:t>5:9</w:t>
-        </w:r>
-      </w:hyperlink>
-      <w:r>
-        <w:rPr>
-          <w:lang w:val="zh_TW" w:bidi="zh_TW"/>
-        </w:rPr>
-        <w:t>）。成為基督徒弟兄的一員需要負上某些責任：</w:t>
-      </w:r>
-    </w:p>
-    <w:p>
-      <w:pPr>
-        <w:pStyle w:val="ListBullet"/>
-        <w:spacing w:line="240" w:lineRule="auto"/>
-        <w:ind w:left="720"/>
-      </w:pPr>
-      <w:r>
-        <w:rPr>
-          <w:lang w:val="zh_TW" w:bidi="zh_TW"/>
-        </w:rPr>
-      </w:r>
-      <w:r>
-        <w:rPr>
-          <w:lang w:val="zh_TW" w:bidi="zh_TW"/>
-        </w:rPr>
-        <w:t>節制情慾（</w:t>
-      </w:r>
-      <w:hyperlink r:id="rId32">
-        <w:r>
-          <w:rPr>
-            <w:lang w:val="zh_TW" w:bidi="zh_TW"/>
-          </w:rPr>
-          <w:rPr>
-            <w:color w:val="0000EE"/>
-            <w:u w:val="single"/>
-          </w:rPr>
-          <w:t>帖前4:6</w:t>
-        </w:r>
-      </w:hyperlink>
-      <w:r>
-        <w:rPr>
-          <w:lang w:val="zh_TW" w:bidi="zh_TW"/>
-        </w:rPr>
-        <w:t>）</w:t>
-      </w:r>
-    </w:p>
-    <w:p>
-      <w:pPr>
-        <w:pStyle w:val="ListBullet"/>
-        <w:spacing w:line="240" w:lineRule="auto"/>
-        <w:ind w:left="720"/>
-      </w:pPr>
-      <w:r>
-        <w:rPr>
-          <w:lang w:val="zh_TW" w:bidi="zh_TW"/>
-        </w:rPr>
-      </w:r>
-      <w:r>
-        <w:rPr>
-          <w:lang w:val="zh_TW" w:bidi="zh_TW"/>
-        </w:rPr>
-        <w:t>在需要時提供物質幫助（</w:t>
-      </w:r>
-      <w:hyperlink r:id="rId33">
-        <w:r>
-          <w:rPr>
-            <w:lang w:val="zh_TW" w:bidi="zh_TW"/>
-          </w:rPr>
-          <w:rPr>
-            <w:color w:val="0000EE"/>
-            <w:u w:val="single"/>
-          </w:rPr>
-          <w:t>雅2:15</w:t>
-        </w:r>
-      </w:hyperlink>
-      <w:r>
-        <w:rPr>
-          <w:lang w:val="zh_TW" w:bidi="zh_TW"/>
-        </w:rPr>
-        <w:t>–</w:t>
-      </w:r>
-      <w:hyperlink r:id="rId33">
-        <w:r>
-          <w:rPr>
-            <w:lang w:val="zh_TW" w:bidi="zh_TW"/>
-          </w:rPr>
-          <w:rPr>
-            <w:color w:val="0000EE"/>
-            <w:u w:val="single"/>
-          </w:rPr>
-          <w:t>16</w:t>
-        </w:r>
-      </w:hyperlink>
-      <w:r>
-        <w:rPr>
-          <w:lang w:val="zh_TW" w:bidi="zh_TW"/>
-        </w:rPr>
-        <w:t>）</w:t>
-      </w:r>
-    </w:p>
-    <w:p>
-      <w:pPr>
-        <w:pStyle w:val="ListBullet"/>
-        <w:spacing w:line="240" w:lineRule="auto"/>
-        <w:ind w:left="720"/>
-      </w:pPr>
-      <w:r>
-        <w:rPr>
-          <w:lang w:val="zh_TW" w:bidi="zh_TW"/>
-        </w:rPr>
-      </w:r>
-      <w:r>
-        <w:rPr>
-          <w:lang w:val="zh_TW" w:bidi="zh_TW"/>
-        </w:rPr>
-        <w:t>避免引起冒犯（</w:t>
-      </w:r>
-      <w:hyperlink r:id="rId34">
-        <w:r>
-          <w:rPr>
-            <w:lang w:val="zh_TW" w:bidi="zh_TW"/>
-          </w:rPr>
-          <w:rPr>
-            <w:color w:val="0000EE"/>
-            <w:u w:val="single"/>
-          </w:rPr>
-          <w:t>羅14:13</w:t>
-        </w:r>
-      </w:hyperlink>
-      <w:r>
-        <w:rPr>
-          <w:lang w:val="zh_TW" w:bidi="zh_TW"/>
-        </w:rPr>
-        <w:t>）。</w:t>
-      </w:r>
-    </w:p>
-    <w:p>
-      <w:pPr>
-        <w:pStyle w:val="ListBullet"/>
-        <w:spacing w:line="240" w:lineRule="auto"/>
-        <w:ind w:left="720"/>
-      </w:pPr>
-      <w:r>
-        <w:rPr>
-          <w:lang w:val="zh_TW" w:bidi="zh_TW"/>
-        </w:rPr>
-      </w:r>
-      <w:r>
-        <w:rPr>
-          <w:lang w:val="zh_TW" w:bidi="zh_TW"/>
-        </w:rPr>
-        <w:t>基督徒不應該「訴諸法律」或控告他們的弟兄（</w:t>
-      </w:r>
-      <w:hyperlink r:id="rId35">
-        <w:r>
-          <w:rPr>
-            <w:lang w:val="zh_TW" w:bidi="zh_TW"/>
-          </w:rPr>
-          <w:rPr>
-            <w:color w:val="0000EE"/>
-            <w:u w:val="single"/>
-          </w:rPr>
-          <w:t>林前6:5</w:t>
-        </w:r>
-      </w:hyperlink>
-      <w:r>
-        <w:rPr>
-          <w:lang w:val="zh_TW" w:bidi="zh_TW"/>
-        </w:rPr>
-        <w:t>–</w:t>
-      </w:r>
-      <w:hyperlink r:id="rId35">
-        <w:r>
-          <w:rPr>
-            <w:lang w:val="zh_TW" w:bidi="zh_TW"/>
-          </w:rPr>
-          <w:rPr>
-            <w:color w:val="0000EE"/>
-            <w:u w:val="single"/>
-          </w:rPr>
-          <w:t>6</w:t>
-        </w:r>
-      </w:hyperlink>
-      <w:r>
-        <w:rPr>
-          <w:lang w:val="zh_TW" w:bidi="zh_TW"/>
-        </w:rPr>
-        <w:t>）</w:t>
-      </w:r>
-    </w:p>
-    <w:p>
-      <w:pPr>
-        <w:pStyle w:val="ListBullet"/>
-        <w:spacing w:line="240" w:lineRule="auto"/>
-        <w:ind w:left="720"/>
-      </w:pPr>
-      <w:r>
-        <w:rPr>
-          <w:lang w:val="zh_TW" w:bidi="zh_TW"/>
-        </w:rPr>
-      </w:r>
-      <w:r>
-        <w:rPr>
-          <w:lang w:val="zh_TW" w:bidi="zh_TW"/>
-        </w:rPr>
-        <w:t>必須在教會內或個人之間解決問題（</w:t>
-      </w:r>
-      <w:hyperlink r:id="rId36">
-        <w:r>
-          <w:rPr>
-            <w:lang w:val="zh_TW" w:bidi="zh_TW"/>
-          </w:rPr>
-          <w:rPr>
-            <w:color w:val="0000EE"/>
-            <w:u w:val="single"/>
-          </w:rPr>
-          <w:t>太18:15</w:t>
-        </w:r>
-      </w:hyperlink>
-      <w:r>
-        <w:rPr>
-          <w:lang w:val="zh_TW" w:bidi="zh_TW"/>
-        </w:rPr>
-        <w:t>–</w:t>
-      </w:r>
-      <w:hyperlink r:id="rId36">
         <w:r>
           <w:rPr>
             <w:lang w:val="zh_TW" w:bidi="zh_TW"/>
@@ -1014,7 +428,7 @@
         <w:rPr>
           <w:lang w:val="zh_TW" w:bidi="zh_TW"/>
         </w:rPr>
-        <w:t>）</w:t>
+        <w:t>節）。這顯示出其位於以色列地的東邊。</w:t>
       </w:r>
     </w:p>
     <w:p>
@@ -1028,9 +442,9 @@
         <w:rPr>
           <w:lang w:val="zh_TW" w:bidi="zh_TW"/>
         </w:rPr>
-        <w:t>基督徒與弟兄的關係很重要，因為如果他與弟兄不和，就無法敬拜神（</w:t>
-      </w:r>
-      <w:hyperlink r:id="rId37">
+        <w:t>由於烏斯與以東有著上述聯繫，這有力地暗示了烏斯地是由何利人西珥的後裔所居住。在約伯記希臘文譯本末尾的一段經文進一步支持了這個觀點：「因為他住在以東與阿拉伯交界處的烏斯地。」除此之外，某些古代傳統認為約伯的故鄉位在巴珊。約瑟夫（Josephus）亦參照亞蘭族譜中的烏斯（</w:t>
+      </w:r>
+      <w:hyperlink r:id="rId20">
         <w:r>
           <w:rPr>
             <w:lang w:val="zh_TW" w:bidi="zh_TW"/>
@@ -1039,16 +453,106 @@
             <w:color w:val="0000EE"/>
             <w:u w:val="single"/>
           </w:rPr>
-          <w:t>太5:23</w:t>
+          <w:t>創10:23</w:t>
         </w:r>
       </w:hyperlink>
       <w:r>
         <w:rPr>
           <w:lang w:val="zh_TW" w:bidi="zh_TW"/>
         </w:rPr>
-        <w:t>–</w:t>
-      </w:r>
-      <w:hyperlink r:id="rId37">
+        <w:t>），指出約伯曾居住在特拉可尼和大馬士革（</w:t>
+      </w:r>
+      <w:r>
+        <w:rPr>
+          <w:i/>
+          <w:lang w:val="zh_TW" w:bidi="zh_TW"/>
+        </w:rPr>
+        <w:t>猶太古史記</w:t>
+      </w:r>
+      <w:r>
+        <w:rPr>
+          <w:i/>
+          <w:lang w:val="zh_TW" w:bidi="zh_TW"/>
+        </w:rPr>
+        <w:t>〔</w:t>
+      </w:r>
+      <w:r>
+        <w:rPr>
+          <w:i/>
+          <w:lang w:val="zh_TW" w:bidi="zh_TW"/>
+        </w:rPr>
+        <w:t>Antiquities</w:t>
+      </w:r>
+      <w:r>
+        <w:rPr>
+          <w:i/>
+          <w:lang w:val="zh_TW" w:bidi="zh_TW"/>
+        </w:rPr>
+        <w:t>〕</w:t>
+      </w:r>
+      <w:r>
+        <w:rPr>
+          <w:lang w:val="zh_TW" w:bidi="zh_TW"/>
+        </w:rPr>
+        <w:t>1.6.4）。</w:t>
+      </w:r>
+      <w:r>
+        <w:rPr>
+          <w:lang w:val="zh_TW" w:bidi="zh_TW"/>
+        </w:rPr>
+      </w:r>
+      <w:r>
+        <w:rPr>
+          <w:lang w:val="zh_TW" w:bidi="zh_TW"/>
+        </w:rPr>
+      </w:r>
+    </w:p>
+    <w:p>
+      <w:pPr/>
+      <w:r>
+        <w:rPr>
+          <w:lang w:val="zh_TW" w:bidi="zh_TW"/>
+        </w:rPr>
+      </w:r>
+    </w:p>
+    <w:p>
+      <w:pPr>
+        <w:pStyle w:val="Heading2"/>
+      </w:pPr>
+      <w:r>
+        <w:rPr>
+          <w:lang w:val="zh_TW" w:bidi="zh_TW"/>
+        </w:rPr>
+        <w:t>烏斯（人物）</w:t>
+      </w:r>
+      <w:r>
+        <w:rPr>
+          <w:lang w:val="zh_TW" w:bidi="zh_TW"/>
+        </w:rPr>
+      </w:r>
+    </w:p>
+    <w:p>
+      <w:pPr>
+        <w:pStyle w:val="ListNumber"/>
+        <w:numPr>
+          <w:ilvl w:val="0"/>
+          <w:numId w:val="14"/>
+        </w:numPr>
+        <w:spacing w:line="240" w:lineRule="auto"/>
+        <w:ind w:left="720"/>
+      </w:pPr>
+      <w:r>
+        <w:rPr>
+          <w:lang w:val="zh_TW" w:bidi="zh_TW"/>
+        </w:rPr>
+      </w:r>
+      <w:r>
+        <w:rPr>
+          <w:lang w:val="zh_TW" w:bidi="zh_TW"/>
+        </w:rPr>
+        <w:t>亞蘭的長子，也是閃的後代（</w:t>
+      </w:r>
+      <w:hyperlink r:id="rId20">
         <w:r>
           <w:rPr>
             <w:lang w:val="zh_TW" w:bidi="zh_TW"/>
@@ -1057,103 +561,16 @@
             <w:color w:val="0000EE"/>
             <w:u w:val="single"/>
           </w:rPr>
-          <w:t>24</w:t>
+          <w:t>創10:23</w:t>
         </w:r>
       </w:hyperlink>
       <w:r>
         <w:rPr>
           <w:lang w:val="zh_TW" w:bidi="zh_TW"/>
         </w:rPr>
-        <w:t>）。</w:t>
-      </w:r>
-    </w:p>
-    <w:p>
-      <w:pPr/>
-      <w:r>
-        <w:rPr>
-          <w:lang w:val="zh_TW" w:bidi="zh_TW"/>
-        </w:rPr>
-      </w:r>
-      <w:r>
-        <w:rPr>
-          <w:i/>
-          <w:lang w:val="zh_TW" w:bidi="zh_TW"/>
-        </w:rPr>
-        <w:t>另見</w:t>
-      </w:r>
-      <w:r>
-        <w:rPr>
-          <w:lang w:val="zh_TW" w:bidi="zh_TW"/>
-        </w:rPr>
-        <w:t xml:space="preserve"> </w:t>
-      </w:r>
-      <w:r>
-        <w:rPr>
-          <w:lang w:val="zh_TW" w:bidi="zh_TW"/>
-        </w:rPr>
-        <w:t>家庭生活和關係</w:t>
-      </w:r>
-      <w:r>
-        <w:rPr>
-          <w:lang w:val="zh_TW" w:bidi="zh_TW"/>
-        </w:rPr>
-        <w:t>；</w:t>
-      </w:r>
-      <w:r>
-        <w:rPr>
-          <w:lang w:val="zh_TW" w:bidi="zh_TW"/>
-        </w:rPr>
-        <w:t>兄弟（和姐妹）</w:t>
-      </w:r>
-      <w:r>
-        <w:rPr>
-          <w:lang w:val="zh_TW" w:bidi="zh_TW"/>
-        </w:rPr>
-      </w:r>
-      <w:r>
-        <w:rPr>
-          <w:lang w:val="zh_TW" w:bidi="zh_TW"/>
-        </w:rPr>
-      </w:r>
-    </w:p>
-    <w:p>
-      <w:pPr/>
-      <w:r>
-        <w:rPr>
-          <w:lang w:val="zh_TW" w:bidi="zh_TW"/>
-        </w:rPr>
-      </w:r>
-    </w:p>
-    <w:p>
-      <w:pPr>
-        <w:pStyle w:val="Heading2"/>
-      </w:pPr>
-      <w:r>
-        <w:rPr>
-          <w:lang w:val="zh_TW" w:bidi="zh_TW"/>
-        </w:rPr>
-        <w:t>兄弟（和姐妹）</w:t>
-      </w:r>
-      <w:r>
-        <w:rPr>
-          <w:lang w:val="zh_TW" w:bidi="zh_TW"/>
-        </w:rPr>
-      </w:r>
-    </w:p>
-    <w:p>
-      <w:pPr/>
-      <w:r>
-        <w:rPr>
-          <w:lang w:val="zh_TW" w:bidi="zh_TW"/>
-        </w:rPr>
-      </w:r>
-      <w:r>
-        <w:rPr>
-          <w:lang w:val="zh_TW" w:bidi="zh_TW"/>
-        </w:rPr>
-        <w:t>對神家中的成員的稱呼。有充分的證據表明，耶穌時代的猶太人經常自稱為弟兄（</w:t>
-      </w:r>
-      <w:hyperlink r:id="rId38">
+        <w:t>）。在</w:t>
+      </w:r>
+      <w:hyperlink r:id="rId21">
         <w:r>
           <w:rPr>
             <w:lang w:val="zh_TW" w:bidi="zh_TW"/>
@@ -1162,10 +579,46 @@
             <w:color w:val="0000EE"/>
             <w:u w:val="single"/>
           </w:rPr>
-          <w:t>徒2:29、37，</w:t>
+          <w:t>歷代志上一章17節</w:t>
         </w:r>
       </w:hyperlink>
-      <w:hyperlink r:id="rId39">
+      <w:r>
+        <w:rPr>
+          <w:lang w:val="zh_TW" w:bidi="zh_TW"/>
+        </w:rPr>
+        <w:t>的平行經文中，</w:t>
+      </w:r>
+      <w:r>
+        <w:rPr>
+          <w:lang w:val="zh_TW" w:bidi="zh_TW"/>
+        </w:rPr>
+        <w:t>烏斯直接列為閃的後裔，而未提及亞蘭</w:t>
+      </w:r>
+      <w:r>
+        <w:rPr>
+          <w:lang w:val="zh_TW" w:bidi="zh_TW"/>
+        </w:rPr>
+        <w:t>。他或許是居住在敘利亞沙漠地區之亞蘭民族的祖先。</w:t>
+      </w:r>
+    </w:p>
+    <w:p>
+      <w:pPr>
+        <w:pStyle w:val="ListNumber"/>
+        <w:spacing w:line="240" w:lineRule="auto"/>
+        <w:ind w:left="720"/>
+      </w:pPr>
+      <w:r>
+        <w:rPr>
+          <w:lang w:val="zh_TW" w:bidi="zh_TW"/>
+        </w:rPr>
+      </w:r>
+      <w:r>
+        <w:rPr>
+          <w:lang w:val="zh_TW" w:bidi="zh_TW"/>
+        </w:rPr>
+        <w:t>亞伯拉罕的兄弟拿鶴與其妾密迦所生的長子（</w:t>
+      </w:r>
+      <w:hyperlink r:id="rId22">
         <w:r>
           <w:rPr>
             <w:lang w:val="zh_TW" w:bidi="zh_TW"/>
@@ -1174,10 +627,34 @@
             <w:color w:val="0000EE"/>
             <w:u w:val="single"/>
           </w:rPr>
-          <w:t>7:2，</w:t>
+          <w:t>創22:21</w:t>
         </w:r>
       </w:hyperlink>
-      <w:hyperlink r:id="rId40">
+      <w:r>
+        <w:rPr>
+          <w:lang w:val="zh_TW" w:bidi="zh_TW"/>
+        </w:rPr>
+        <w:t>）。</w:t>
+      </w:r>
+    </w:p>
+    <w:p>
+      <w:pPr>
+        <w:pStyle w:val="ListNumber"/>
+        <w:spacing w:line="240" w:lineRule="auto"/>
+        <w:ind w:left="720"/>
+      </w:pPr>
+      <w:r>
+        <w:rPr>
+          <w:lang w:val="zh_TW" w:bidi="zh_TW"/>
+        </w:rPr>
+      </w:r>
+      <w:r>
+        <w:rPr>
+          <w:lang w:val="zh_TW" w:bidi="zh_TW"/>
+        </w:rPr>
+        <w:t>底珊的兒子，何利人西珥的子孫（</w:t>
+      </w:r>
+      <w:hyperlink r:id="rId23">
         <w:r>
           <w:rPr>
             <w:lang w:val="zh_TW" w:bidi="zh_TW"/>
@@ -1186,10 +663,16 @@
             <w:color w:val="0000EE"/>
             <w:u w:val="single"/>
           </w:rPr>
-          <w:t>22:5，</w:t>
+          <w:t>創36:28</w:t>
         </w:r>
       </w:hyperlink>
-      <w:hyperlink r:id="rId41">
+      <w:r>
+        <w:rPr>
+          <w:lang w:val="zh_TW" w:bidi="zh_TW"/>
+        </w:rPr>
+        <w:t>；</w:t>
+      </w:r>
+      <w:hyperlink r:id="rId24">
         <w:r>
           <w:rPr>
             <w:lang w:val="zh_TW" w:bidi="zh_TW"/>
@@ -1198,16 +681,64 @@
             <w:color w:val="0000EE"/>
             <w:u w:val="single"/>
           </w:rPr>
-          <w:t>28:21</w:t>
+          <w:t>代上1:42</w:t>
         </w:r>
       </w:hyperlink>
       <w:r>
         <w:rPr>
           <w:lang w:val="zh_TW" w:bidi="zh_TW"/>
         </w:rPr>
-        <w:t>；</w:t>
-      </w:r>
-      <w:hyperlink r:id="rId42">
+        <w:t>）。</w:t>
+      </w:r>
+      <w:r>
+        <w:rPr>
+          <w:lang w:val="zh_TW" w:bidi="zh_TW"/>
+        </w:rPr>
+      </w:r>
+      <w:r>
+        <w:rPr>
+          <w:lang w:val="zh_TW" w:bidi="zh_TW"/>
+        </w:rPr>
+      </w:r>
+    </w:p>
+    <w:p>
+      <w:pPr/>
+      <w:r>
+        <w:rPr>
+          <w:lang w:val="zh_TW" w:bidi="zh_TW"/>
+        </w:rPr>
+      </w:r>
+    </w:p>
+    <w:p>
+      <w:pPr>
+        <w:pStyle w:val="Heading2"/>
+      </w:pPr>
+      <w:r>
+        <w:rPr>
+          <w:lang w:val="zh_TW" w:bidi="zh_TW"/>
+        </w:rPr>
+        <w:t>烏斯（Huz）</w:t>
+      </w:r>
+      <w:r>
+        <w:rPr>
+          <w:lang w:val="zh_TW" w:bidi="zh_TW"/>
+        </w:rPr>
+      </w:r>
+    </w:p>
+    <w:p>
+      <w:pPr/>
+      <w:r>
+        <w:rPr>
+          <w:lang w:val="zh_TW" w:bidi="zh_TW"/>
+        </w:rPr>
+      </w:r>
+      <w:r>
+        <w:rPr>
+          <w:lang w:val="zh_TW" w:bidi="zh_TW"/>
+        </w:rPr>
+        <w:t>在</w:t>
+      </w:r>
+      <w:hyperlink r:id="rId22">
         <w:r>
           <w:rPr>
             <w:lang w:val="zh_TW" w:bidi="zh_TW"/>
@@ -1216,16 +747,91 @@
             <w:color w:val="0000EE"/>
             <w:u w:val="single"/>
           </w:rPr>
-          <w:t>羅9:3</w:t>
+          <w:t>創世記二十二章21節</w:t>
         </w:r>
       </w:hyperlink>
       <w:r>
         <w:rPr>
           <w:lang w:val="zh_TW" w:bidi="zh_TW"/>
         </w:rPr>
-        <w:t>）。因此，對猶太基督徒來說，從一開始就自然地互稱為「弟兄」（即「弟兄姐妹」——這個詞包括男性和女性；</w:t>
-      </w:r>
-      <w:hyperlink r:id="rId43">
+        <w:t>中，有些英文譯本將「烏斯（Uz）」譯為「烏斯（Huz）」，指的是拿鶴的兒子烏斯。</w:t>
+      </w:r>
+    </w:p>
+    <w:p>
+      <w:pPr/>
+      <w:r>
+        <w:rPr>
+          <w:lang w:val="zh_TW" w:bidi="zh_TW"/>
+        </w:rPr>
+      </w:r>
+      <w:r>
+        <w:rPr>
+          <w:i/>
+          <w:lang w:val="zh_TW" w:bidi="zh_TW"/>
+        </w:rPr>
+        <w:t xml:space="preserve">見 </w:t>
+      </w:r>
+      <w:r>
+        <w:rPr>
+          <w:lang w:val="zh_TW" w:bidi="zh_TW"/>
+        </w:rPr>
+        <w:t>烏斯（人物）#2</w:t>
+      </w:r>
+      <w:r>
+        <w:rPr>
+          <w:lang w:val="zh_TW" w:bidi="zh_TW"/>
+        </w:rPr>
+        <w:t>。</w:t>
+      </w:r>
+      <w:r>
+        <w:rPr>
+          <w:lang w:val="zh_TW" w:bidi="zh_TW"/>
+        </w:rPr>
+      </w:r>
+      <w:r>
+        <w:rPr>
+          <w:lang w:val="zh_TW" w:bidi="zh_TW"/>
+        </w:rPr>
+      </w:r>
+    </w:p>
+    <w:p>
+      <w:pPr/>
+      <w:r>
+        <w:rPr>
+          <w:lang w:val="zh_TW" w:bidi="zh_TW"/>
+        </w:rPr>
+      </w:r>
+    </w:p>
+    <w:p>
+      <w:pPr>
+        <w:pStyle w:val="Heading2"/>
+      </w:pPr>
+      <w:r>
+        <w:rPr>
+          <w:lang w:val="zh_TW" w:bidi="zh_TW"/>
+        </w:rPr>
+        <w:t>吾珥 (地方)</w:t>
+      </w:r>
+      <w:r>
+        <w:rPr>
+          <w:lang w:val="zh_TW" w:bidi="zh_TW"/>
+        </w:rPr>
+      </w:r>
+    </w:p>
+    <w:p>
+      <w:pPr/>
+      <w:r>
+        <w:rPr>
+          <w:lang w:val="zh_TW" w:bidi="zh_TW"/>
+        </w:rPr>
+      </w:r>
+      <w:r>
+        <w:rPr>
+          <w:lang w:val="zh_TW" w:bidi="zh_TW"/>
+        </w:rPr>
+        <w:t>這是他拉（亞伯拉罕之父）的故鄉，也是亞伯拉罕與撒拉的出生地。聖經中僅提及其名四次（</w:t>
+      </w:r>
+      <w:hyperlink r:id="rId25">
         <w:r>
           <w:rPr>
             <w:lang w:val="zh_TW" w:bidi="zh_TW"/>
@@ -1234,10 +840,16 @@
             <w:color w:val="0000EE"/>
             <w:u w:val="single"/>
           </w:rPr>
-          <w:t>徒1:15–16，</w:t>
+          <w:t>創11:28</w:t>
         </w:r>
       </w:hyperlink>
-      <w:hyperlink r:id="rId44">
+      <w:r>
+        <w:rPr>
+          <w:lang w:val="zh_TW" w:bidi="zh_TW"/>
+        </w:rPr>
+        <w:t>、</w:t>
+      </w:r>
+      <w:hyperlink r:id="rId25">
         <w:r>
           <w:rPr>
             <w:lang w:val="zh_TW" w:bidi="zh_TW"/>
@@ -1246,10 +858,16 @@
             <w:color w:val="0000EE"/>
             <w:u w:val="single"/>
           </w:rPr>
-          <w:t>9:30，</w:t>
+          <w:t>31</w:t>
         </w:r>
       </w:hyperlink>
-      <w:hyperlink r:id="rId45">
+      <w:r>
+        <w:rPr>
+          <w:lang w:val="zh_TW" w:bidi="zh_TW"/>
+        </w:rPr>
+        <w:t>，</w:t>
+      </w:r>
+      <w:hyperlink r:id="rId26">
         <w:r>
           <w:rPr>
             <w:lang w:val="zh_TW" w:bidi="zh_TW"/>
@@ -1258,16 +876,16 @@
             <w:color w:val="0000EE"/>
             <w:u w:val="single"/>
           </w:rPr>
-          <w:t>11:1</w:t>
+          <w:t>15:7</w:t>
         </w:r>
       </w:hyperlink>
       <w:r>
         <w:rPr>
           <w:lang w:val="zh_TW" w:bidi="zh_TW"/>
         </w:rPr>
-        <w:t>）。外邦的宗教群體成員也互稱兄弟，因此這一稱呼同樣在外邦教會中被接受（</w:t>
-      </w:r>
-      <w:hyperlink r:id="rId46">
+        <w:t>，</w:t>
+      </w:r>
+      <w:hyperlink r:id="rId27">
         <w:r>
           <w:rPr>
             <w:lang w:val="zh_TW" w:bidi="zh_TW"/>
@@ -1276,50 +894,14 @@
             <w:color w:val="0000EE"/>
             <w:u w:val="single"/>
           </w:rPr>
-          <w:t>徒17:14</w:t>
+          <w:t>尼9:7</w:t>
         </w:r>
       </w:hyperlink>
       <w:r>
         <w:rPr>
           <w:lang w:val="zh_TW" w:bidi="zh_TW"/>
         </w:rPr>
-        <w:t>；</w:t>
-      </w:r>
-      <w:hyperlink r:id="rId47">
-        <w:r>
-          <w:rPr>
-            <w:lang w:val="zh_TW" w:bidi="zh_TW"/>
-          </w:rPr>
-          <w:rPr>
-            <w:color w:val="0000EE"/>
-            <w:u w:val="single"/>
-          </w:rPr>
-          <w:t>羅1:13</w:t>
-        </w:r>
-      </w:hyperlink>
-      <w:r>
-        <w:rPr>
-          <w:lang w:val="zh_TW" w:bidi="zh_TW"/>
-        </w:rPr>
-        <w:t>；</w:t>
-      </w:r>
-      <w:hyperlink r:id="rId48">
-        <w:r>
-          <w:rPr>
-            <w:lang w:val="zh_TW" w:bidi="zh_TW"/>
-          </w:rPr>
-          <w:rPr>
-            <w:color w:val="0000EE"/>
-            <w:u w:val="single"/>
-          </w:rPr>
-          <w:t>林前1:1、10</w:t>
-        </w:r>
-      </w:hyperlink>
-      <w:r>
-        <w:rPr>
-          <w:lang w:val="zh_TW" w:bidi="zh_TW"/>
-        </w:rPr>
-        <w:t>；以及保羅寫給外邦人教會的書信中其它多處）。事實上，與「門徒」（在使徒行傳中）和「聖徒」（在保羅書信及啟示錄中總是以複數形式出現）一樣，「弟兄」是基督徒最常用的稱號之一，並且是雅各書和約翰一書中主要使用的稱號。</w:t>
+        <w:t>），且始終以全稱「迦勒底的吾珥」出現。</w:t>
       </w:r>
     </w:p>
     <w:p>
@@ -1333,61 +915,59 @@
         <w:rPr>
           <w:lang w:val="zh_TW" w:bidi="zh_TW"/>
         </w:rPr>
-        <w:t>每個基督徒都被稱為「弟兄」，而基督徒群體整體則被稱為「弟兄們」。此稱號強調基督徒群體的親密性，即信徒之間的關係如同血親般親近（甚至更親密——</w:t>
-      </w:r>
-      <w:hyperlink r:id="rId49">
-        <w:r>
-          <w:rPr>
-            <w:lang w:val="zh_TW" w:bidi="zh_TW"/>
-          </w:rPr>
-          <w:rPr>
-            <w:color w:val="0000EE"/>
-            <w:u w:val="single"/>
-          </w:rPr>
-          <w:t>可10:23–31</w:t>
-        </w:r>
-      </w:hyperlink>
-      <w:r>
-        <w:rPr>
-          <w:lang w:val="zh_TW" w:bidi="zh_TW"/>
-        </w:rPr>
-        <w:t>）。在約翰一書和雅各書中，這一稱呼突顯出貧窮基督徒對富裕基督徒的要求（</w:t>
-      </w:r>
-      <w:hyperlink r:id="rId50">
-        <w:r>
-          <w:rPr>
-            <w:lang w:val="zh_TW" w:bidi="zh_TW"/>
-          </w:rPr>
-          <w:rPr>
-            <w:color w:val="0000EE"/>
-            <w:u w:val="single"/>
-          </w:rPr>
-          <w:t>雅2:15</w:t>
-        </w:r>
-      </w:hyperlink>
-      <w:r>
-        <w:rPr>
-          <w:lang w:val="zh_TW" w:bidi="zh_TW"/>
-        </w:rPr>
-        <w:t>；</w:t>
-      </w:r>
-      <w:hyperlink r:id="rId51">
-        <w:r>
-          <w:rPr>
-            <w:lang w:val="zh_TW" w:bidi="zh_TW"/>
-          </w:rPr>
-          <w:rPr>
-            <w:color w:val="0000EE"/>
-            <w:u w:val="single"/>
-          </w:rPr>
-          <w:t>約壹3:10–18</w:t>
-        </w:r>
-      </w:hyperlink>
-      <w:r>
-        <w:rPr>
-          <w:lang w:val="zh_TW" w:bidi="zh_TW"/>
-        </w:rPr>
-        <w:t>）。它也表明基督徒群體成員之間的平等關係。</w:t>
+        <w:t>現代遺址被稱為穆卡亞廢丘（Tell el Muqayyar），意思為「石漆之丘」。考古調查結果證明，亞伯拉罕出身於一座文化深厚、高尚且強大的大城市。這城的景觀由金字塔型廟宇（ziggurat）或聖殿塔所主導，而城市的生活則由一個多神信仰的宗教所控制。主神是南納（Nannar）或稱辛（Sin）——即月亮神——其在哈蘭同樣受到膜拜。在此神的金字塔型廟宇附近有一座神廟，供奉其配偶——月亮女神寧伽爾（Ningal）。</w:t>
+      </w:r>
+    </w:p>
+    <w:p>
+      <w:pPr/>
+      <w:r>
+        <w:rPr>
+          <w:lang w:val="zh_TW" w:bidi="zh_TW"/>
+        </w:rPr>
+      </w:r>
+      <w:r>
+        <w:rPr>
+          <w:lang w:val="zh_TW" w:bidi="zh_TW"/>
+        </w:rPr>
+        <w:t>吾珥出土的大量泥版記載了這座城市的商業生活，其運作主要是圍繞著神廟及其收入展開的。這裡設有工廠，例如製造毛織品的織造場。有些泥板內容涉及宗教、歷史、法律和教育。學生接受楔形文字（cuneiform）的讀寫訓練，學習乘法和除法，有些人甚至能計算平方根和立方根。</w:t>
+      </w:r>
+    </w:p>
+    <w:p>
+      <w:pPr/>
+      <w:r>
+        <w:rPr>
+          <w:lang w:val="zh_TW" w:bidi="zh_TW"/>
+        </w:rPr>
+      </w:r>
+      <w:r>
+        <w:rPr>
+          <w:lang w:val="zh_TW" w:bidi="zh_TW"/>
+        </w:rPr>
+        <w:t>民宅建築高度發展，房屋多為兩層樓，包含許多房間（10到20間），有時還設有私人小禮拜堂。考古學家發現了小型黏土宗教雕像（</w:t>
+      </w:r>
+      <w:r>
+        <w:rPr>
+          <w:lang w:val="zh_TW" w:bidi="zh_TW"/>
+        </w:rPr>
+        <w:t>家中的神像〔</w:t>
+      </w:r>
+      <w:r>
+        <w:rPr>
+          <w:lang w:val="zh_TW" w:bidi="zh_TW"/>
+        </w:rPr>
+        <w:t>teraphim</w:t>
+      </w:r>
+      <w:r>
+        <w:rPr>
+          <w:lang w:val="zh_TW" w:bidi="zh_TW"/>
+        </w:rPr>
+        <w:t>〕</w:t>
+      </w:r>
+      <w:r>
+        <w:rPr>
+          <w:lang w:val="zh_TW" w:bidi="zh_TW"/>
+        </w:rPr>
+        <w:t>或家中的偶像）。許多由貴金屬和其它昂貴材料製成的藝術品已被挖掘出來，特別是在王室墓穴中。這些墓穴中還發現了陪葬者的遺骸，他們想必是在皇室成員下葬時被處死，以便在來世陪伴主人。</w:t>
       </w:r>
       <w:r>
         <w:rPr>
@@ -3289,6 +2869,12 @@
   </w:num>
   <w:num w:numId="13" w16cid:durableId="592781308">
     <w:abstractNumId w:val="11"/>
+  </w:num>
+  <w:num w:numId="14">
+    <w:abstractNumId w:val="3"/>
+    <w:lvlOverride w:ilvl="0">
+      <w:startOverride w:val="1"/>
+    </w:lvlOverride>
   </w:num>
   <w:numIdMacAtCleanup w:val="10"/>
 </w:numbering>

--- a/zht/docx/178.content.docx
+++ b/zht/docx/178.content.docx
@@ -149,7 +149,7 @@
         <w:rPr>
           <w:lang w:val="zh_TW" w:bidi="zh_TW"/>
         </w:rPr>
-        <w:t>wu</w:t>
+        <w:t>wan</w:t>
       </w:r>
       <w:r>
         <w:rPr>
@@ -212,35 +212,12 @@
         <w:rPr>
           <w:lang w:val="zh_TW" w:bidi="zh_TW"/>
         </w:rPr>
-        <w:t>烏薩（人物）</w:t>
-      </w:r>
-      <w:r>
-        <w:rPr>
-          <w:lang w:val="zh_TW" w:bidi="zh_TW"/>
-        </w:rPr>
-      </w:r>
-    </w:p>
-    <w:p>
-      <w:pPr>
-        <w:pStyle w:val="Heading2"/>
-      </w:pPr>
-      <w:r>
-        <w:rPr>
-          <w:lang w:val="zh_TW" w:bidi="zh_TW"/>
-        </w:rPr>
-        <w:t>烏</w:t>
-      </w:r>
-      <w:r>
-        <w:rPr>
-          <w:lang w:val="zh_TW" w:bidi="zh_TW"/>
-        </w:rPr>
-        <w:t>薩</w:t>
-      </w:r>
-      <w:r>
-        <w:rPr>
-          <w:lang w:val="zh_TW" w:bidi="zh_TW"/>
-        </w:rPr>
-        <w:t>（人物）</w:t>
+        <w:t>萬軍、天上的萬象</w:t>
+      </w:r>
+      <w:r>
+        <w:rPr>
+          <w:lang w:val="zh_TW" w:bidi="zh_TW"/>
+        </w:rPr>
       </w:r>
     </w:p>
     <w:p>
@@ -254,7 +231,19 @@
         <w:rPr>
           <w:lang w:val="zh_TW" w:bidi="zh_TW"/>
         </w:rPr>
-        <w:t>約坍的兒子，屬於閃族支系中希伯的後裔（</w:t>
+        <w:t>這個希伯來文詞語常見於舊約聖經。「萬軍」字面意思指「軍隊」和「天上的軍隊」。 「萬軍」基本上是個軍事術語，在舊約聖經中出現了將近五百次。它可以意味「</w:t>
+      </w:r>
+      <w:r>
+        <w:rPr>
+          <w:lang w:val="zh_TW" w:bidi="zh_TW"/>
+        </w:rPr>
+        <w:t>大軍</w:t>
+      </w:r>
+      <w:r>
+        <w:rPr>
+          <w:lang w:val="zh_TW" w:bidi="zh_TW"/>
+        </w:rPr>
+        <w:t>」（</w:t>
       </w:r>
       <w:hyperlink r:id="rId13">
         <w:r>
@@ -265,42 +254,14 @@
             <w:color w:val="0000EE"/>
             <w:u w:val="single"/>
           </w:rPr>
-          <w:t>創10:27</w:t>
+          <w:t>王下18:17</w:t>
         </w:r>
       </w:hyperlink>
       <w:r>
         <w:rPr>
           <w:lang w:val="zh_TW" w:bidi="zh_TW"/>
         </w:rPr>
-        <w:t>；</w:t>
-      </w:r>
-      <w:hyperlink r:id="rId14">
-        <w:r>
-          <w:rPr>
-            <w:lang w:val="zh_TW" w:bidi="zh_TW"/>
-          </w:rPr>
-          <w:rPr>
-            <w:color w:val="0000EE"/>
-            <w:u w:val="single"/>
-          </w:rPr>
-          <w:t>代上1:21</w:t>
-        </w:r>
-      </w:hyperlink>
-      <w:r>
-        <w:rPr>
-          <w:lang w:val="zh_TW" w:bidi="zh_TW"/>
-        </w:rPr>
-        <w:t>）。</w:t>
-      </w:r>
-      <w:r>
-        <w:rPr>
-          <w:lang w:val="zh_TW" w:bidi="zh_TW"/>
-        </w:rPr>
-      </w:r>
-      <w:r>
-        <w:rPr>
-          <w:lang w:val="zh_TW" w:bidi="zh_TW"/>
-        </w:rPr>
+        <w:t>），也可指「天使」、「天上的萬象」或整個受造界。</w:t>
       </w:r>
     </w:p>
     <w:p>
@@ -310,21 +271,353 @@
           <w:lang w:val="zh_TW" w:bidi="zh_TW"/>
         </w:rPr>
       </w:r>
-    </w:p>
-    <w:p>
-      <w:pPr>
-        <w:pStyle w:val="Heading2"/>
-      </w:pPr>
-      <w:r>
-        <w:rPr>
-          <w:lang w:val="zh_TW" w:bidi="zh_TW"/>
-        </w:rPr>
-        <w:t>烏斯（地點）</w:t>
-      </w:r>
-      <w:r>
-        <w:rPr>
-          <w:lang w:val="zh_TW" w:bidi="zh_TW"/>
-        </w:rPr>
+      <w:r>
+        <w:rPr>
+          <w:lang w:val="zh_TW" w:bidi="zh_TW"/>
+        </w:rPr>
+        <w:t>「天上的萬象」在聖經中有不同的用法。古代作者有時會象徵性地把太陽、月亮和星辰稱為「軍隊」（譯註：和合本譯為「天上的萬象」）（</w:t>
+      </w:r>
+      <w:hyperlink r:id="rId14">
+        <w:r>
+          <w:rPr>
+            <w:lang w:val="zh_TW" w:bidi="zh_TW"/>
+          </w:rPr>
+          <w:rPr>
+            <w:color w:val="0000EE"/>
+            <w:u w:val="single"/>
+          </w:rPr>
+          <w:t>申4:19</w:t>
+        </w:r>
+      </w:hyperlink>
+      <w:r>
+        <w:rPr>
+          <w:lang w:val="zh_TW" w:bidi="zh_TW"/>
+        </w:rPr>
+        <w:t>；</w:t>
+      </w:r>
+      <w:hyperlink r:id="rId15">
+        <w:r>
+          <w:rPr>
+            <w:lang w:val="zh_TW" w:bidi="zh_TW"/>
+          </w:rPr>
+          <w:rPr>
+            <w:color w:val="0000EE"/>
+            <w:u w:val="single"/>
+          </w:rPr>
+          <w:t>士5:20</w:t>
+        </w:r>
+      </w:hyperlink>
+      <w:r>
+        <w:rPr>
+          <w:lang w:val="zh_TW" w:bidi="zh_TW"/>
+        </w:rPr>
+        <w:t>）。在古代的占星術崇拜中，人們認為天體是由靈體賦予生命的，因此構成一支活的軍隊，掌管天上的命運。敬拜天上的萬象是最早的偶像崇拜形式之一，當時以色列人常常遠離上帝，陷入這種偶像崇拜當中（</w:t>
+      </w:r>
+      <w:hyperlink r:id="rId16">
+        <w:r>
+          <w:rPr>
+            <w:lang w:val="zh_TW" w:bidi="zh_TW"/>
+          </w:rPr>
+          <w:rPr>
+            <w:color w:val="0000EE"/>
+            <w:u w:val="single"/>
+          </w:rPr>
+          <w:t>耶19:13</w:t>
+        </w:r>
+      </w:hyperlink>
+      <w:r>
+        <w:rPr>
+          <w:lang w:val="zh_TW" w:bidi="zh_TW"/>
+        </w:rPr>
+        <w:t>；</w:t>
+      </w:r>
+      <w:hyperlink r:id="rId17">
+        <w:r>
+          <w:rPr>
+            <w:lang w:val="zh_TW" w:bidi="zh_TW"/>
+          </w:rPr>
+          <w:rPr>
+            <w:color w:val="0000EE"/>
+            <w:u w:val="single"/>
+          </w:rPr>
+          <w:t>徒7:42</w:t>
+        </w:r>
+      </w:hyperlink>
+      <w:r>
+        <w:rPr>
+          <w:lang w:val="zh_TW" w:bidi="zh_TW"/>
+        </w:rPr>
+        <w:t>）。雖然聖經明確警告以色列人不要信奉這些異教信仰（</w:t>
+      </w:r>
+      <w:hyperlink r:id="rId14">
+        <w:r>
+          <w:rPr>
+            <w:lang w:val="zh_TW" w:bidi="zh_TW"/>
+          </w:rPr>
+          <w:rPr>
+            <w:color w:val="0000EE"/>
+            <w:u w:val="single"/>
+          </w:rPr>
+          <w:t>申4:19</w:t>
+        </w:r>
+      </w:hyperlink>
+      <w:r>
+        <w:rPr>
+          <w:lang w:val="zh_TW" w:bidi="zh_TW"/>
+        </w:rPr>
+        <w:t>；</w:t>
+      </w:r>
+      <w:hyperlink r:id="rId18">
+        <w:r>
+          <w:rPr>
+            <w:lang w:val="zh_TW" w:bidi="zh_TW"/>
+          </w:rPr>
+          <w:rPr>
+            <w:color w:val="0000EE"/>
+            <w:u w:val="single"/>
+          </w:rPr>
+          <w:t>17:3</w:t>
+        </w:r>
+      </w:hyperlink>
+      <w:r>
+        <w:rPr>
+          <w:lang w:val="zh_TW" w:bidi="zh_TW"/>
+        </w:rPr>
+        <w:t>），他們卻仍舊敬拜天體，特別是在亞述和巴比倫時期（</w:t>
+      </w:r>
+      <w:hyperlink r:id="rId19">
+        <w:r>
+          <w:rPr>
+            <w:lang w:val="zh_TW" w:bidi="zh_TW"/>
+          </w:rPr>
+          <w:rPr>
+            <w:color w:val="0000EE"/>
+            <w:u w:val="single"/>
+          </w:rPr>
+          <w:t>王下17:16</w:t>
+        </w:r>
+      </w:hyperlink>
+      <w:r>
+        <w:rPr>
+          <w:lang w:val="zh_TW" w:bidi="zh_TW"/>
+        </w:rPr>
+        <w:t>，</w:t>
+      </w:r>
+      <w:hyperlink r:id="rId20">
+        <w:r>
+          <w:rPr>
+            <w:lang w:val="zh_TW" w:bidi="zh_TW"/>
+          </w:rPr>
+          <w:rPr>
+            <w:color w:val="0000EE"/>
+            <w:u w:val="single"/>
+          </w:rPr>
+          <w:t>21:3–5</w:t>
+        </w:r>
+      </w:hyperlink>
+      <w:r>
+        <w:rPr>
+          <w:lang w:val="zh_TW" w:bidi="zh_TW"/>
+        </w:rPr>
+        <w:t>；</w:t>
+      </w:r>
+      <w:hyperlink r:id="rId21">
+        <w:r>
+          <w:rPr>
+            <w:lang w:val="zh_TW" w:bidi="zh_TW"/>
+          </w:rPr>
+          <w:rPr>
+            <w:color w:val="0000EE"/>
+            <w:u w:val="single"/>
+          </w:rPr>
+          <w:t>代下33:3–5</w:t>
+        </w:r>
+      </w:hyperlink>
+      <w:r>
+        <w:rPr>
+          <w:lang w:val="zh_TW" w:bidi="zh_TW"/>
+        </w:rPr>
+        <w:t>；</w:t>
+      </w:r>
+      <w:hyperlink r:id="rId22">
+        <w:r>
+          <w:rPr>
+            <w:lang w:val="zh_TW" w:bidi="zh_TW"/>
+          </w:rPr>
+          <w:rPr>
+            <w:color w:val="0000EE"/>
+            <w:u w:val="single"/>
+          </w:rPr>
+          <w:t>耶8:2</w:t>
+        </w:r>
+      </w:hyperlink>
+      <w:r>
+        <w:rPr>
+          <w:lang w:val="zh_TW" w:bidi="zh_TW"/>
+        </w:rPr>
+        <w:t>；</w:t>
+      </w:r>
+      <w:hyperlink r:id="rId23">
+        <w:r>
+          <w:rPr>
+            <w:lang w:val="zh_TW" w:bidi="zh_TW"/>
+          </w:rPr>
+          <w:rPr>
+            <w:color w:val="0000EE"/>
+            <w:u w:val="single"/>
+          </w:rPr>
+          <w:t>番1:5</w:t>
+        </w:r>
+      </w:hyperlink>
+      <w:r>
+        <w:rPr>
+          <w:lang w:val="zh_TW" w:bidi="zh_TW"/>
+        </w:rPr>
+        <w:t>）。糾正這種異教崇拜的正確方式，就是承認耶和華是創天造地的主。祂是全能的主，按照自己的命令安設天體，並命定它們執行特別的功能（</w:t>
+      </w:r>
+      <w:hyperlink r:id="rId24">
+        <w:r>
+          <w:rPr>
+            <w:lang w:val="zh_TW" w:bidi="zh_TW"/>
+          </w:rPr>
+          <w:rPr>
+            <w:color w:val="0000EE"/>
+            <w:u w:val="single"/>
+          </w:rPr>
+          <w:t>創1:14–19</w:t>
+        </w:r>
+      </w:hyperlink>
+      <w:r>
+        <w:rPr>
+          <w:lang w:val="zh_TW" w:bidi="zh_TW"/>
+        </w:rPr>
+        <w:t>，</w:t>
+      </w:r>
+      <w:hyperlink r:id="rId25">
+        <w:r>
+          <w:rPr>
+            <w:lang w:val="zh_TW" w:bidi="zh_TW"/>
+          </w:rPr>
+          <w:rPr>
+            <w:color w:val="0000EE"/>
+            <w:u w:val="single"/>
+          </w:rPr>
+          <w:t>2:1</w:t>
+        </w:r>
+      </w:hyperlink>
+      <w:r>
+        <w:rPr>
+          <w:lang w:val="zh_TW" w:bidi="zh_TW"/>
+        </w:rPr>
+        <w:t>；</w:t>
+      </w:r>
+      <w:hyperlink r:id="rId26">
+        <w:r>
+          <w:rPr>
+            <w:lang w:val="zh_TW" w:bidi="zh_TW"/>
+          </w:rPr>
+          <w:rPr>
+            <w:color w:val="0000EE"/>
+            <w:u w:val="single"/>
+          </w:rPr>
+          <w:t>尼9:6</w:t>
+        </w:r>
+      </w:hyperlink>
+      <w:r>
+        <w:rPr>
+          <w:lang w:val="zh_TW" w:bidi="zh_TW"/>
+        </w:rPr>
+        <w:t>；</w:t>
+      </w:r>
+      <w:hyperlink r:id="rId27">
+        <w:r>
+          <w:rPr>
+            <w:lang w:val="zh_TW" w:bidi="zh_TW"/>
+          </w:rPr>
+          <w:rPr>
+            <w:color w:val="0000EE"/>
+            <w:u w:val="single"/>
+          </w:rPr>
+          <w:t>詩33:6</w:t>
+        </w:r>
+      </w:hyperlink>
+      <w:r>
+        <w:rPr>
+          <w:lang w:val="zh_TW" w:bidi="zh_TW"/>
+        </w:rPr>
+        <w:t>，</w:t>
+      </w:r>
+      <w:hyperlink r:id="rId28">
+        <w:r>
+          <w:rPr>
+            <w:lang w:val="zh_TW" w:bidi="zh_TW"/>
+          </w:rPr>
+          <w:rPr>
+            <w:color w:val="0000EE"/>
+            <w:u w:val="single"/>
+          </w:rPr>
+          <w:t>103:21</w:t>
+        </w:r>
+      </w:hyperlink>
+      <w:r>
+        <w:rPr>
+          <w:lang w:val="zh_TW" w:bidi="zh_TW"/>
+        </w:rPr>
+        <w:t>，</w:t>
+      </w:r>
+      <w:hyperlink r:id="rId29">
+        <w:r>
+          <w:rPr>
+            <w:lang w:val="zh_TW" w:bidi="zh_TW"/>
+          </w:rPr>
+          <w:rPr>
+            <w:color w:val="0000EE"/>
+            <w:u w:val="single"/>
+          </w:rPr>
+          <w:t>148:2</w:t>
+        </w:r>
+      </w:hyperlink>
+      <w:r>
+        <w:rPr>
+          <w:lang w:val="zh_TW" w:bidi="zh_TW"/>
+        </w:rPr>
+        <w:t>；</w:t>
+      </w:r>
+      <w:hyperlink r:id="rId30">
+        <w:r>
+          <w:rPr>
+            <w:lang w:val="zh_TW" w:bidi="zh_TW"/>
+          </w:rPr>
+          <w:rPr>
+            <w:color w:val="0000EE"/>
+            <w:u w:val="single"/>
+          </w:rPr>
+          <w:t>賽40:26</w:t>
+        </w:r>
+      </w:hyperlink>
+      <w:r>
+        <w:rPr>
+          <w:lang w:val="zh_TW" w:bidi="zh_TW"/>
+        </w:rPr>
+        <w:t>，</w:t>
+      </w:r>
+      <w:hyperlink r:id="rId31">
+        <w:r>
+          <w:rPr>
+            <w:lang w:val="zh_TW" w:bidi="zh_TW"/>
+          </w:rPr>
+          <w:rPr>
+            <w:color w:val="0000EE"/>
+            <w:u w:val="single"/>
+          </w:rPr>
+          <w:t>45:12</w:t>
+        </w:r>
+      </w:hyperlink>
+      <w:r>
+        <w:rPr>
+          <w:lang w:val="zh_TW" w:bidi="zh_TW"/>
+        </w:rPr>
+        <w:t>）。</w:t>
       </w:r>
     </w:p>
     <w:p>
@@ -338,9 +631,9 @@
         <w:rPr>
           <w:lang w:val="zh_TW" w:bidi="zh_TW"/>
         </w:rPr>
-        <w:t>烏斯是約伯的故鄉（</w:t>
-      </w:r>
-      <w:hyperlink r:id="rId15">
+        <w:t>神經常被稱為「萬軍之耶和華」，即天上軍隊的主宰（</w:t>
+      </w:r>
+      <w:hyperlink r:id="rId32">
         <w:r>
           <w:rPr>
             <w:lang w:val="zh_TW" w:bidi="zh_TW"/>
@@ -349,16 +642,16 @@
             <w:color w:val="0000EE"/>
             <w:u w:val="single"/>
           </w:rPr>
-          <w:t>伯1:1</w:t>
+          <w:t>耶5:14</w:t>
         </w:r>
       </w:hyperlink>
       <w:r>
         <w:rPr>
           <w:lang w:val="zh_TW" w:bidi="zh_TW"/>
         </w:rPr>
-        <w:t>）。這個地名與以東並列出現，並與西珥的何利人族譜中的烏斯有關（</w:t>
-      </w:r>
-      <w:hyperlink r:id="rId16">
+        <w:t>，</w:t>
+      </w:r>
+      <w:hyperlink r:id="rId33">
         <w:r>
           <w:rPr>
             <w:lang w:val="zh_TW" w:bidi="zh_TW"/>
@@ -367,16 +660,16 @@
             <w:color w:val="0000EE"/>
             <w:u w:val="single"/>
           </w:rPr>
-          <w:t>哀4:21</w:t>
+          <w:t>38:17</w:t>
         </w:r>
       </w:hyperlink>
       <w:r>
         <w:rPr>
           <w:lang w:val="zh_TW" w:bidi="zh_TW"/>
         </w:rPr>
-        <w:t>）。然而約伯記中並未明確地標示出烏斯地的具體位置，但書中提到「東方人」（Kedem）居住在那裡（</w:t>
-      </w:r>
-      <w:hyperlink r:id="rId17">
+        <w:t>，</w:t>
+      </w:r>
+      <w:hyperlink r:id="rId34">
         <w:r>
           <w:rPr>
             <w:lang w:val="zh_TW" w:bidi="zh_TW"/>
@@ -385,16 +678,16 @@
             <w:color w:val="0000EE"/>
             <w:u w:val="single"/>
           </w:rPr>
-          <w:t>伯1:3</w:t>
+          <w:t>44:7</w:t>
         </w:r>
       </w:hyperlink>
       <w:r>
         <w:rPr>
           <w:lang w:val="zh_TW" w:bidi="zh_TW"/>
         </w:rPr>
-        <w:t>）。經文還提到烏斯靠近曠野（</w:t>
-      </w:r>
-      <w:hyperlink r:id="rId18">
+        <w:t>；</w:t>
+      </w:r>
+      <w:hyperlink r:id="rId35">
         <w:r>
           <w:rPr>
             <w:lang w:val="zh_TW" w:bidi="zh_TW"/>
@@ -403,16 +696,16 @@
             <w:color w:val="0000EE"/>
             <w:u w:val="single"/>
           </w:rPr>
-          <w:t>15</w:t>
+          <w:t>何12:5</w:t>
         </w:r>
       </w:hyperlink>
       <w:r>
         <w:rPr>
           <w:lang w:val="zh_TW" w:bidi="zh_TW"/>
         </w:rPr>
-        <w:t>節），而且鄰近迦勒底人（</w:t>
-      </w:r>
-      <w:hyperlink r:id="rId19">
+        <w:t>）。天上的萬軍包括天使或使者，他們與耶和華在天上與地上的工作有關。神在天上有一個議會，由天使或「神的眾子」組成（</w:t>
+      </w:r>
+      <w:hyperlink r:id="rId36">
         <w:r>
           <w:rPr>
             <w:lang w:val="zh_TW" w:bidi="zh_TW"/>
@@ -421,14 +714,122 @@
             <w:color w:val="0000EE"/>
             <w:u w:val="single"/>
           </w:rPr>
-          <w:t>17</w:t>
+          <w:t>創1:26</w:t>
         </w:r>
       </w:hyperlink>
       <w:r>
         <w:rPr>
           <w:lang w:val="zh_TW" w:bidi="zh_TW"/>
         </w:rPr>
-        <w:t>節）。這顯示出其位於以色列地的東邊。</w:t>
+        <w:t>；</w:t>
+      </w:r>
+      <w:hyperlink r:id="rId37">
+        <w:r>
+          <w:rPr>
+            <w:lang w:val="zh_TW" w:bidi="zh_TW"/>
+          </w:rPr>
+          <w:rPr>
+            <w:color w:val="0000EE"/>
+            <w:u w:val="single"/>
+          </w:rPr>
+          <w:t>王上22:19</w:t>
+        </w:r>
+      </w:hyperlink>
+      <w:r>
+        <w:rPr>
+          <w:lang w:val="zh_TW" w:bidi="zh_TW"/>
+        </w:rPr>
+        <w:t>；</w:t>
+      </w:r>
+      <w:hyperlink r:id="rId38">
+        <w:r>
+          <w:rPr>
+            <w:lang w:val="zh_TW" w:bidi="zh_TW"/>
+          </w:rPr>
+          <w:rPr>
+            <w:color w:val="0000EE"/>
+            <w:u w:val="single"/>
+          </w:rPr>
+          <w:t>伯1:6</w:t>
+        </w:r>
+      </w:hyperlink>
+      <w:r>
+        <w:rPr>
+          <w:lang w:val="zh_TW" w:bidi="zh_TW"/>
+        </w:rPr>
+        <w:t>；</w:t>
+      </w:r>
+      <w:hyperlink r:id="rId39">
+        <w:r>
+          <w:rPr>
+            <w:lang w:val="zh_TW" w:bidi="zh_TW"/>
+          </w:rPr>
+          <w:rPr>
+            <w:color w:val="0000EE"/>
+            <w:u w:val="single"/>
+          </w:rPr>
+          <w:t>詩82</w:t>
+        </w:r>
+      </w:hyperlink>
+      <w:r>
+        <w:rPr>
+          <w:lang w:val="zh_TW" w:bidi="zh_TW"/>
+        </w:rPr>
+        <w:t>；</w:t>
+      </w:r>
+      <w:hyperlink r:id="rId40">
+        <w:r>
+          <w:rPr>
+            <w:lang w:val="zh_TW" w:bidi="zh_TW"/>
+          </w:rPr>
+          <w:rPr>
+            <w:color w:val="0000EE"/>
+            <w:u w:val="single"/>
+          </w:rPr>
+          <w:t>賽6章</w:t>
+        </w:r>
+      </w:hyperlink>
+      <w:r>
+        <w:rPr>
+          <w:lang w:val="zh_TW" w:bidi="zh_TW"/>
+        </w:rPr>
+        <w:t>）。使者從主的會議中接受派遣，以完成祂的目的（</w:t>
+      </w:r>
+      <w:hyperlink r:id="rId41">
+        <w:r>
+          <w:rPr>
+            <w:lang w:val="zh_TW" w:bidi="zh_TW"/>
+          </w:rPr>
+          <w:rPr>
+            <w:color w:val="0000EE"/>
+            <w:u w:val="single"/>
+          </w:rPr>
+          <w:t>創28:12–15</w:t>
+        </w:r>
+      </w:hyperlink>
+      <w:r>
+        <w:rPr>
+          <w:lang w:val="zh_TW" w:bidi="zh_TW"/>
+        </w:rPr>
+        <w:t>；</w:t>
+      </w:r>
+      <w:hyperlink r:id="rId42">
+        <w:r>
+          <w:rPr>
+            <w:lang w:val="zh_TW" w:bidi="zh_TW"/>
+          </w:rPr>
+          <w:rPr>
+            <w:color w:val="0000EE"/>
+            <w:u w:val="single"/>
+          </w:rPr>
+          <w:t>路2:13</w:t>
+        </w:r>
+      </w:hyperlink>
+      <w:r>
+        <w:rPr>
+          <w:lang w:val="zh_TW" w:bidi="zh_TW"/>
+        </w:rPr>
+        <w:t>）。</w:t>
       </w:r>
     </w:p>
     <w:p>
@@ -442,9 +843,9 @@
         <w:rPr>
           <w:lang w:val="zh_TW" w:bidi="zh_TW"/>
         </w:rPr>
-        <w:t>由於烏斯與以東有著上述聯繫，這有力地暗示了烏斯地是由何利人西珥的後裔所居住。在約伯記希臘文譯本末尾的一段經文進一步支持了這個觀點：「因為他住在以東與阿拉伯交界處的烏斯地。」除此之外，某些古代傳統認為約伯的故鄉位在巴珊。約瑟夫（Josephus）亦參照亞蘭族譜中的烏斯（</w:t>
-      </w:r>
-      <w:hyperlink r:id="rId20">
+        <w:t>雖然「萬軍」有時被理解為星辰或天使，但以色列各支派也被稱為「主的軍隊」。在</w:t>
+      </w:r>
+      <w:hyperlink r:id="rId43">
         <w:r>
           <w:rPr>
             <w:lang w:val="zh_TW" w:bidi="zh_TW"/>
@@ -453,58 +854,38 @@
             <w:color w:val="0000EE"/>
             <w:u w:val="single"/>
           </w:rPr>
-          <w:t>創10:23</w:t>
+          <w:t>但以理書八章10至11節</w:t>
         </w:r>
       </w:hyperlink>
       <w:r>
         <w:rPr>
           <w:lang w:val="zh_TW" w:bidi="zh_TW"/>
         </w:rPr>
-        <w:t>），指出約伯曾居住在特拉可尼和大馬士革（</w:t>
-      </w:r>
-      <w:r>
-        <w:rPr>
-          <w:i/>
-          <w:lang w:val="zh_TW" w:bidi="zh_TW"/>
-        </w:rPr>
-        <w:t>猶太古史記</w:t>
-      </w:r>
-      <w:r>
-        <w:rPr>
-          <w:i/>
-          <w:lang w:val="zh_TW" w:bidi="zh_TW"/>
-        </w:rPr>
-        <w:t>〔</w:t>
-      </w:r>
-      <w:r>
-        <w:rPr>
-          <w:i/>
-          <w:lang w:val="zh_TW" w:bidi="zh_TW"/>
-        </w:rPr>
-        <w:t>Antiquities</w:t>
-      </w:r>
-      <w:r>
-        <w:rPr>
-          <w:i/>
-          <w:lang w:val="zh_TW" w:bidi="zh_TW"/>
-        </w:rPr>
-        <w:t>〕</w:t>
-      </w:r>
-      <w:r>
-        <w:rPr>
-          <w:lang w:val="zh_TW" w:bidi="zh_TW"/>
-        </w:rPr>
-        <w:t>1.6.4）。</w:t>
-      </w:r>
-      <w:r>
-        <w:rPr>
-          <w:lang w:val="zh_TW" w:bidi="zh_TW"/>
-        </w:rPr>
-      </w:r>
-      <w:r>
-        <w:rPr>
-          <w:lang w:val="zh_TW" w:bidi="zh_TW"/>
-        </w:rPr>
+        <w:t>中，「</w:t>
+      </w:r>
+      <w:r>
+        <w:rPr>
+          <w:lang w:val="zh_TW" w:bidi="zh_TW"/>
+        </w:rPr>
+        <w:t>天象</w:t>
+      </w:r>
+      <w:r>
+        <w:rPr>
+          <w:lang w:val="zh_TW" w:bidi="zh_TW"/>
+        </w:rPr>
+        <w:t>」似乎是指以色列這個「聖民」的比喻性語言，而以色列的君王被稱為「</w:t>
+      </w:r>
+      <w:r>
+        <w:rPr>
+          <w:lang w:val="zh_TW" w:bidi="zh_TW"/>
+        </w:rPr>
+        <w:t>天象之君</w:t>
+      </w:r>
+      <w:r>
+        <w:rPr>
+          <w:lang w:val="zh_TW" w:bidi="zh_TW"/>
+        </w:rPr>
+        <w:t>」。</w:t>
       </w:r>
     </w:p>
     <w:p>
@@ -514,45 +895,37 @@
           <w:lang w:val="zh_TW" w:bidi="zh_TW"/>
         </w:rPr>
       </w:r>
-    </w:p>
-    <w:p>
-      <w:pPr>
-        <w:pStyle w:val="Heading2"/>
-      </w:pPr>
-      <w:r>
-        <w:rPr>
-          <w:lang w:val="zh_TW" w:bidi="zh_TW"/>
-        </w:rPr>
-        <w:t>烏斯（人物）</w:t>
-      </w:r>
-      <w:r>
-        <w:rPr>
-          <w:lang w:val="zh_TW" w:bidi="zh_TW"/>
-        </w:rPr>
-      </w:r>
-    </w:p>
-    <w:p>
-      <w:pPr>
-        <w:pStyle w:val="ListNumber"/>
-        <w:numPr>
-          <w:ilvl w:val="0"/>
-          <w:numId w:val="14"/>
-        </w:numPr>
-        <w:spacing w:line="240" w:lineRule="auto"/>
-        <w:ind w:left="720"/>
-      </w:pPr>
-      <w:r>
-        <w:rPr>
-          <w:lang w:val="zh_TW" w:bidi="zh_TW"/>
-        </w:rPr>
-      </w:r>
-      <w:r>
-        <w:rPr>
-          <w:lang w:val="zh_TW" w:bidi="zh_TW"/>
-        </w:rPr>
-        <w:t>亞蘭的長子，也是閃的後代（</w:t>
-      </w:r>
-      <w:hyperlink r:id="rId20">
+      <w:r>
+        <w:rPr>
+          <w:lang w:val="zh_TW" w:bidi="zh_TW"/>
+        </w:rPr>
+        <w:t>希臘文翻譯為「</w:t>
+      </w:r>
+      <w:r>
+        <w:rPr>
+          <w:lang w:val="zh_TW" w:bidi="zh_TW"/>
+        </w:rPr>
+        <w:t>天兵</w:t>
+      </w:r>
+      <w:r>
+        <w:rPr>
+          <w:lang w:val="zh_TW" w:bidi="zh_TW"/>
+        </w:rPr>
+        <w:t>」或「</w:t>
+      </w:r>
+      <w:r>
+        <w:rPr>
+          <w:lang w:val="zh_TW" w:bidi="zh_TW"/>
+        </w:rPr>
+        <w:t>天上的日月星辰</w:t>
+      </w:r>
+      <w:r>
+        <w:rPr>
+          <w:lang w:val="zh_TW" w:bidi="zh_TW"/>
+        </w:rPr>
+        <w:t>」的詞語，只在新約聖經出現過兩次（</w:t>
+      </w:r>
+      <w:hyperlink r:id="rId42">
         <w:r>
           <w:rPr>
             <w:lang w:val="zh_TW" w:bidi="zh_TW"/>
@@ -561,16 +934,16 @@
             <w:color w:val="0000EE"/>
             <w:u w:val="single"/>
           </w:rPr>
-          <w:t>創10:23</w:t>
+          <w:t>路2:13</w:t>
         </w:r>
       </w:hyperlink>
       <w:r>
         <w:rPr>
           <w:lang w:val="zh_TW" w:bidi="zh_TW"/>
         </w:rPr>
-        <w:t>）。在</w:t>
-      </w:r>
-      <w:hyperlink r:id="rId21">
+        <w:t>；</w:t>
+      </w:r>
+      <w:hyperlink r:id="rId17">
         <w:r>
           <w:rPr>
             <w:lang w:val="zh_TW" w:bidi="zh_TW"/>
@@ -579,46 +952,16 @@
             <w:color w:val="0000EE"/>
             <w:u w:val="single"/>
           </w:rPr>
-          <w:t>歷代志上一章17節</w:t>
+          <w:t>徒7:42</w:t>
         </w:r>
       </w:hyperlink>
       <w:r>
         <w:rPr>
           <w:lang w:val="zh_TW" w:bidi="zh_TW"/>
         </w:rPr>
-        <w:t>的平行經文中，</w:t>
-      </w:r>
-      <w:r>
-        <w:rPr>
-          <w:lang w:val="zh_TW" w:bidi="zh_TW"/>
-        </w:rPr>
-        <w:t>烏斯直接列為閃的後裔，而未提及亞蘭</w:t>
-      </w:r>
-      <w:r>
-        <w:rPr>
-          <w:lang w:val="zh_TW" w:bidi="zh_TW"/>
-        </w:rPr>
-        <w:t>。他或許是居住在敘利亞沙漠地區之亞蘭民族的祖先。</w:t>
-      </w:r>
-    </w:p>
-    <w:p>
-      <w:pPr>
-        <w:pStyle w:val="ListNumber"/>
-        <w:spacing w:line="240" w:lineRule="auto"/>
-        <w:ind w:left="720"/>
-      </w:pPr>
-      <w:r>
-        <w:rPr>
-          <w:lang w:val="zh_TW" w:bidi="zh_TW"/>
-        </w:rPr>
-      </w:r>
-      <w:r>
-        <w:rPr>
-          <w:lang w:val="zh_TW" w:bidi="zh_TW"/>
-        </w:rPr>
-        <w:t>亞伯拉罕的兄弟拿鶴與其妾密迦所生的長子（</w:t>
-      </w:r>
-      <w:hyperlink r:id="rId22">
+        <w:t>）。「萬軍之主」這稱號被保羅和雅各用來指耶和華（</w:t>
+      </w:r>
+      <w:hyperlink r:id="rId44">
         <w:r>
           <w:rPr>
             <w:lang w:val="zh_TW" w:bidi="zh_TW"/>
@@ -627,34 +970,16 @@
             <w:color w:val="0000EE"/>
             <w:u w:val="single"/>
           </w:rPr>
-          <w:t>創22:21</w:t>
+          <w:t>羅9:29</w:t>
         </w:r>
       </w:hyperlink>
       <w:r>
         <w:rPr>
           <w:lang w:val="zh_TW" w:bidi="zh_TW"/>
         </w:rPr>
-        <w:t>）。</w:t>
-      </w:r>
-    </w:p>
-    <w:p>
-      <w:pPr>
-        <w:pStyle w:val="ListNumber"/>
-        <w:spacing w:line="240" w:lineRule="auto"/>
-        <w:ind w:left="720"/>
-      </w:pPr>
-      <w:r>
-        <w:rPr>
-          <w:lang w:val="zh_TW" w:bidi="zh_TW"/>
-        </w:rPr>
-      </w:r>
-      <w:r>
-        <w:rPr>
-          <w:lang w:val="zh_TW" w:bidi="zh_TW"/>
-        </w:rPr>
-        <w:t>底珊的兒子，何利人西珥的子孫（</w:t>
-      </w:r>
-      <w:hyperlink r:id="rId23">
+        <w:t>；</w:t>
+      </w:r>
+      <w:hyperlink r:id="rId45">
         <w:r>
           <w:rPr>
             <w:lang w:val="zh_TW" w:bidi="zh_TW"/>
@@ -663,42 +988,14 @@
             <w:color w:val="0000EE"/>
             <w:u w:val="single"/>
           </w:rPr>
-          <w:t>創36:28</w:t>
+          <w:t>雅5:4</w:t>
         </w:r>
       </w:hyperlink>
       <w:r>
         <w:rPr>
           <w:lang w:val="zh_TW" w:bidi="zh_TW"/>
         </w:rPr>
-        <w:t>；</w:t>
-      </w:r>
-      <w:hyperlink r:id="rId24">
-        <w:r>
-          <w:rPr>
-            <w:lang w:val="zh_TW" w:bidi="zh_TW"/>
-          </w:rPr>
-          <w:rPr>
-            <w:color w:val="0000EE"/>
-            <w:u w:val="single"/>
-          </w:rPr>
-          <w:t>代上1:42</w:t>
-        </w:r>
-      </w:hyperlink>
-      <w:r>
-        <w:rPr>
-          <w:lang w:val="zh_TW" w:bidi="zh_TW"/>
-        </w:rPr>
-        <w:t>）。</w:t>
-      </w:r>
-      <w:r>
-        <w:rPr>
-          <w:lang w:val="zh_TW" w:bidi="zh_TW"/>
-        </w:rPr>
-      </w:r>
-      <w:r>
-        <w:rPr>
-          <w:lang w:val="zh_TW" w:bidi="zh_TW"/>
-        </w:rPr>
+        <w:t>）。這個術語表達了神在歷史中的主權、權能與威嚴，但究竟這些受祂指揮的「萬軍」具體是什麼，我們並不確定。</w:t>
       </w:r>
     </w:p>
     <w:p>
@@ -708,266 +1005,24 @@
           <w:lang w:val="zh_TW" w:bidi="zh_TW"/>
         </w:rPr>
       </w:r>
-    </w:p>
-    <w:p>
-      <w:pPr>
-        <w:pStyle w:val="Heading2"/>
-      </w:pPr>
-      <w:r>
-        <w:rPr>
-          <w:lang w:val="zh_TW" w:bidi="zh_TW"/>
-        </w:rPr>
-        <w:t>烏斯（Huz）</w:t>
-      </w:r>
-      <w:r>
-        <w:rPr>
-          <w:lang w:val="zh_TW" w:bidi="zh_TW"/>
-        </w:rPr>
-      </w:r>
-    </w:p>
-    <w:p>
-      <w:pPr/>
-      <w:r>
-        <w:rPr>
-          <w:lang w:val="zh_TW" w:bidi="zh_TW"/>
-        </w:rPr>
-      </w:r>
-      <w:r>
-        <w:rPr>
-          <w:lang w:val="zh_TW" w:bidi="zh_TW"/>
-        </w:rPr>
-        <w:t>在</w:t>
-      </w:r>
-      <w:hyperlink r:id="rId22">
-        <w:r>
-          <w:rPr>
-            <w:lang w:val="zh_TW" w:bidi="zh_TW"/>
-          </w:rPr>
-          <w:rPr>
-            <w:color w:val="0000EE"/>
-            <w:u w:val="single"/>
-          </w:rPr>
-          <w:t>創世記二十二章21節</w:t>
-        </w:r>
-      </w:hyperlink>
-      <w:r>
-        <w:rPr>
-          <w:lang w:val="zh_TW" w:bidi="zh_TW"/>
-        </w:rPr>
-        <w:t>中，有些英文譯本將「烏斯（Uz）」譯為「烏斯（Huz）」，指的是拿鶴的兒子烏斯。</w:t>
-      </w:r>
-    </w:p>
-    <w:p>
-      <w:pPr/>
-      <w:r>
-        <w:rPr>
-          <w:lang w:val="zh_TW" w:bidi="zh_TW"/>
-        </w:rPr>
-      </w:r>
       <w:r>
         <w:rPr>
           <w:i/>
           <w:lang w:val="zh_TW" w:bidi="zh_TW"/>
         </w:rPr>
-        <w:t xml:space="preserve">見 </w:t>
-      </w:r>
-      <w:r>
-        <w:rPr>
-          <w:lang w:val="zh_TW" w:bidi="zh_TW"/>
-        </w:rPr>
-        <w:t>烏斯（人物）#2</w:t>
+        <w:t>另見</w:t>
+      </w:r>
+      <w:r>
+        <w:rPr>
+          <w:lang w:val="zh_TW" w:bidi="zh_TW"/>
+        </w:rPr>
+        <w:t>萬軍之主</w:t>
       </w:r>
       <w:r>
         <w:rPr>
           <w:lang w:val="zh_TW" w:bidi="zh_TW"/>
         </w:rPr>
         <w:t>。</w:t>
-      </w:r>
-      <w:r>
-        <w:rPr>
-          <w:lang w:val="zh_TW" w:bidi="zh_TW"/>
-        </w:rPr>
-      </w:r>
-      <w:r>
-        <w:rPr>
-          <w:lang w:val="zh_TW" w:bidi="zh_TW"/>
-        </w:rPr>
-      </w:r>
-    </w:p>
-    <w:p>
-      <w:pPr/>
-      <w:r>
-        <w:rPr>
-          <w:lang w:val="zh_TW" w:bidi="zh_TW"/>
-        </w:rPr>
-      </w:r>
-    </w:p>
-    <w:p>
-      <w:pPr>
-        <w:pStyle w:val="Heading2"/>
-      </w:pPr>
-      <w:r>
-        <w:rPr>
-          <w:lang w:val="zh_TW" w:bidi="zh_TW"/>
-        </w:rPr>
-        <w:t>吾珥 (地方)</w:t>
-      </w:r>
-      <w:r>
-        <w:rPr>
-          <w:lang w:val="zh_TW" w:bidi="zh_TW"/>
-        </w:rPr>
-      </w:r>
-    </w:p>
-    <w:p>
-      <w:pPr/>
-      <w:r>
-        <w:rPr>
-          <w:lang w:val="zh_TW" w:bidi="zh_TW"/>
-        </w:rPr>
-      </w:r>
-      <w:r>
-        <w:rPr>
-          <w:lang w:val="zh_TW" w:bidi="zh_TW"/>
-        </w:rPr>
-        <w:t>這是他拉（亞伯拉罕之父）的故鄉，也是亞伯拉罕與撒拉的出生地。聖經中僅提及其名四次（</w:t>
-      </w:r>
-      <w:hyperlink r:id="rId25">
-        <w:r>
-          <w:rPr>
-            <w:lang w:val="zh_TW" w:bidi="zh_TW"/>
-          </w:rPr>
-          <w:rPr>
-            <w:color w:val="0000EE"/>
-            <w:u w:val="single"/>
-          </w:rPr>
-          <w:t>創11:28</w:t>
-        </w:r>
-      </w:hyperlink>
-      <w:r>
-        <w:rPr>
-          <w:lang w:val="zh_TW" w:bidi="zh_TW"/>
-        </w:rPr>
-        <w:t>、</w:t>
-      </w:r>
-      <w:hyperlink r:id="rId25">
-        <w:r>
-          <w:rPr>
-            <w:lang w:val="zh_TW" w:bidi="zh_TW"/>
-          </w:rPr>
-          <w:rPr>
-            <w:color w:val="0000EE"/>
-            <w:u w:val="single"/>
-          </w:rPr>
-          <w:t>31</w:t>
-        </w:r>
-      </w:hyperlink>
-      <w:r>
-        <w:rPr>
-          <w:lang w:val="zh_TW" w:bidi="zh_TW"/>
-        </w:rPr>
-        <w:t>，</w:t>
-      </w:r>
-      <w:hyperlink r:id="rId26">
-        <w:r>
-          <w:rPr>
-            <w:lang w:val="zh_TW" w:bidi="zh_TW"/>
-          </w:rPr>
-          <w:rPr>
-            <w:color w:val="0000EE"/>
-            <w:u w:val="single"/>
-          </w:rPr>
-          <w:t>15:7</w:t>
-        </w:r>
-      </w:hyperlink>
-      <w:r>
-        <w:rPr>
-          <w:lang w:val="zh_TW" w:bidi="zh_TW"/>
-        </w:rPr>
-        <w:t>，</w:t>
-      </w:r>
-      <w:hyperlink r:id="rId27">
-        <w:r>
-          <w:rPr>
-            <w:lang w:val="zh_TW" w:bidi="zh_TW"/>
-          </w:rPr>
-          <w:rPr>
-            <w:color w:val="0000EE"/>
-            <w:u w:val="single"/>
-          </w:rPr>
-          <w:t>尼9:7</w:t>
-        </w:r>
-      </w:hyperlink>
-      <w:r>
-        <w:rPr>
-          <w:lang w:val="zh_TW" w:bidi="zh_TW"/>
-        </w:rPr>
-        <w:t>），且始終以全稱「迦勒底的吾珥」出現。</w:t>
-      </w:r>
-    </w:p>
-    <w:p>
-      <w:pPr/>
-      <w:r>
-        <w:rPr>
-          <w:lang w:val="zh_TW" w:bidi="zh_TW"/>
-        </w:rPr>
-      </w:r>
-      <w:r>
-        <w:rPr>
-          <w:lang w:val="zh_TW" w:bidi="zh_TW"/>
-        </w:rPr>
-        <w:t>現代遺址被稱為穆卡亞廢丘（Tell el Muqayyar），意思為「石漆之丘」。考古調查結果證明，亞伯拉罕出身於一座文化深厚、高尚且強大的大城市。這城的景觀由金字塔型廟宇（ziggurat）或聖殿塔所主導，而城市的生活則由一個多神信仰的宗教所控制。主神是南納（Nannar）或稱辛（Sin）——即月亮神——其在哈蘭同樣受到膜拜。在此神的金字塔型廟宇附近有一座神廟，供奉其配偶——月亮女神寧伽爾（Ningal）。</w:t>
-      </w:r>
-    </w:p>
-    <w:p>
-      <w:pPr/>
-      <w:r>
-        <w:rPr>
-          <w:lang w:val="zh_TW" w:bidi="zh_TW"/>
-        </w:rPr>
-      </w:r>
-      <w:r>
-        <w:rPr>
-          <w:lang w:val="zh_TW" w:bidi="zh_TW"/>
-        </w:rPr>
-        <w:t>吾珥出土的大量泥版記載了這座城市的商業生活，其運作主要是圍繞著神廟及其收入展開的。這裡設有工廠，例如製造毛織品的織造場。有些泥板內容涉及宗教、歷史、法律和教育。學生接受楔形文字（cuneiform）的讀寫訓練，學習乘法和除法，有些人甚至能計算平方根和立方根。</w:t>
-      </w:r>
-    </w:p>
-    <w:p>
-      <w:pPr/>
-      <w:r>
-        <w:rPr>
-          <w:lang w:val="zh_TW" w:bidi="zh_TW"/>
-        </w:rPr>
-      </w:r>
-      <w:r>
-        <w:rPr>
-          <w:lang w:val="zh_TW" w:bidi="zh_TW"/>
-        </w:rPr>
-        <w:t>民宅建築高度發展，房屋多為兩層樓，包含許多房間（10到20間），有時還設有私人小禮拜堂。考古學家發現了小型黏土宗教雕像（</w:t>
-      </w:r>
-      <w:r>
-        <w:rPr>
-          <w:lang w:val="zh_TW" w:bidi="zh_TW"/>
-        </w:rPr>
-        <w:t>家中的神像〔</w:t>
-      </w:r>
-      <w:r>
-        <w:rPr>
-          <w:lang w:val="zh_TW" w:bidi="zh_TW"/>
-        </w:rPr>
-        <w:t>teraphim</w:t>
-      </w:r>
-      <w:r>
-        <w:rPr>
-          <w:lang w:val="zh_TW" w:bidi="zh_TW"/>
-        </w:rPr>
-        <w:t>〕</w:t>
-      </w:r>
-      <w:r>
-        <w:rPr>
-          <w:lang w:val="zh_TW" w:bidi="zh_TW"/>
-        </w:rPr>
-        <w:t>或家中的偶像）。許多由貴金屬和其它昂貴材料製成的藝術品已被挖掘出來，特別是在王室墓穴中。這些墓穴中還發現了陪葬者的遺骸，他們想必是在皇室成員下葬時被處死，以便在來世陪伴主人。</w:t>
       </w:r>
       <w:r>
         <w:rPr>
@@ -2869,12 +2924,6 @@
   </w:num>
   <w:num w:numId="13" w16cid:durableId="592781308">
     <w:abstractNumId w:val="11"/>
-  </w:num>
-  <w:num w:numId="14">
-    <w:abstractNumId w:val="3"/>
-    <w:lvlOverride w:ilvl="0">
-      <w:startOverride w:val="1"/>
-    </w:lvlOverride>
   </w:num>
   <w:numIdMacAtCleanup w:val="10"/>
 </w:numbering>

--- a/zht/docx/178.content.docx
+++ b/zht/docx/178.content.docx
@@ -149,7 +149,7 @@
         <w:rPr>
           <w:lang w:val="zh_TW" w:bidi="zh_TW"/>
         </w:rPr>
-        <w:t>wan</w:t>
+        <w:t>tui</w:t>
       </w:r>
       <w:r>
         <w:rPr>
@@ -212,7 +212,7 @@
         <w:rPr>
           <w:lang w:val="zh_TW" w:bidi="zh_TW"/>
         </w:rPr>
-        <w:t>萬軍、天上的萬象</w:t>
+        <w:t>推基古</w:t>
       </w:r>
       <w:r>
         <w:rPr>
@@ -231,19 +231,7 @@
         <w:rPr>
           <w:lang w:val="zh_TW" w:bidi="zh_TW"/>
         </w:rPr>
-        <w:t>這個希伯來文詞語常見於舊約聖經。「萬軍」字面意思指「軍隊」和「天上的軍隊」。 「萬軍」基本上是個軍事術語，在舊約聖經中出現了將近五百次。它可以意味「</w:t>
-      </w:r>
-      <w:r>
-        <w:rPr>
-          <w:lang w:val="zh_TW" w:bidi="zh_TW"/>
-        </w:rPr>
-        <w:t>大軍</w:t>
-      </w:r>
-      <w:r>
-        <w:rPr>
-          <w:lang w:val="zh_TW" w:bidi="zh_TW"/>
-        </w:rPr>
-        <w:t>」（</w:t>
+        <w:t>在保羅為耶路撒冷教會收集和送交奉獻的旅行中，隨行保羅的信徒之一（</w:t>
       </w:r>
       <w:hyperlink r:id="rId13">
         <w:r>
@@ -254,14 +242,14 @@
             <w:color w:val="0000EE"/>
             <w:u w:val="single"/>
           </w:rPr>
-          <w:t>王下18:17</w:t>
+          <w:t>徒20:4</w:t>
         </w:r>
       </w:hyperlink>
       <w:r>
         <w:rPr>
           <w:lang w:val="zh_TW" w:bidi="zh_TW"/>
         </w:rPr>
-        <w:t>），也可指「天使」、「天上的萬象」或整個受造界。</w:t>
+        <w:t>）。由於他經常與以弗所的特羅非摩一同被提及，推基古很可能也是以弗所人。</w:t>
       </w:r>
     </w:p>
     <w:p>
@@ -275,7 +263,7 @@
         <w:rPr>
           <w:lang w:val="zh_TW" w:bidi="zh_TW"/>
         </w:rPr>
-        <w:t>「天上的萬象」在聖經中有不同的用法。古代作者有時會象徵性地把太陽、月亮和星辰稱為「軍隊」（譯註：和合本譯為「天上的萬象」）（</w:t>
+        <w:t>推基古負責送達保羅寫給以弗所教會的書信（</w:t>
       </w:r>
       <w:hyperlink r:id="rId14">
         <w:r>
@@ -286,14 +274,14 @@
             <w:color w:val="0000EE"/>
             <w:u w:val="single"/>
           </w:rPr>
-          <w:t>申4:19</w:t>
+          <w:t>弗6:21</w:t>
         </w:r>
       </w:hyperlink>
       <w:r>
         <w:rPr>
           <w:lang w:val="zh_TW" w:bidi="zh_TW"/>
         </w:rPr>
-        <w:t>；</w:t>
+        <w:t>），以及保羅寫給腓利門和歌羅西教會的書信（</w:t>
       </w:r>
       <w:hyperlink r:id="rId15">
         <w:r>
@@ -304,14 +292,14 @@
             <w:color w:val="0000EE"/>
             <w:u w:val="single"/>
           </w:rPr>
-          <w:t>士5:20</w:t>
+          <w:t>西4:7</w:t>
         </w:r>
       </w:hyperlink>
       <w:r>
         <w:rPr>
           <w:lang w:val="zh_TW" w:bidi="zh_TW"/>
         </w:rPr>
-        <w:t>）。在古代的占星術崇拜中，人們認為天體是由靈體賦予生命的，因此構成一支活的軍隊，掌管天上的命運。敬拜天上的萬象是最早的偶像崇拜形式之一，當時以色列人常常遠離上帝，陷入這種偶像崇拜當中（</w:t>
+        <w:t>）。大多數人認為他也是隨同提多送達哥林多後書的兩位基督徒之一（另一位是特羅非摩）（</w:t>
       </w:r>
       <w:hyperlink r:id="rId16">
         <w:r>
@@ -322,295 +310,7 @@
             <w:color w:val="0000EE"/>
             <w:u w:val="single"/>
           </w:rPr>
-          <w:t>耶19:13</w:t>
-        </w:r>
-      </w:hyperlink>
-      <w:r>
-        <w:rPr>
-          <w:lang w:val="zh_TW" w:bidi="zh_TW"/>
-        </w:rPr>
-        <w:t>；</w:t>
-      </w:r>
-      <w:hyperlink r:id="rId17">
-        <w:r>
-          <w:rPr>
-            <w:lang w:val="zh_TW" w:bidi="zh_TW"/>
-          </w:rPr>
-          <w:rPr>
-            <w:color w:val="0000EE"/>
-            <w:u w:val="single"/>
-          </w:rPr>
-          <w:t>徒7:42</w:t>
-        </w:r>
-      </w:hyperlink>
-      <w:r>
-        <w:rPr>
-          <w:lang w:val="zh_TW" w:bidi="zh_TW"/>
-        </w:rPr>
-        <w:t>）。雖然聖經明確警告以色列人不要信奉這些異教信仰（</w:t>
-      </w:r>
-      <w:hyperlink r:id="rId14">
-        <w:r>
-          <w:rPr>
-            <w:lang w:val="zh_TW" w:bidi="zh_TW"/>
-          </w:rPr>
-          <w:rPr>
-            <w:color w:val="0000EE"/>
-            <w:u w:val="single"/>
-          </w:rPr>
-          <w:t>申4:19</w:t>
-        </w:r>
-      </w:hyperlink>
-      <w:r>
-        <w:rPr>
-          <w:lang w:val="zh_TW" w:bidi="zh_TW"/>
-        </w:rPr>
-        <w:t>；</w:t>
-      </w:r>
-      <w:hyperlink r:id="rId18">
-        <w:r>
-          <w:rPr>
-            <w:lang w:val="zh_TW" w:bidi="zh_TW"/>
-          </w:rPr>
-          <w:rPr>
-            <w:color w:val="0000EE"/>
-            <w:u w:val="single"/>
-          </w:rPr>
-          <w:t>17:3</w:t>
-        </w:r>
-      </w:hyperlink>
-      <w:r>
-        <w:rPr>
-          <w:lang w:val="zh_TW" w:bidi="zh_TW"/>
-        </w:rPr>
-        <w:t>），他們卻仍舊敬拜天體，特別是在亞述和巴比倫時期（</w:t>
-      </w:r>
-      <w:hyperlink r:id="rId19">
-        <w:r>
-          <w:rPr>
-            <w:lang w:val="zh_TW" w:bidi="zh_TW"/>
-          </w:rPr>
-          <w:rPr>
-            <w:color w:val="0000EE"/>
-            <w:u w:val="single"/>
-          </w:rPr>
-          <w:t>王下17:16</w:t>
-        </w:r>
-      </w:hyperlink>
-      <w:r>
-        <w:rPr>
-          <w:lang w:val="zh_TW" w:bidi="zh_TW"/>
-        </w:rPr>
-        <w:t>，</w:t>
-      </w:r>
-      <w:hyperlink r:id="rId20">
-        <w:r>
-          <w:rPr>
-            <w:lang w:val="zh_TW" w:bidi="zh_TW"/>
-          </w:rPr>
-          <w:rPr>
-            <w:color w:val="0000EE"/>
-            <w:u w:val="single"/>
-          </w:rPr>
-          <w:t>21:3–5</w:t>
-        </w:r>
-      </w:hyperlink>
-      <w:r>
-        <w:rPr>
-          <w:lang w:val="zh_TW" w:bidi="zh_TW"/>
-        </w:rPr>
-        <w:t>；</w:t>
-      </w:r>
-      <w:hyperlink r:id="rId21">
-        <w:r>
-          <w:rPr>
-            <w:lang w:val="zh_TW" w:bidi="zh_TW"/>
-          </w:rPr>
-          <w:rPr>
-            <w:color w:val="0000EE"/>
-            <w:u w:val="single"/>
-          </w:rPr>
-          <w:t>代下33:3–5</w:t>
-        </w:r>
-      </w:hyperlink>
-      <w:r>
-        <w:rPr>
-          <w:lang w:val="zh_TW" w:bidi="zh_TW"/>
-        </w:rPr>
-        <w:t>；</w:t>
-      </w:r>
-      <w:hyperlink r:id="rId22">
-        <w:r>
-          <w:rPr>
-            <w:lang w:val="zh_TW" w:bidi="zh_TW"/>
-          </w:rPr>
-          <w:rPr>
-            <w:color w:val="0000EE"/>
-            <w:u w:val="single"/>
-          </w:rPr>
-          <w:t>耶8:2</w:t>
-        </w:r>
-      </w:hyperlink>
-      <w:r>
-        <w:rPr>
-          <w:lang w:val="zh_TW" w:bidi="zh_TW"/>
-        </w:rPr>
-        <w:t>；</w:t>
-      </w:r>
-      <w:hyperlink r:id="rId23">
-        <w:r>
-          <w:rPr>
-            <w:lang w:val="zh_TW" w:bidi="zh_TW"/>
-          </w:rPr>
-          <w:rPr>
-            <w:color w:val="0000EE"/>
-            <w:u w:val="single"/>
-          </w:rPr>
-          <w:t>番1:5</w:t>
-        </w:r>
-      </w:hyperlink>
-      <w:r>
-        <w:rPr>
-          <w:lang w:val="zh_TW" w:bidi="zh_TW"/>
-        </w:rPr>
-        <w:t>）。糾正這種異教崇拜的正確方式，就是承認耶和華是創天造地的主。祂是全能的主，按照自己的命令安設天體，並命定它們執行特別的功能（</w:t>
-      </w:r>
-      <w:hyperlink r:id="rId24">
-        <w:r>
-          <w:rPr>
-            <w:lang w:val="zh_TW" w:bidi="zh_TW"/>
-          </w:rPr>
-          <w:rPr>
-            <w:color w:val="0000EE"/>
-            <w:u w:val="single"/>
-          </w:rPr>
-          <w:t>創1:14–19</w:t>
-        </w:r>
-      </w:hyperlink>
-      <w:r>
-        <w:rPr>
-          <w:lang w:val="zh_TW" w:bidi="zh_TW"/>
-        </w:rPr>
-        <w:t>，</w:t>
-      </w:r>
-      <w:hyperlink r:id="rId25">
-        <w:r>
-          <w:rPr>
-            <w:lang w:val="zh_TW" w:bidi="zh_TW"/>
-          </w:rPr>
-          <w:rPr>
-            <w:color w:val="0000EE"/>
-            <w:u w:val="single"/>
-          </w:rPr>
-          <w:t>2:1</w:t>
-        </w:r>
-      </w:hyperlink>
-      <w:r>
-        <w:rPr>
-          <w:lang w:val="zh_TW" w:bidi="zh_TW"/>
-        </w:rPr>
-        <w:t>；</w:t>
-      </w:r>
-      <w:hyperlink r:id="rId26">
-        <w:r>
-          <w:rPr>
-            <w:lang w:val="zh_TW" w:bidi="zh_TW"/>
-          </w:rPr>
-          <w:rPr>
-            <w:color w:val="0000EE"/>
-            <w:u w:val="single"/>
-          </w:rPr>
-          <w:t>尼9:6</w:t>
-        </w:r>
-      </w:hyperlink>
-      <w:r>
-        <w:rPr>
-          <w:lang w:val="zh_TW" w:bidi="zh_TW"/>
-        </w:rPr>
-        <w:t>；</w:t>
-      </w:r>
-      <w:hyperlink r:id="rId27">
-        <w:r>
-          <w:rPr>
-            <w:lang w:val="zh_TW" w:bidi="zh_TW"/>
-          </w:rPr>
-          <w:rPr>
-            <w:color w:val="0000EE"/>
-            <w:u w:val="single"/>
-          </w:rPr>
-          <w:t>詩33:6</w:t>
-        </w:r>
-      </w:hyperlink>
-      <w:r>
-        <w:rPr>
-          <w:lang w:val="zh_TW" w:bidi="zh_TW"/>
-        </w:rPr>
-        <w:t>，</w:t>
-      </w:r>
-      <w:hyperlink r:id="rId28">
-        <w:r>
-          <w:rPr>
-            <w:lang w:val="zh_TW" w:bidi="zh_TW"/>
-          </w:rPr>
-          <w:rPr>
-            <w:color w:val="0000EE"/>
-            <w:u w:val="single"/>
-          </w:rPr>
-          <w:t>103:21</w:t>
-        </w:r>
-      </w:hyperlink>
-      <w:r>
-        <w:rPr>
-          <w:lang w:val="zh_TW" w:bidi="zh_TW"/>
-        </w:rPr>
-        <w:t>，</w:t>
-      </w:r>
-      <w:hyperlink r:id="rId29">
-        <w:r>
-          <w:rPr>
-            <w:lang w:val="zh_TW" w:bidi="zh_TW"/>
-          </w:rPr>
-          <w:rPr>
-            <w:color w:val="0000EE"/>
-            <w:u w:val="single"/>
-          </w:rPr>
-          <w:t>148:2</w:t>
-        </w:r>
-      </w:hyperlink>
-      <w:r>
-        <w:rPr>
-          <w:lang w:val="zh_TW" w:bidi="zh_TW"/>
-        </w:rPr>
-        <w:t>；</w:t>
-      </w:r>
-      <w:hyperlink r:id="rId30">
-        <w:r>
-          <w:rPr>
-            <w:lang w:val="zh_TW" w:bidi="zh_TW"/>
-          </w:rPr>
-          <w:rPr>
-            <w:color w:val="0000EE"/>
-            <w:u w:val="single"/>
-          </w:rPr>
-          <w:t>賽40:26</w:t>
-        </w:r>
-      </w:hyperlink>
-      <w:r>
-        <w:rPr>
-          <w:lang w:val="zh_TW" w:bidi="zh_TW"/>
-        </w:rPr>
-        <w:t>，</w:t>
-      </w:r>
-      <w:hyperlink r:id="rId31">
-        <w:r>
-          <w:rPr>
-            <w:lang w:val="zh_TW" w:bidi="zh_TW"/>
-          </w:rPr>
-          <w:rPr>
-            <w:color w:val="0000EE"/>
-            <w:u w:val="single"/>
-          </w:rPr>
-          <w:t>45:12</w:t>
+          <w:t>林後8:16–24</w:t>
         </w:r>
       </w:hyperlink>
       <w:r>
@@ -631,317 +331,7 @@
         <w:rPr>
           <w:lang w:val="zh_TW" w:bidi="zh_TW"/>
         </w:rPr>
-        <w:t>神經常被稱為「萬軍之耶和華」，即天上軍隊的主宰（</w:t>
-      </w:r>
-      <w:hyperlink r:id="rId32">
-        <w:r>
-          <w:rPr>
-            <w:lang w:val="zh_TW" w:bidi="zh_TW"/>
-          </w:rPr>
-          <w:rPr>
-            <w:color w:val="0000EE"/>
-            <w:u w:val="single"/>
-          </w:rPr>
-          <w:t>耶5:14</w:t>
-        </w:r>
-      </w:hyperlink>
-      <w:r>
-        <w:rPr>
-          <w:lang w:val="zh_TW" w:bidi="zh_TW"/>
-        </w:rPr>
-        <w:t>，</w:t>
-      </w:r>
-      <w:hyperlink r:id="rId33">
-        <w:r>
-          <w:rPr>
-            <w:lang w:val="zh_TW" w:bidi="zh_TW"/>
-          </w:rPr>
-          <w:rPr>
-            <w:color w:val="0000EE"/>
-            <w:u w:val="single"/>
-          </w:rPr>
-          <w:t>38:17</w:t>
-        </w:r>
-      </w:hyperlink>
-      <w:r>
-        <w:rPr>
-          <w:lang w:val="zh_TW" w:bidi="zh_TW"/>
-        </w:rPr>
-        <w:t>，</w:t>
-      </w:r>
-      <w:hyperlink r:id="rId34">
-        <w:r>
-          <w:rPr>
-            <w:lang w:val="zh_TW" w:bidi="zh_TW"/>
-          </w:rPr>
-          <w:rPr>
-            <w:color w:val="0000EE"/>
-            <w:u w:val="single"/>
-          </w:rPr>
-          <w:t>44:7</w:t>
-        </w:r>
-      </w:hyperlink>
-      <w:r>
-        <w:rPr>
-          <w:lang w:val="zh_TW" w:bidi="zh_TW"/>
-        </w:rPr>
-        <w:t>；</w:t>
-      </w:r>
-      <w:hyperlink r:id="rId35">
-        <w:r>
-          <w:rPr>
-            <w:lang w:val="zh_TW" w:bidi="zh_TW"/>
-          </w:rPr>
-          <w:rPr>
-            <w:color w:val="0000EE"/>
-            <w:u w:val="single"/>
-          </w:rPr>
-          <w:t>何12:5</w:t>
-        </w:r>
-      </w:hyperlink>
-      <w:r>
-        <w:rPr>
-          <w:lang w:val="zh_TW" w:bidi="zh_TW"/>
-        </w:rPr>
-        <w:t>）。天上的萬軍包括天使或使者，他們與耶和華在天上與地上的工作有關。神在天上有一個議會，由天使或「神的眾子」組成（</w:t>
-      </w:r>
-      <w:hyperlink r:id="rId36">
-        <w:r>
-          <w:rPr>
-            <w:lang w:val="zh_TW" w:bidi="zh_TW"/>
-          </w:rPr>
-          <w:rPr>
-            <w:color w:val="0000EE"/>
-            <w:u w:val="single"/>
-          </w:rPr>
-          <w:t>創1:26</w:t>
-        </w:r>
-      </w:hyperlink>
-      <w:r>
-        <w:rPr>
-          <w:lang w:val="zh_TW" w:bidi="zh_TW"/>
-        </w:rPr>
-        <w:t>；</w:t>
-      </w:r>
-      <w:hyperlink r:id="rId37">
-        <w:r>
-          <w:rPr>
-            <w:lang w:val="zh_TW" w:bidi="zh_TW"/>
-          </w:rPr>
-          <w:rPr>
-            <w:color w:val="0000EE"/>
-            <w:u w:val="single"/>
-          </w:rPr>
-          <w:t>王上22:19</w:t>
-        </w:r>
-      </w:hyperlink>
-      <w:r>
-        <w:rPr>
-          <w:lang w:val="zh_TW" w:bidi="zh_TW"/>
-        </w:rPr>
-        <w:t>；</w:t>
-      </w:r>
-      <w:hyperlink r:id="rId38">
-        <w:r>
-          <w:rPr>
-            <w:lang w:val="zh_TW" w:bidi="zh_TW"/>
-          </w:rPr>
-          <w:rPr>
-            <w:color w:val="0000EE"/>
-            <w:u w:val="single"/>
-          </w:rPr>
-          <w:t>伯1:6</w:t>
-        </w:r>
-      </w:hyperlink>
-      <w:r>
-        <w:rPr>
-          <w:lang w:val="zh_TW" w:bidi="zh_TW"/>
-        </w:rPr>
-        <w:t>；</w:t>
-      </w:r>
-      <w:hyperlink r:id="rId39">
-        <w:r>
-          <w:rPr>
-            <w:lang w:val="zh_TW" w:bidi="zh_TW"/>
-          </w:rPr>
-          <w:rPr>
-            <w:color w:val="0000EE"/>
-            <w:u w:val="single"/>
-          </w:rPr>
-          <w:t>詩82</w:t>
-        </w:r>
-      </w:hyperlink>
-      <w:r>
-        <w:rPr>
-          <w:lang w:val="zh_TW" w:bidi="zh_TW"/>
-        </w:rPr>
-        <w:t>；</w:t>
-      </w:r>
-      <w:hyperlink r:id="rId40">
-        <w:r>
-          <w:rPr>
-            <w:lang w:val="zh_TW" w:bidi="zh_TW"/>
-          </w:rPr>
-          <w:rPr>
-            <w:color w:val="0000EE"/>
-            <w:u w:val="single"/>
-          </w:rPr>
-          <w:t>賽6章</w:t>
-        </w:r>
-      </w:hyperlink>
-      <w:r>
-        <w:rPr>
-          <w:lang w:val="zh_TW" w:bidi="zh_TW"/>
-        </w:rPr>
-        <w:t>）。使者從主的會議中接受派遣，以完成祂的目的（</w:t>
-      </w:r>
-      <w:hyperlink r:id="rId41">
-        <w:r>
-          <w:rPr>
-            <w:lang w:val="zh_TW" w:bidi="zh_TW"/>
-          </w:rPr>
-          <w:rPr>
-            <w:color w:val="0000EE"/>
-            <w:u w:val="single"/>
-          </w:rPr>
-          <w:t>創28:12–15</w:t>
-        </w:r>
-      </w:hyperlink>
-      <w:r>
-        <w:rPr>
-          <w:lang w:val="zh_TW" w:bidi="zh_TW"/>
-        </w:rPr>
-        <w:t>；</w:t>
-      </w:r>
-      <w:hyperlink r:id="rId42">
-        <w:r>
-          <w:rPr>
-            <w:lang w:val="zh_TW" w:bidi="zh_TW"/>
-          </w:rPr>
-          <w:rPr>
-            <w:color w:val="0000EE"/>
-            <w:u w:val="single"/>
-          </w:rPr>
-          <w:t>路2:13</w:t>
-        </w:r>
-      </w:hyperlink>
-      <w:r>
-        <w:rPr>
-          <w:lang w:val="zh_TW" w:bidi="zh_TW"/>
-        </w:rPr>
-        <w:t>）。</w:t>
-      </w:r>
-    </w:p>
-    <w:p>
-      <w:pPr/>
-      <w:r>
-        <w:rPr>
-          <w:lang w:val="zh_TW" w:bidi="zh_TW"/>
-        </w:rPr>
-      </w:r>
-      <w:r>
-        <w:rPr>
-          <w:lang w:val="zh_TW" w:bidi="zh_TW"/>
-        </w:rPr>
-        <w:t>雖然「萬軍」有時被理解為星辰或天使，但以色列各支派也被稱為「主的軍隊」。在</w:t>
-      </w:r>
-      <w:hyperlink r:id="rId43">
-        <w:r>
-          <w:rPr>
-            <w:lang w:val="zh_TW" w:bidi="zh_TW"/>
-          </w:rPr>
-          <w:rPr>
-            <w:color w:val="0000EE"/>
-            <w:u w:val="single"/>
-          </w:rPr>
-          <w:t>但以理書八章10至11節</w:t>
-        </w:r>
-      </w:hyperlink>
-      <w:r>
-        <w:rPr>
-          <w:lang w:val="zh_TW" w:bidi="zh_TW"/>
-        </w:rPr>
-        <w:t>中，「</w:t>
-      </w:r>
-      <w:r>
-        <w:rPr>
-          <w:lang w:val="zh_TW" w:bidi="zh_TW"/>
-        </w:rPr>
-        <w:t>天象</w:t>
-      </w:r>
-      <w:r>
-        <w:rPr>
-          <w:lang w:val="zh_TW" w:bidi="zh_TW"/>
-        </w:rPr>
-        <w:t>」似乎是指以色列這個「聖民」的比喻性語言，而以色列的君王被稱為「</w:t>
-      </w:r>
-      <w:r>
-        <w:rPr>
-          <w:lang w:val="zh_TW" w:bidi="zh_TW"/>
-        </w:rPr>
-        <w:t>天象之君</w:t>
-      </w:r>
-      <w:r>
-        <w:rPr>
-          <w:lang w:val="zh_TW" w:bidi="zh_TW"/>
-        </w:rPr>
-        <w:t>」。</w:t>
-      </w:r>
-    </w:p>
-    <w:p>
-      <w:pPr/>
-      <w:r>
-        <w:rPr>
-          <w:lang w:val="zh_TW" w:bidi="zh_TW"/>
-        </w:rPr>
-      </w:r>
-      <w:r>
-        <w:rPr>
-          <w:lang w:val="zh_TW" w:bidi="zh_TW"/>
-        </w:rPr>
-        <w:t>希臘文翻譯為「</w:t>
-      </w:r>
-      <w:r>
-        <w:rPr>
-          <w:lang w:val="zh_TW" w:bidi="zh_TW"/>
-        </w:rPr>
-        <w:t>天兵</w:t>
-      </w:r>
-      <w:r>
-        <w:rPr>
-          <w:lang w:val="zh_TW" w:bidi="zh_TW"/>
-        </w:rPr>
-        <w:t>」或「</w:t>
-      </w:r>
-      <w:r>
-        <w:rPr>
-          <w:lang w:val="zh_TW" w:bidi="zh_TW"/>
-        </w:rPr>
-        <w:t>天上的日月星辰</w:t>
-      </w:r>
-      <w:r>
-        <w:rPr>
-          <w:lang w:val="zh_TW" w:bidi="zh_TW"/>
-        </w:rPr>
-        <w:t>」的詞語，只在新約聖經出現過兩次（</w:t>
-      </w:r>
-      <w:hyperlink r:id="rId42">
-        <w:r>
-          <w:rPr>
-            <w:lang w:val="zh_TW" w:bidi="zh_TW"/>
-          </w:rPr>
-          <w:rPr>
-            <w:color w:val="0000EE"/>
-            <w:u w:val="single"/>
-          </w:rPr>
-          <w:t>路2:13</w:t>
-        </w:r>
-      </w:hyperlink>
-      <w:r>
-        <w:rPr>
-          <w:lang w:val="zh_TW" w:bidi="zh_TW"/>
-        </w:rPr>
-        <w:t>；</w:t>
+        <w:t>保羅在後來的書信中兩次提到推基古。第一次是保羅派他到克里特與提多在一起（</w:t>
       </w:r>
       <w:hyperlink r:id="rId17">
         <w:r>
@@ -952,16 +342,16 @@
             <w:color w:val="0000EE"/>
             <w:u w:val="single"/>
           </w:rPr>
-          <w:t>徒7:42</w:t>
+          <w:t>多3:12</w:t>
         </w:r>
       </w:hyperlink>
       <w:r>
         <w:rPr>
           <w:lang w:val="zh_TW" w:bidi="zh_TW"/>
         </w:rPr>
-        <w:t>）。「萬軍之主」這稱號被保羅和雅各用來指耶和華（</w:t>
+        <w:t>）。後來保羅告訴提摩太，他已經派推基古到以弗所（</w:t>
       </w:r>
-      <w:hyperlink r:id="rId44">
+      <w:hyperlink r:id="rId18">
         <w:r>
           <w:rPr>
             <w:lang w:val="zh_TW" w:bidi="zh_TW"/>
@@ -970,59 +360,14 @@
             <w:color w:val="0000EE"/>
             <w:u w:val="single"/>
           </w:rPr>
-          <w:t>羅9:29</w:t>
+          <w:t>提後4:12</w:t>
         </w:r>
       </w:hyperlink>
       <w:r>
         <w:rPr>
           <w:lang w:val="zh_TW" w:bidi="zh_TW"/>
         </w:rPr>
-        <w:t>；</w:t>
-      </w:r>
-      <w:hyperlink r:id="rId45">
-        <w:r>
-          <w:rPr>
-            <w:lang w:val="zh_TW" w:bidi="zh_TW"/>
-          </w:rPr>
-          <w:rPr>
-            <w:color w:val="0000EE"/>
-            <w:u w:val="single"/>
-          </w:rPr>
-          <w:t>雅5:4</w:t>
-        </w:r>
-      </w:hyperlink>
-      <w:r>
-        <w:rPr>
-          <w:lang w:val="zh_TW" w:bidi="zh_TW"/>
-        </w:rPr>
-        <w:t>）。這個術語表達了神在歷史中的主權、權能與威嚴，但究竟這些受祂指揮的「萬軍」具體是什麼，我們並不確定。</w:t>
-      </w:r>
-    </w:p>
-    <w:p>
-      <w:pPr/>
-      <w:r>
-        <w:rPr>
-          <w:lang w:val="zh_TW" w:bidi="zh_TW"/>
-        </w:rPr>
-      </w:r>
-      <w:r>
-        <w:rPr>
-          <w:i/>
-          <w:lang w:val="zh_TW" w:bidi="zh_TW"/>
-        </w:rPr>
-        <w:t>另見</w:t>
-      </w:r>
-      <w:r>
-        <w:rPr>
-          <w:lang w:val="zh_TW" w:bidi="zh_TW"/>
-        </w:rPr>
-        <w:t>萬軍之主</w:t>
-      </w:r>
-      <w:r>
-        <w:rPr>
-          <w:lang w:val="zh_TW" w:bidi="zh_TW"/>
-        </w:rPr>
-        <w:t>。</w:t>
+        <w:t>）。顯然，推基古和保羅是親密的朋友和同工，因為保羅經常稱推基古為「親愛的兄弟」。</w:t>
       </w:r>
       <w:r>
         <w:rPr>

--- a/zht/docx/178.content.docx
+++ b/zht/docx/178.content.docx
@@ -233,18 +233,12 @@
         </w:rPr>
         <w:t>在保羅為耶路撒冷教會收集和送交奉獻的旅行中，隨行保羅的信徒之一（</w:t>
       </w:r>
-      <w:hyperlink r:id="rId13">
-        <w:r>
-          <w:rPr>
-            <w:lang w:val="zh_TW" w:bidi="zh_TW"/>
-          </w:rPr>
-          <w:rPr>
-            <w:color w:val="0000EE"/>
-            <w:u w:val="single"/>
-          </w:rPr>
-          <w:t>徒20:4</w:t>
-        </w:r>
-      </w:hyperlink>
+      <w:r>
+        <w:rPr>
+          <w:lang w:val="zh_TW" w:bidi="zh_TW"/>
+        </w:rPr>
+        <w:t>徒20:4</w:t>
+      </w:r>
       <w:r>
         <w:rPr>
           <w:lang w:val="zh_TW" w:bidi="zh_TW"/>
@@ -265,54 +259,36 @@
         </w:rPr>
         <w:t>推基古負責送達保羅寫給以弗所教會的書信（</w:t>
       </w:r>
-      <w:hyperlink r:id="rId14">
-        <w:r>
-          <w:rPr>
-            <w:lang w:val="zh_TW" w:bidi="zh_TW"/>
-          </w:rPr>
-          <w:rPr>
-            <w:color w:val="0000EE"/>
-            <w:u w:val="single"/>
-          </w:rPr>
-          <w:t>弗6:21</w:t>
-        </w:r>
-      </w:hyperlink>
+      <w:r>
+        <w:rPr>
+          <w:lang w:val="zh_TW" w:bidi="zh_TW"/>
+        </w:rPr>
+        <w:t>弗6:21</w:t>
+      </w:r>
       <w:r>
         <w:rPr>
           <w:lang w:val="zh_TW" w:bidi="zh_TW"/>
         </w:rPr>
         <w:t>），以及保羅寫給腓利門和歌羅西教會的書信（</w:t>
       </w:r>
-      <w:hyperlink r:id="rId15">
-        <w:r>
-          <w:rPr>
-            <w:lang w:val="zh_TW" w:bidi="zh_TW"/>
-          </w:rPr>
-          <w:rPr>
-            <w:color w:val="0000EE"/>
-            <w:u w:val="single"/>
-          </w:rPr>
-          <w:t>西4:7</w:t>
-        </w:r>
-      </w:hyperlink>
+      <w:r>
+        <w:rPr>
+          <w:lang w:val="zh_TW" w:bidi="zh_TW"/>
+        </w:rPr>
+        <w:t>西4:7</w:t>
+      </w:r>
       <w:r>
         <w:rPr>
           <w:lang w:val="zh_TW" w:bidi="zh_TW"/>
         </w:rPr>
         <w:t>）。大多數人認為他也是隨同提多送達哥林多後書的兩位基督徒之一（另一位是特羅非摩）（</w:t>
       </w:r>
-      <w:hyperlink r:id="rId16">
-        <w:r>
-          <w:rPr>
-            <w:lang w:val="zh_TW" w:bidi="zh_TW"/>
-          </w:rPr>
-          <w:rPr>
-            <w:color w:val="0000EE"/>
-            <w:u w:val="single"/>
-          </w:rPr>
-          <w:t>林後8:16–24</w:t>
-        </w:r>
-      </w:hyperlink>
+      <w:r>
+        <w:rPr>
+          <w:lang w:val="zh_TW" w:bidi="zh_TW"/>
+        </w:rPr>
+        <w:t>林後8:16–24</w:t>
+      </w:r>
       <w:r>
         <w:rPr>
           <w:lang w:val="zh_TW" w:bidi="zh_TW"/>
@@ -333,36 +309,24 @@
         </w:rPr>
         <w:t>保羅在後來的書信中兩次提到推基古。第一次是保羅派他到克里特與提多在一起（</w:t>
       </w:r>
-      <w:hyperlink r:id="rId17">
-        <w:r>
-          <w:rPr>
-            <w:lang w:val="zh_TW" w:bidi="zh_TW"/>
-          </w:rPr>
-          <w:rPr>
-            <w:color w:val="0000EE"/>
-            <w:u w:val="single"/>
-          </w:rPr>
-          <w:t>多3:12</w:t>
-        </w:r>
-      </w:hyperlink>
+      <w:r>
+        <w:rPr>
+          <w:lang w:val="zh_TW" w:bidi="zh_TW"/>
+        </w:rPr>
+        <w:t>多3:12</w:t>
+      </w:r>
       <w:r>
         <w:rPr>
           <w:lang w:val="zh_TW" w:bidi="zh_TW"/>
         </w:rPr>
         <w:t>）。後來保羅告訴提摩太，他已經派推基古到以弗所（</w:t>
       </w:r>
-      <w:hyperlink r:id="rId18">
-        <w:r>
-          <w:rPr>
-            <w:lang w:val="zh_TW" w:bidi="zh_TW"/>
-          </w:rPr>
-          <w:rPr>
-            <w:color w:val="0000EE"/>
-            <w:u w:val="single"/>
-          </w:rPr>
-          <w:t>提後4:12</w:t>
-        </w:r>
-      </w:hyperlink>
+      <w:r>
+        <w:rPr>
+          <w:lang w:val="zh_TW" w:bidi="zh_TW"/>
+        </w:rPr>
+        <w:t>提後4:12</w:t>
+      </w:r>
       <w:r>
         <w:rPr>
           <w:lang w:val="zh_TW" w:bidi="zh_TW"/>
